--- a/spa/docx/022.content.docx
+++ b/spa/docx/022.content.docx
@@ -19,7 +19,7 @@
         <w:rPr>
           <w:lang w:val="es_ES" w:bidi="es_ES"/>
         </w:rPr>
-        <w:t>Resource: Tyndale Open Bible Dictionary</w:t>
+        <w:t>Resource: Aquifer Open Bible Dictionary</w:t>
       </w:r>
       <w:r>
         <w:rPr>
@@ -112,7 +112,7 @@
         <w:rPr>
           <w:lang w:val="es_ES" w:bidi="es_ES"/>
         </w:rPr>
-        <w:t>Tyndale Open Bible Dictionary</w:t>
+        <w:t>Aquifer Open Bible Dictionary</w:t>
       </w:r>
     </w:p>
     <w:p>

--- a/spa/docx/022.content.docx
+++ b/spa/docx/022.content.docx
@@ -233,18 +233,12 @@
         </w:rPr>
         <w:t>Discípulo de Agur, el sabio cuyas palabras están registradas en el libro de Proverbios (</w:t>
       </w:r>
-      <w:hyperlink r:id="rId13">
-        <w:r>
-          <w:rPr>
-            <w:lang w:val="es_ES" w:bidi="es_ES"/>
-          </w:rPr>
-          <w:rPr>
-            <w:color w:val="0000EE"/>
-            <w:u w:val="single"/>
-          </w:rPr>
-          <w:t>Pr 30:1</w:t>
-        </w:r>
-      </w:hyperlink>
+      <w:r>
+        <w:rPr>
+          <w:lang w:val="es_ES" w:bidi="es_ES"/>
+        </w:rPr>
+        <w:t>Pr 30:1</w:t>
+      </w:r>
       <w:r>
         <w:rPr>
           <w:lang w:val="es_ES" w:bidi="es_ES"/>
@@ -299,18 +293,12 @@
         </w:rPr>
         <w:t xml:space="preserve">Forma alternativa de la RVR 1909 de la ciudad aserita Helcat en </w:t>
       </w:r>
-      <w:hyperlink r:id="rId14">
-        <w:r>
-          <w:rPr>
-            <w:lang w:val="es_ES" w:bidi="es_ES"/>
-          </w:rPr>
-          <w:rPr>
-            <w:color w:val="0000EE"/>
-            <w:u w:val="single"/>
-          </w:rPr>
-          <w:t>1 Crónicas 6:75</w:t>
-        </w:r>
-      </w:hyperlink>
+      <w:r>
+        <w:rPr>
+          <w:lang w:val="es_ES" w:bidi="es_ES"/>
+        </w:rPr>
+        <w:t>1 Crónicas 6:75</w:t>
+      </w:r>
       <w:r>
         <w:rPr>
           <w:lang w:val="es_ES" w:bidi="es_ES"/>
@@ -390,18 +378,12 @@
         </w:rPr>
         <w:t>Uel era un sacerdote de la familia de Bani. Vivió en la época en que el pueblo judío había regresado del exilio en Babilonia. Esdras, un líder judío, le dijo a Uel y a otros que se divorciaran de sus esposas no judías porque estos matrimonios iban en contra de la ley de Dios (</w:t>
       </w:r>
-      <w:hyperlink r:id="rId15">
-        <w:r>
-          <w:rPr>
-            <w:lang w:val="es_ES" w:bidi="es_ES"/>
-          </w:rPr>
-          <w:rPr>
-            <w:color w:val="0000EE"/>
-            <w:u w:val="single"/>
-          </w:rPr>
-          <w:t>Esd 10:34</w:t>
-        </w:r>
-      </w:hyperlink>
+      <w:r>
+        <w:rPr>
+          <w:lang w:val="es_ES" w:bidi="es_ES"/>
+        </w:rPr>
+        <w:t>Esd 10:34</w:t>
+      </w:r>
       <w:r>
         <w:rPr>
           <w:lang w:val="es_ES" w:bidi="es_ES"/>
@@ -456,18 +438,12 @@
         </w:rPr>
         <w:t xml:space="preserve">Una palabra aramea traducida como "dividido" en </w:t>
       </w:r>
-      <w:hyperlink r:id="rId16">
-        <w:r>
-          <w:rPr>
-            <w:lang w:val="es_ES" w:bidi="es_ES"/>
-          </w:rPr>
-          <w:rPr>
-            <w:color w:val="0000EE"/>
-            <w:u w:val="single"/>
-          </w:rPr>
-          <w:t>Daniel 5:25</w:t>
-        </w:r>
-      </w:hyperlink>
+      <w:r>
+        <w:rPr>
+          <w:lang w:val="es_ES" w:bidi="es_ES"/>
+        </w:rPr>
+        <w:t>Daniel 5:25</w:t>
+      </w:r>
       <w:r>
         <w:rPr>
           <w:lang w:val="es_ES" w:bidi="es_ES"/>
@@ -547,36 +523,24 @@
         </w:rPr>
         <w:t>Una región bien conocida por su oro (</w:t>
       </w:r>
-      <w:hyperlink r:id="rId17">
-        <w:r>
-          <w:rPr>
-            <w:lang w:val="es_ES" w:bidi="es_ES"/>
-          </w:rPr>
-          <w:rPr>
-            <w:color w:val="0000EE"/>
-            <w:u w:val="single"/>
-          </w:rPr>
-          <w:t>Jr 10:9</w:t>
-        </w:r>
-      </w:hyperlink>
+      <w:r>
+        <w:rPr>
+          <w:lang w:val="es_ES" w:bidi="es_ES"/>
+        </w:rPr>
+        <w:t>Jr 10:9</w:t>
+      </w:r>
       <w:r>
         <w:rPr>
           <w:lang w:val="es_ES" w:bidi="es_ES"/>
         </w:rPr>
         <w:t xml:space="preserve">; </w:t>
       </w:r>
-      <w:hyperlink r:id="rId18">
-        <w:r>
-          <w:rPr>
-            <w:lang w:val="es_ES" w:bidi="es_ES"/>
-          </w:rPr>
-          <w:rPr>
-            <w:color w:val="0000EE"/>
-            <w:u w:val="single"/>
-          </w:rPr>
-          <w:t>Dn 10:5</w:t>
-        </w:r>
-      </w:hyperlink>
+      <w:r>
+        <w:rPr>
+          <w:lang w:val="es_ES" w:bidi="es_ES"/>
+        </w:rPr>
+        <w:t>Dn 10:5</w:t>
+      </w:r>
       <w:r>
         <w:rPr>
           <w:lang w:val="es_ES" w:bidi="es_ES"/>
@@ -706,36 +670,24 @@
         </w:rPr>
         <w:t>Finalmente, los textos ugaríticos pueden arrojar luz sobre algunas cuestiones históricas relacionadas con el Antiguo Testamento. Por ejemplo, cuando Ezequías estaba enfermo con un forúnculo, Isaías le instruyó tratarlo con una cataplasma de higos (</w:t>
       </w:r>
-      <w:hyperlink r:id="rId19">
-        <w:r>
-          <w:rPr>
-            <w:lang w:val="es_ES" w:bidi="es_ES"/>
-          </w:rPr>
-          <w:rPr>
-            <w:color w:val="0000EE"/>
-            <w:u w:val="single"/>
-          </w:rPr>
-          <w:t>2 Re 20:7</w:t>
-        </w:r>
-      </w:hyperlink>
+      <w:r>
+        <w:rPr>
+          <w:lang w:val="es_ES" w:bidi="es_ES"/>
+        </w:rPr>
+        <w:t>2 Re 20:7</w:t>
+      </w:r>
       <w:r>
         <w:rPr>
           <w:lang w:val="es_ES" w:bidi="es_ES"/>
         </w:rPr>
         <w:t xml:space="preserve">; </w:t>
       </w:r>
-      <w:hyperlink r:id="rId20">
-        <w:r>
-          <w:rPr>
-            <w:lang w:val="es_ES" w:bidi="es_ES"/>
-          </w:rPr>
-          <w:rPr>
-            <w:color w:val="0000EE"/>
-            <w:u w:val="single"/>
-          </w:rPr>
-          <w:t>Is 38:21</w:t>
-        </w:r>
-      </w:hyperlink>
+      <w:r>
+        <w:rPr>
+          <w:lang w:val="es_ES" w:bidi="es_ES"/>
+        </w:rPr>
+        <w:t>Is 38:21</w:t>
+      </w:r>
       <w:r>
         <w:rPr>
           <w:lang w:val="es_ES" w:bidi="es_ES"/>
@@ -823,18 +775,12 @@
         </w:rPr>
         <w:t>Una familia de la tribu de Aser (</w:t>
       </w:r>
-      <w:hyperlink r:id="rId21">
-        <w:r>
-          <w:rPr>
-            <w:lang w:val="es_ES" w:bidi="es_ES"/>
-          </w:rPr>
-          <w:rPr>
-            <w:color w:val="0000EE"/>
-            <w:u w:val="single"/>
-          </w:rPr>
-          <w:t>1 Cro 7:39</w:t>
-        </w:r>
-      </w:hyperlink>
+      <w:r>
+        <w:rPr>
+          <w:lang w:val="es_ES" w:bidi="es_ES"/>
+        </w:rPr>
+        <w:t>1 Cro 7:39</w:t>
+      </w:r>
       <w:r>
         <w:rPr>
           <w:lang w:val="es_ES" w:bidi="es_ES"/>
@@ -889,18 +835,12 @@
         </w:rPr>
         <w:t>Un río cerca de la capital persa, Susa, donde Daniel recibió una visión sobre los tiempos finales (</w:t>
       </w:r>
-      <w:hyperlink r:id="rId22">
-        <w:r>
-          <w:rPr>
-            <w:lang w:val="es_ES" w:bidi="es_ES"/>
-          </w:rPr>
-          <w:rPr>
-            <w:color w:val="0000EE"/>
-            <w:u w:val="single"/>
-          </w:rPr>
-          <w:t>Daniel 8:2–16</w:t>
-        </w:r>
-      </w:hyperlink>
+      <w:r>
+        <w:rPr>
+          <w:lang w:val="es_ES" w:bidi="es_ES"/>
+        </w:rPr>
+        <w:t>Daniel 8:2–16</w:t>
+      </w:r>
       <w:r>
         <w:rPr>
           <w:lang w:val="es_ES" w:bidi="es_ES"/>
@@ -963,18 +903,12 @@
         </w:rPr>
         <w:t>Un clan de la tribu de Manasés (</w:t>
       </w:r>
-      <w:hyperlink r:id="rId23">
-        <w:r>
-          <w:rPr>
-            <w:lang w:val="es_ES" w:bidi="es_ES"/>
-          </w:rPr>
-          <w:rPr>
-            <w:color w:val="0000EE"/>
-            <w:u w:val="single"/>
-          </w:rPr>
-          <w:t>1 Cro 7:16–17</w:t>
-        </w:r>
-      </w:hyperlink>
+      <w:r>
+        <w:rPr>
+          <w:lang w:val="es_ES" w:bidi="es_ES"/>
+        </w:rPr>
+        <w:t>1 Cro 7:16–17</w:t>
+      </w:r>
       <w:r>
         <w:rPr>
           <w:lang w:val="es_ES" w:bidi="es_ES"/>
@@ -999,18 +933,12 @@
         </w:rPr>
         <w:t>El primogénito de Esec y un guerrero poderoso en la tribu de Benjamín (</w:t>
       </w:r>
-      <w:hyperlink r:id="rId24">
-        <w:r>
-          <w:rPr>
-            <w:lang w:val="es_ES" w:bidi="es_ES"/>
-          </w:rPr>
-          <w:rPr>
-            <w:color w:val="0000EE"/>
-            <w:u w:val="single"/>
-          </w:rPr>
-          <w:t>1 Cro 8:39–40</w:t>
-        </w:r>
-      </w:hyperlink>
+      <w:r>
+        <w:rPr>
+          <w:lang w:val="es_ES" w:bidi="es_ES"/>
+        </w:rPr>
+        <w:t>1 Cro 8:39–40</w:t>
+      </w:r>
       <w:r>
         <w:rPr>
           <w:lang w:val="es_ES" w:bidi="es_ES"/>
@@ -1146,90 +1074,60 @@
         </w:rPr>
         <w:t xml:space="preserve">Es una expresión utilizada en la Biblia para describir el período final del mundo tal como lo conocemos. En el Antiguo Testamento, los últimos días se consideran el tiempo en que las promesas del Mesías se harán realidad (ver </w:t>
       </w:r>
-      <w:hyperlink r:id="rId25">
-        <w:r>
-          <w:rPr>
-            <w:lang w:val="es_ES" w:bidi="es_ES"/>
-          </w:rPr>
-          <w:rPr>
-            <w:color w:val="0000EE"/>
-            <w:u w:val="single"/>
-          </w:rPr>
-          <w:t>Isaías 2:2,</w:t>
-        </w:r>
-      </w:hyperlink>
+      <w:r>
+        <w:rPr>
+          <w:lang w:val="es_ES" w:bidi="es_ES"/>
+        </w:rPr>
+        <w:t>Isaías 2:2,</w:t>
+      </w:r>
       <w:r>
         <w:rPr>
           <w:lang w:val="es_ES" w:bidi="es_ES"/>
         </w:rPr>
         <w:t xml:space="preserve"> </w:t>
       </w:r>
-      <w:hyperlink r:id="rId26">
-        <w:r>
-          <w:rPr>
-            <w:lang w:val="es_ES" w:bidi="es_ES"/>
-          </w:rPr>
-          <w:rPr>
-            <w:color w:val="0000EE"/>
-            <w:u w:val="single"/>
-          </w:rPr>
-          <w:t>Miqueas 4:1</w:t>
-        </w:r>
-      </w:hyperlink>
+      <w:r>
+        <w:rPr>
+          <w:lang w:val="es_ES" w:bidi="es_ES"/>
+        </w:rPr>
+        <w:t>Miqueas 4:1</w:t>
+      </w:r>
       <w:r>
         <w:rPr>
           <w:lang w:val="es_ES" w:bidi="es_ES"/>
         </w:rPr>
         <w:t xml:space="preserve">). En el Nuevo Testamento, los escritores creen que ya están viviendo en los últimos días, los cuales ven como la era del evangelio. Por ejemplo, Pedro explica que los eventos del Día de Pentecostés cumplen la profecía de </w:t>
       </w:r>
-      <w:hyperlink r:id="rId27">
-        <w:r>
-          <w:rPr>
-            <w:lang w:val="es_ES" w:bidi="es_ES"/>
-          </w:rPr>
-          <w:rPr>
-            <w:color w:val="0000EE"/>
-            <w:u w:val="single"/>
-          </w:rPr>
-          <w:t>Joel 2:28</w:t>
-        </w:r>
-      </w:hyperlink>
+      <w:r>
+        <w:rPr>
+          <w:lang w:val="es_ES" w:bidi="es_ES"/>
+        </w:rPr>
+        <w:t>Joel 2:28</w:t>
+      </w:r>
       <w:r>
         <w:rPr>
           <w:lang w:val="es_ES" w:bidi="es_ES"/>
         </w:rPr>
         <w:t>: “Y será en los postreros días, dice Dios, Derramaré de mi Espíritu sobre toda carne, Y vuestros hijos y vuestras hijas profetizarán; Y vuestros mancebos verán visiones, Y vuestros viejos soñarán sueños: Y de cierto sobre mis siervos y sobre mis siervas en aquellos días derramaré de mi Espíritu, y profetizarán” (</w:t>
       </w:r>
-      <w:hyperlink r:id="rId28">
-        <w:r>
-          <w:rPr>
-            <w:lang w:val="es_ES" w:bidi="es_ES"/>
-          </w:rPr>
-          <w:rPr>
-            <w:color w:val="0000EE"/>
-            <w:u w:val="single"/>
-          </w:rPr>
-          <w:t>Hechos 2:17–18</w:t>
-        </w:r>
-      </w:hyperlink>
+      <w:r>
+        <w:rPr>
+          <w:lang w:val="es_ES" w:bidi="es_ES"/>
+        </w:rPr>
+        <w:t>Hechos 2:17–18</w:t>
+      </w:r>
       <w:r>
         <w:rPr>
           <w:lang w:val="es_ES" w:bidi="es_ES"/>
         </w:rPr>
         <w:t>). El escritor de la carta a los Hebreos dice: “Dios, habiendo hablado muchas veces y en muchas maneras en otro tiempo á los padres por los profetas, en estos postreros días nos ha hablado por el Hijo” (</w:t>
       </w:r>
-      <w:hyperlink r:id="rId29">
-        <w:r>
-          <w:rPr>
-            <w:lang w:val="es_ES" w:bidi="es_ES"/>
-          </w:rPr>
-          <w:rPr>
-            <w:color w:val="0000EE"/>
-            <w:u w:val="single"/>
-          </w:rPr>
-          <w:t>Hebreos 1:1–2</w:t>
-        </w:r>
-      </w:hyperlink>
+      <w:r>
+        <w:rPr>
+          <w:lang w:val="es_ES" w:bidi="es_ES"/>
+        </w:rPr>
+        <w:t>Hebreos 1:1–2</w:t>
+      </w:r>
       <w:r>
         <w:rPr>
           <w:lang w:val="es_ES" w:bidi="es_ES"/>
@@ -1276,54 +1174,36 @@
         </w:rPr>
         <w:t>” (</w:t>
       </w:r>
-      <w:hyperlink r:id="rId30">
-        <w:r>
-          <w:rPr>
-            <w:lang w:val="es_ES" w:bidi="es_ES"/>
-          </w:rPr>
-          <w:rPr>
-            <w:color w:val="0000EE"/>
-            <w:u w:val="single"/>
-          </w:rPr>
-          <w:t>1 Juan 2:18</w:t>
-        </w:r>
-      </w:hyperlink>
+      <w:r>
+        <w:rPr>
+          <w:lang w:val="es_ES" w:bidi="es_ES"/>
+        </w:rPr>
+        <w:t>1 Juan 2:18</w:t>
+      </w:r>
       <w:r>
         <w:rPr>
           <w:lang w:val="es_ES" w:bidi="es_ES"/>
         </w:rPr>
         <w:t>). El fin de estos últimos días siempre está cerca y ciertamente llegará un día. Por eso Cristo nos insta a estar vigilantes. No sabemos el día ni la hora de su glorioso regreso. Esto pondrá fin a los últimos días. (</w:t>
       </w:r>
-      <w:hyperlink r:id="rId31">
-        <w:r>
-          <w:rPr>
-            <w:lang w:val="es_ES" w:bidi="es_ES"/>
-          </w:rPr>
-          <w:rPr>
-            <w:color w:val="0000EE"/>
-            <w:u w:val="single"/>
-          </w:rPr>
-          <w:t>Mateo 24:44,</w:t>
-        </w:r>
-      </w:hyperlink>
+      <w:r>
+        <w:rPr>
+          <w:lang w:val="es_ES" w:bidi="es_ES"/>
+        </w:rPr>
+        <w:t>Mateo 24:44,</w:t>
+      </w:r>
       <w:r>
         <w:rPr>
           <w:lang w:val="es_ES" w:bidi="es_ES"/>
         </w:rPr>
         <w:t xml:space="preserve"> </w:t>
       </w:r>
-      <w:hyperlink r:id="rId32">
-        <w:r>
-          <w:rPr>
-            <w:lang w:val="es_ES" w:bidi="es_ES"/>
-          </w:rPr>
-          <w:rPr>
-            <w:color w:val="0000EE"/>
-            <w:u w:val="single"/>
-          </w:rPr>
-          <w:t>25:13</w:t>
-        </w:r>
-      </w:hyperlink>
+      <w:r>
+        <w:rPr>
+          <w:lang w:val="es_ES" w:bidi="es_ES"/>
+        </w:rPr>
+        <w:t>25:13</w:t>
+      </w:r>
       <w:r>
         <w:rPr>
           <w:lang w:val="es_ES" w:bidi="es_ES"/>
@@ -1344,180 +1224,120 @@
         </w:rPr>
         <w:t xml:space="preserve">Esta idea naturalmente lleva a la enseñanza de que los últimos días culminarán en “el Día”. Los últimos días concluirán con el último día. El uso de "día" en singular en el Nuevo Testamento se corresponde con el concepto del "Día del Señor" en el Antiguo Testamento. Es un día aterrador de juicio para los impenitentes, pero promete salvación para el pueblo de Dios (ver, por ejemplo, </w:t>
       </w:r>
-      <w:hyperlink r:id="rId33">
-        <w:r>
-          <w:rPr>
-            <w:lang w:val="es_ES" w:bidi="es_ES"/>
-          </w:rPr>
-          <w:rPr>
-            <w:color w:val="0000EE"/>
-            <w:u w:val="single"/>
-          </w:rPr>
-          <w:t>Isaías 2:12–22,</w:t>
-        </w:r>
-      </w:hyperlink>
+      <w:r>
+        <w:rPr>
+          <w:lang w:val="es_ES" w:bidi="es_ES"/>
+        </w:rPr>
+        <w:t>Isaías 2:12–22,</w:t>
+      </w:r>
       <w:r>
         <w:rPr>
           <w:lang w:val="es_ES" w:bidi="es_ES"/>
         </w:rPr>
         <w:t xml:space="preserve"> </w:t>
       </w:r>
-      <w:hyperlink r:id="rId34">
-        <w:r>
-          <w:rPr>
-            <w:lang w:val="es_ES" w:bidi="es_ES"/>
-          </w:rPr>
-          <w:rPr>
-            <w:color w:val="0000EE"/>
-            <w:u w:val="single"/>
-          </w:rPr>
-          <w:t>Ezequiel 13:5,</w:t>
-        </w:r>
-      </w:hyperlink>
+      <w:r>
+        <w:rPr>
+          <w:lang w:val="es_ES" w:bidi="es_ES"/>
+        </w:rPr>
+        <w:t>Ezequiel 13:5,</w:t>
+      </w:r>
       <w:r>
         <w:rPr>
           <w:lang w:val="es_ES" w:bidi="es_ES"/>
         </w:rPr>
         <w:t xml:space="preserve"> </w:t>
       </w:r>
-      <w:hyperlink r:id="rId35">
-        <w:r>
-          <w:rPr>
-            <w:lang w:val="es_ES" w:bidi="es_ES"/>
-          </w:rPr>
-          <w:rPr>
-            <w:color w:val="0000EE"/>
-            <w:u w:val="single"/>
-          </w:rPr>
-          <w:t>Joel 1:15,</w:t>
-        </w:r>
-      </w:hyperlink>
+      <w:r>
+        <w:rPr>
+          <w:lang w:val="es_ES" w:bidi="es_ES"/>
+        </w:rPr>
+        <w:t>Joel 1:15,</w:t>
+      </w:r>
       <w:r>
         <w:rPr>
           <w:lang w:val="es_ES" w:bidi="es_ES"/>
         </w:rPr>
         <w:t xml:space="preserve"> </w:t>
       </w:r>
-      <w:hyperlink r:id="rId36">
-        <w:r>
-          <w:rPr>
-            <w:lang w:val="es_ES" w:bidi="es_ES"/>
-          </w:rPr>
-          <w:rPr>
-            <w:color w:val="0000EE"/>
-            <w:u w:val="single"/>
-          </w:rPr>
-          <w:t>2:1,11</w:t>
-        </w:r>
-      </w:hyperlink>
+      <w:r>
+        <w:rPr>
+          <w:lang w:val="es_ES" w:bidi="es_ES"/>
+        </w:rPr>
+        <w:t>2:1,11</w:t>
+      </w:r>
       <w:r>
         <w:rPr>
           <w:lang w:val="es_ES" w:bidi="es_ES"/>
         </w:rPr>
         <w:t xml:space="preserve">; </w:t>
       </w:r>
-      <w:hyperlink r:id="rId37">
-        <w:r>
-          <w:rPr>
-            <w:lang w:val="es_ES" w:bidi="es_ES"/>
-          </w:rPr>
-          <w:rPr>
-            <w:color w:val="0000EE"/>
-            <w:u w:val="single"/>
-          </w:rPr>
-          <w:t>Amós 5:18–24</w:t>
-        </w:r>
-      </w:hyperlink>
+      <w:r>
+        <w:rPr>
+          <w:lang w:val="es_ES" w:bidi="es_ES"/>
+        </w:rPr>
+        <w:t>Amós 5:18–24</w:t>
+      </w:r>
       <w:r>
         <w:rPr>
           <w:lang w:val="es_ES" w:bidi="es_ES"/>
         </w:rPr>
         <w:t xml:space="preserve">; </w:t>
       </w:r>
-      <w:hyperlink r:id="rId38">
-        <w:r>
-          <w:rPr>
-            <w:lang w:val="es_ES" w:bidi="es_ES"/>
-          </w:rPr>
-          <w:rPr>
-            <w:color w:val="0000EE"/>
-            <w:u w:val="single"/>
-          </w:rPr>
-          <w:t>Sofonías 1:7,14</w:t>
-        </w:r>
-      </w:hyperlink>
+      <w:r>
+        <w:rPr>
+          <w:lang w:val="es_ES" w:bidi="es_ES"/>
+        </w:rPr>
+        <w:t>Sofonías 1:7,14</w:t>
+      </w:r>
       <w:r>
         <w:rPr>
           <w:lang w:val="es_ES" w:bidi="es_ES"/>
         </w:rPr>
         <w:t>). El clímax de estos últimos días, y por lo tanto de toda la historia, será “el día del Señor”, que llegará al mundo de repente (</w:t>
       </w:r>
-      <w:hyperlink r:id="rId39">
-        <w:r>
-          <w:rPr>
-            <w:lang w:val="es_ES" w:bidi="es_ES"/>
-          </w:rPr>
-          <w:rPr>
-            <w:color w:val="0000EE"/>
-            <w:u w:val="single"/>
-          </w:rPr>
-          <w:t>1 Tesalonicenses 5:2</w:t>
-        </w:r>
-      </w:hyperlink>
+      <w:r>
+        <w:rPr>
+          <w:lang w:val="es_ES" w:bidi="es_ES"/>
+        </w:rPr>
+        <w:t>1 Tesalonicenses 5:2</w:t>
+      </w:r>
       <w:r>
         <w:rPr>
           <w:lang w:val="es_ES" w:bidi="es_ES"/>
         </w:rPr>
         <w:t>). Este día final será el día del juicio definitivo para aquellos que han rechazado el evangelio. También será el día en que nuestro mundo caído será purificado y el orden creado será restaurado. En el nuevo cielo y la nueva tierra, todos los propósitos de Dios en la creación se cumplirán. Cuando nuestra redención esté completa, seremos como nuestro Redentor. Entonces, disfrutaremos de su gloria eterna (</w:t>
       </w:r>
-      <w:hyperlink r:id="rId40">
-        <w:r>
-          <w:rPr>
-            <w:lang w:val="es_ES" w:bidi="es_ES"/>
-          </w:rPr>
-          <w:rPr>
-            <w:color w:val="0000EE"/>
-            <w:u w:val="single"/>
-          </w:rPr>
-          <w:t>Romanos 8:19–25,</w:t>
-        </w:r>
-      </w:hyperlink>
+      <w:r>
+        <w:rPr>
+          <w:lang w:val="es_ES" w:bidi="es_ES"/>
+        </w:rPr>
+        <w:t>Romanos 8:19–25,</w:t>
+      </w:r>
       <w:r>
         <w:rPr>
           <w:lang w:val="es_ES" w:bidi="es_ES"/>
         </w:rPr>
         <w:t xml:space="preserve"> </w:t>
       </w:r>
-      <w:hyperlink r:id="rId41">
-        <w:r>
-          <w:rPr>
-            <w:lang w:val="es_ES" w:bidi="es_ES"/>
-          </w:rPr>
-          <w:rPr>
-            <w:color w:val="0000EE"/>
-            <w:u w:val="single"/>
-          </w:rPr>
-          <w:t>1 Juan 3:2,</w:t>
-        </w:r>
-      </w:hyperlink>
+      <w:r>
+        <w:rPr>
+          <w:lang w:val="es_ES" w:bidi="es_ES"/>
+        </w:rPr>
+        <w:t>1 Juan 3:2,</w:t>
+      </w:r>
       <w:r>
         <w:rPr>
           <w:lang w:val="es_ES" w:bidi="es_ES"/>
         </w:rPr>
         <w:t xml:space="preserve"> </w:t>
       </w:r>
-      <w:hyperlink r:id="rId42">
-        <w:r>
-          <w:rPr>
-            <w:lang w:val="es_ES" w:bidi="es_ES"/>
-          </w:rPr>
-          <w:rPr>
-            <w:color w:val="0000EE"/>
-            <w:u w:val="single"/>
-          </w:rPr>
-          <w:t>Apocalipsis 21:1–8</w:t>
-        </w:r>
-      </w:hyperlink>
+      <w:r>
+        <w:rPr>
+          <w:lang w:val="es_ES" w:bidi="es_ES"/>
+        </w:rPr>
+        <w:t>Apocalipsis 21:1–8</w:t>
+      </w:r>
       <w:r>
         <w:rPr>
           <w:lang w:val="es_ES" w:bidi="es_ES"/>
@@ -1538,36 +1358,24 @@
         </w:rPr>
         <w:t xml:space="preserve">El apóstol Pablo recuerda a los cristianos que en el último día, "el Día", sus vidas serán reveladas. Lo que han hecho será conocido. Esto no afecta la seguridad de su salvación en Cristo. En cambio, determina si lo encontrarán con confianza o con vergüenza en su venida (ver </w:t>
       </w:r>
-      <w:hyperlink r:id="rId43">
-        <w:r>
-          <w:rPr>
-            <w:lang w:val="es_ES" w:bidi="es_ES"/>
-          </w:rPr>
-          <w:rPr>
-            <w:color w:val="0000EE"/>
-            <w:u w:val="single"/>
-          </w:rPr>
-          <w:t>1 Juan 2:28</w:t>
-        </w:r>
-      </w:hyperlink>
+      <w:r>
+        <w:rPr>
+          <w:lang w:val="es_ES" w:bidi="es_ES"/>
+        </w:rPr>
+        <w:t>1 Juan 2:28</w:t>
+      </w:r>
       <w:r>
         <w:rPr>
           <w:lang w:val="es_ES" w:bidi="es_ES"/>
         </w:rPr>
         <w:t>). Pablo escribe: “La obra de cada uno será manifestada: porque el día la declarará; porque por el fuego será manifestada; y la obra de cada uno cuál sea, el fuego hará la prueba. Si permaneciere la obra de alguno que sobreedificó, recibirá recompensa. Si la obra de alguno fuere quemada, será perdida: él empero será salvo, mas así como por fuego” (</w:t>
       </w:r>
-      <w:hyperlink r:id="rId44">
-        <w:r>
-          <w:rPr>
-            <w:lang w:val="es_ES" w:bidi="es_ES"/>
-          </w:rPr>
-          <w:rPr>
-            <w:color w:val="0000EE"/>
-            <w:u w:val="single"/>
-          </w:rPr>
-          <w:t>1 Corintios 3:13–15</w:t>
-        </w:r>
-      </w:hyperlink>
+      <w:r>
+        <w:rPr>
+          <w:lang w:val="es_ES" w:bidi="es_ES"/>
+        </w:rPr>
+        <w:t>1 Corintios 3:13–15</w:t>
+      </w:r>
       <w:r>
         <w:rPr>
           <w:lang w:val="es_ES" w:bidi="es_ES"/>
@@ -1588,90 +1396,60 @@
         </w:rPr>
         <w:t>El último de los últimos días llegará a su fin. Entonces, comenzará el reino de Cristo, y Dios será todo en todos (</w:t>
       </w:r>
-      <w:hyperlink r:id="rId45">
-        <w:r>
-          <w:rPr>
-            <w:lang w:val="es_ES" w:bidi="es_ES"/>
-          </w:rPr>
-          <w:rPr>
-            <w:color w:val="0000EE"/>
-            <w:u w:val="single"/>
-          </w:rPr>
-          <w:t>1 Corintios 15:28,</w:t>
-        </w:r>
-      </w:hyperlink>
+      <w:r>
+        <w:rPr>
+          <w:lang w:val="es_ES" w:bidi="es_ES"/>
+        </w:rPr>
+        <w:t>1 Corintios 15:28,</w:t>
+      </w:r>
       <w:r>
         <w:rPr>
           <w:lang w:val="es_ES" w:bidi="es_ES"/>
         </w:rPr>
         <w:t xml:space="preserve"> </w:t>
       </w:r>
-      <w:hyperlink r:id="rId46">
-        <w:r>
-          <w:rPr>
-            <w:lang w:val="es_ES" w:bidi="es_ES"/>
-          </w:rPr>
-          <w:rPr>
-            <w:color w:val="0000EE"/>
-            <w:u w:val="single"/>
-          </w:rPr>
-          <w:t>Filipenses 3:20–21</w:t>
-        </w:r>
-      </w:hyperlink>
+      <w:r>
+        <w:rPr>
+          <w:lang w:val="es_ES" w:bidi="es_ES"/>
+        </w:rPr>
+        <w:t>Filipenses 3:20–21</w:t>
+      </w:r>
       <w:r>
         <w:rPr>
           <w:lang w:val="es_ES" w:bidi="es_ES"/>
         </w:rPr>
         <w:t>). El último día también será un día de triunfo y resurrección. Cristo ha prometido resucitar a todos los que creen en él (</w:t>
       </w:r>
-      <w:hyperlink r:id="rId47">
-        <w:r>
-          <w:rPr>
-            <w:lang w:val="es_ES" w:bidi="es_ES"/>
-          </w:rPr>
-          <w:rPr>
-            <w:color w:val="0000EE"/>
-            <w:u w:val="single"/>
-          </w:rPr>
-          <w:t>Juan 6:39–44,54</w:t>
-        </w:r>
-      </w:hyperlink>
+      <w:r>
+        <w:rPr>
+          <w:lang w:val="es_ES" w:bidi="es_ES"/>
+        </w:rPr>
+        <w:t>Juan 6:39–44,54</w:t>
+      </w:r>
       <w:r>
         <w:rPr>
           <w:lang w:val="es_ES" w:bidi="es_ES"/>
         </w:rPr>
         <w:t xml:space="preserve">). Los últimos días son como la noche en comparación con la gloria que se revelará en el regreso de Cristo, por lo que el fin de estos últimos días también marcará el comienzo del día interminable de Dios (ver </w:t>
       </w:r>
-      <w:hyperlink r:id="rId48">
-        <w:r>
-          <w:rPr>
-            <w:lang w:val="es_ES" w:bidi="es_ES"/>
-          </w:rPr>
-          <w:rPr>
-            <w:color w:val="0000EE"/>
-            <w:u w:val="single"/>
-          </w:rPr>
-          <w:t>Romanos 13:11–12</w:t>
-        </w:r>
-      </w:hyperlink>
+      <w:r>
+        <w:rPr>
+          <w:lang w:val="es_ES" w:bidi="es_ES"/>
+        </w:rPr>
+        <w:t>Romanos 13:11–12</w:t>
+      </w:r>
       <w:r>
         <w:rPr>
           <w:lang w:val="es_ES" w:bidi="es_ES"/>
         </w:rPr>
         <w:t xml:space="preserve">). Saber que estamos en los últimos días y que el último día se acerca debería influir profundamente en cómo vivimos nuestras vidas hoy (ver </w:t>
       </w:r>
-      <w:hyperlink r:id="rId49">
-        <w:r>
-          <w:rPr>
-            <w:lang w:val="es_ES" w:bidi="es_ES"/>
-          </w:rPr>
-          <w:rPr>
-            <w:color w:val="0000EE"/>
-            <w:u w:val="single"/>
-          </w:rPr>
-          <w:t>2 Pedro 3:11–14</w:t>
-        </w:r>
-      </w:hyperlink>
+      <w:r>
+        <w:rPr>
+          <w:lang w:val="es_ES" w:bidi="es_ES"/>
+        </w:rPr>
+        <w:t>2 Pedro 3:11–14</w:t>
+      </w:r>
       <w:r>
         <w:rPr>
           <w:lang w:val="es_ES" w:bidi="es_ES"/>
@@ -1692,144 +1470,96 @@
         </w:rPr>
         <w:t>En resumen, los últimos días son los días del evangelio de nuestro Señor Jesucristo. Nos preparan para el día final, que será el juicio para los incrédulos. Para los creyentes, marcará el inicio de la gloria eterna. Para los seguidores fieles de Cristo, estos son días de alegría y bendición, aunque todavía esperamos una redención completa. Son tiempos de prueba y sufrimiento para la iglesia, pero Dios nos ha asegurado su Espíritu en nuestros corazones. Este Espíritu es una muestra del banquete completo que vendrá, una promesa del pago total en el futuro (</w:t>
       </w:r>
-      <w:hyperlink r:id="rId50">
-        <w:r>
-          <w:rPr>
-            <w:lang w:val="es_ES" w:bidi="es_ES"/>
-          </w:rPr>
-          <w:rPr>
-            <w:color w:val="0000EE"/>
-            <w:u w:val="single"/>
-          </w:rPr>
-          <w:t>Romanos 8:23</w:t>
-        </w:r>
-      </w:hyperlink>
+      <w:r>
+        <w:rPr>
+          <w:lang w:val="es_ES" w:bidi="es_ES"/>
+        </w:rPr>
+        <w:t>Romanos 8:23</w:t>
+      </w:r>
       <w:r>
         <w:rPr>
           <w:lang w:val="es_ES" w:bidi="es_ES"/>
         </w:rPr>
         <w:t xml:space="preserve">; </w:t>
       </w:r>
-      <w:hyperlink r:id="rId51">
-        <w:r>
-          <w:rPr>
-            <w:lang w:val="es_ES" w:bidi="es_ES"/>
-          </w:rPr>
-          <w:rPr>
-            <w:color w:val="0000EE"/>
-            <w:u w:val="single"/>
-          </w:rPr>
-          <w:t>2 Corintios 1:22,</w:t>
-        </w:r>
-      </w:hyperlink>
+      <w:r>
+        <w:rPr>
+          <w:lang w:val="es_ES" w:bidi="es_ES"/>
+        </w:rPr>
+        <w:t>2 Corintios 1:22,</w:t>
+      </w:r>
       <w:r>
         <w:rPr>
           <w:lang w:val="es_ES" w:bidi="es_ES"/>
         </w:rPr>
         <w:t xml:space="preserve"> </w:t>
       </w:r>
-      <w:hyperlink r:id="rId52">
-        <w:r>
-          <w:rPr>
-            <w:lang w:val="es_ES" w:bidi="es_ES"/>
-          </w:rPr>
-          <w:rPr>
-            <w:color w:val="0000EE"/>
-            <w:u w:val="single"/>
-          </w:rPr>
-          <w:t>5:5</w:t>
-        </w:r>
-      </w:hyperlink>
+      <w:r>
+        <w:rPr>
+          <w:lang w:val="es_ES" w:bidi="es_ES"/>
+        </w:rPr>
+        <w:t>5:5</w:t>
+      </w:r>
       <w:r>
         <w:rPr>
           <w:lang w:val="es_ES" w:bidi="es_ES"/>
         </w:rPr>
         <w:t xml:space="preserve">; </w:t>
       </w:r>
-      <w:hyperlink r:id="rId53">
-        <w:r>
-          <w:rPr>
-            <w:lang w:val="es_ES" w:bidi="es_ES"/>
-          </w:rPr>
-          <w:rPr>
-            <w:color w:val="0000EE"/>
-            <w:u w:val="single"/>
-          </w:rPr>
-          <w:t>Efesios 1:14</w:t>
-        </w:r>
-      </w:hyperlink>
+      <w:r>
+        <w:rPr>
+          <w:lang w:val="es_ES" w:bidi="es_ES"/>
+        </w:rPr>
+        <w:t>Efesios 1:14</w:t>
+      </w:r>
       <w:r>
         <w:rPr>
           <w:lang w:val="es_ES" w:bidi="es_ES"/>
         </w:rPr>
         <w:t>). Mientras tanto, podemos estar seguros, como el apóstol Pablo, de que los sufrimientos de estos últimos días no se comparan con la gloria que se revelará a nosotros (</w:t>
       </w:r>
-      <w:hyperlink r:id="rId54">
-        <w:r>
-          <w:rPr>
-            <w:lang w:val="es_ES" w:bidi="es_ES"/>
-          </w:rPr>
-          <w:rPr>
-            <w:color w:val="0000EE"/>
-            <w:u w:val="single"/>
-          </w:rPr>
-          <w:t>Romanos 8:18</w:t>
-        </w:r>
-      </w:hyperlink>
+      <w:r>
+        <w:rPr>
+          <w:lang w:val="es_ES" w:bidi="es_ES"/>
+        </w:rPr>
+        <w:t>Romanos 8:18</w:t>
+      </w:r>
       <w:r>
         <w:rPr>
           <w:lang w:val="es_ES" w:bidi="es_ES"/>
         </w:rPr>
         <w:t>). Estos días también son un tiempo de responsabilidad y oportunidad. Los cristianos tienen la responsabilidad de proclamar el evangelio por todo el mundo (</w:t>
       </w:r>
-      <w:hyperlink r:id="rId55">
-        <w:r>
-          <w:rPr>
-            <w:lang w:val="es_ES" w:bidi="es_ES"/>
-          </w:rPr>
-          <w:rPr>
-            <w:color w:val="0000EE"/>
-            <w:u w:val="single"/>
-          </w:rPr>
-          <w:t>Mateo 28:19–20,</w:t>
-        </w:r>
-      </w:hyperlink>
+      <w:r>
+        <w:rPr>
+          <w:lang w:val="es_ES" w:bidi="es_ES"/>
+        </w:rPr>
+        <w:t>Mateo 28:19–20,</w:t>
+      </w:r>
       <w:r>
         <w:rPr>
           <w:lang w:val="es_ES" w:bidi="es_ES"/>
         </w:rPr>
         <w:t xml:space="preserve"> </w:t>
       </w:r>
-      <w:hyperlink r:id="rId56">
-        <w:r>
-          <w:rPr>
-            <w:lang w:val="es_ES" w:bidi="es_ES"/>
-          </w:rPr>
-          <w:rPr>
-            <w:color w:val="0000EE"/>
-            <w:u w:val="single"/>
-          </w:rPr>
-          <w:t>Hechos 1:8</w:t>
-        </w:r>
-      </w:hyperlink>
+      <w:r>
+        <w:rPr>
+          <w:lang w:val="es_ES" w:bidi="es_ES"/>
+        </w:rPr>
+        <w:t>Hechos 1:8</w:t>
+      </w:r>
       <w:r>
         <w:rPr>
           <w:lang w:val="es_ES" w:bidi="es_ES"/>
         </w:rPr>
         <w:t>), y Dios manda a todas las personas en todas partes a que se arrepientan (</w:t>
       </w:r>
-      <w:hyperlink r:id="rId57">
-        <w:r>
-          <w:rPr>
-            <w:lang w:val="es_ES" w:bidi="es_ES"/>
-          </w:rPr>
-          <w:rPr>
-            <w:color w:val="0000EE"/>
-            <w:u w:val="single"/>
-          </w:rPr>
-          <w:t>Hechos 17:30</w:t>
-        </w:r>
-      </w:hyperlink>
+      <w:r>
+        <w:rPr>
+          <w:lang w:val="es_ES" w:bidi="es_ES"/>
+        </w:rPr>
+        <w:t>Hechos 17:30</w:t>
+      </w:r>
       <w:r>
         <w:rPr>
           <w:lang w:val="es_ES" w:bidi="es_ES"/>
@@ -1996,18 +1726,12 @@
         </w:rPr>
         <w:t>Uno de los pueblos entregados a la tribu de Aser después de la conquista de Canaán (</w:t>
       </w:r>
-      <w:hyperlink r:id="rId58">
-        <w:r>
-          <w:rPr>
-            <w:lang w:val="es_ES" w:bidi="es_ES"/>
-          </w:rPr>
-          <w:rPr>
-            <w:color w:val="0000EE"/>
-            <w:u w:val="single"/>
-          </w:rPr>
-          <w:t>Jos 19:30</w:t>
-        </w:r>
-      </w:hyperlink>
+      <w:r>
+        <w:rPr>
+          <w:lang w:val="es_ES" w:bidi="es_ES"/>
+        </w:rPr>
+        <w:t>Jos 19:30</w:t>
+      </w:r>
       <w:r>
         <w:rPr>
           <w:lang w:val="es_ES" w:bidi="es_ES"/>
@@ -2158,156 +1882,102 @@
         </w:rPr>
         <w:t>La verdadera unción del Mesías es espiritual (</w:t>
       </w:r>
-      <w:hyperlink r:id="rId59">
-        <w:r>
-          <w:rPr>
-            <w:lang w:val="es_ES" w:bidi="es_ES"/>
-          </w:rPr>
-          <w:rPr>
-            <w:color w:val="0000EE"/>
-            <w:u w:val="single"/>
-          </w:rPr>
-          <w:t>Sal 2:2,</w:t>
-        </w:r>
-      </w:hyperlink>
+      <w:r>
+        <w:rPr>
+          <w:lang w:val="es_ES" w:bidi="es_ES"/>
+        </w:rPr>
+        <w:t>Sal 2:2,</w:t>
+      </w:r>
       <w:r>
         <w:rPr>
           <w:lang w:val="es_ES" w:bidi="es_ES"/>
         </w:rPr>
         <w:t xml:space="preserve"> </w:t>
       </w:r>
-      <w:hyperlink r:id="rId60">
-        <w:r>
-          <w:rPr>
-            <w:lang w:val="es_ES" w:bidi="es_ES"/>
-          </w:rPr>
-          <w:rPr>
-            <w:color w:val="0000EE"/>
-            <w:u w:val="single"/>
-          </w:rPr>
-          <w:t>Dn 9:25–26</w:t>
-        </w:r>
-      </w:hyperlink>
+      <w:r>
+        <w:rPr>
+          <w:lang w:val="es_ES" w:bidi="es_ES"/>
+        </w:rPr>
+        <w:t>Dn 9:25–26</w:t>
+      </w:r>
       <w:r>
         <w:rPr>
           <w:lang w:val="es_ES" w:bidi="es_ES"/>
         </w:rPr>
         <w:t>). Es una unción por el Espíritu (</w:t>
       </w:r>
-      <w:hyperlink r:id="rId61">
-        <w:r>
-          <w:rPr>
-            <w:lang w:val="es_ES" w:bidi="es_ES"/>
-          </w:rPr>
-          <w:rPr>
-            <w:color w:val="0000EE"/>
-            <w:u w:val="single"/>
-          </w:rPr>
-          <w:t>Is 61:1</w:t>
-        </w:r>
-      </w:hyperlink>
+      <w:r>
+        <w:rPr>
+          <w:lang w:val="es_ES" w:bidi="es_ES"/>
+        </w:rPr>
+        <w:t>Is 61:1</w:t>
+      </w:r>
       <w:r>
         <w:rPr>
           <w:lang w:val="es_ES" w:bidi="es_ES"/>
         </w:rPr>
         <w:t xml:space="preserve">; </w:t>
       </w:r>
-      <w:hyperlink r:id="rId62">
-        <w:r>
-          <w:rPr>
-            <w:lang w:val="es_ES" w:bidi="es_ES"/>
-          </w:rPr>
-          <w:rPr>
-            <w:color w:val="0000EE"/>
-            <w:u w:val="single"/>
-          </w:rPr>
-          <w:t>Lc 4:1,</w:t>
-        </w:r>
-      </w:hyperlink>
-      <w:hyperlink r:id="rId63">
-        <w:r>
-          <w:rPr>
-            <w:lang w:val="es_ES" w:bidi="es_ES"/>
-          </w:rPr>
-          <w:rPr>
-            <w:color w:val="0000EE"/>
-            <w:u w:val="single"/>
-          </w:rPr>
-          <w:t>18–19</w:t>
-        </w:r>
-      </w:hyperlink>
+      <w:r>
+        <w:rPr>
+          <w:lang w:val="es_ES" w:bidi="es_ES"/>
+        </w:rPr>
+        <w:t>Lc 4:1,</w:t>
+      </w:r>
+      <w:r>
+        <w:rPr>
+          <w:lang w:val="es_ES" w:bidi="es_ES"/>
+        </w:rPr>
+        <w:t>18–19</w:t>
+      </w:r>
       <w:r>
         <w:rPr>
           <w:lang w:val="es_ES" w:bidi="es_ES"/>
         </w:rPr>
         <w:t>). Jesús de Nazaret fue realmente el Ungido o Mesías de la profecía del Antiguo Testamento. Esto se confirmó por su unción por el Espíritu y por los milagros que siguieron (</w:t>
       </w:r>
-      <w:hyperlink r:id="rId64">
-        <w:r>
-          <w:rPr>
-            <w:lang w:val="es_ES" w:bidi="es_ES"/>
-          </w:rPr>
-          <w:rPr>
-            <w:color w:val="0000EE"/>
-            <w:u w:val="single"/>
-          </w:rPr>
-          <w:t>Jn 1:32–51,</w:t>
-        </w:r>
-      </w:hyperlink>
+      <w:r>
+        <w:rPr>
+          <w:lang w:val="es_ES" w:bidi="es_ES"/>
+        </w:rPr>
+        <w:t>Jn 1:32–51,</w:t>
+      </w:r>
       <w:r>
         <w:rPr>
           <w:lang w:val="es_ES" w:bidi="es_ES"/>
         </w:rPr>
         <w:t xml:space="preserve"> </w:t>
       </w:r>
-      <w:hyperlink r:id="rId65">
-        <w:r>
-          <w:rPr>
-            <w:lang w:val="es_ES" w:bidi="es_ES"/>
-          </w:rPr>
-          <w:rPr>
-            <w:color w:val="0000EE"/>
-            <w:u w:val="single"/>
-          </w:rPr>
-          <w:t>Lc 4:33–37</w:t>
-        </w:r>
-      </w:hyperlink>
+      <w:r>
+        <w:rPr>
+          <w:lang w:val="es_ES" w:bidi="es_ES"/>
+        </w:rPr>
+        <w:t>Lc 4:33–37</w:t>
+      </w:r>
       <w:r>
         <w:rPr>
           <w:lang w:val="es_ES" w:bidi="es_ES"/>
         </w:rPr>
         <w:t>). Al igual que Jesús, se dice que los cristianos también son ungidos por el Espíritu. El Espíritu les ayuda a entender su fe y a vivir vidas que agraden a Dios (</w:t>
       </w:r>
-      <w:hyperlink r:id="rId66">
-        <w:r>
-          <w:rPr>
-            <w:lang w:val="es_ES" w:bidi="es_ES"/>
-          </w:rPr>
-          <w:rPr>
-            <w:color w:val="0000EE"/>
-            <w:u w:val="single"/>
-          </w:rPr>
-          <w:t>2 Co 1:21–22</w:t>
-        </w:r>
-      </w:hyperlink>
+      <w:r>
+        <w:rPr>
+          <w:lang w:val="es_ES" w:bidi="es_ES"/>
+        </w:rPr>
+        <w:t>2 Co 1:21–22</w:t>
+      </w:r>
       <w:r>
         <w:rPr>
           <w:lang w:val="es_ES" w:bidi="es_ES"/>
         </w:rPr>
         <w:t xml:space="preserve">; </w:t>
       </w:r>
-      <w:hyperlink r:id="rId67">
-        <w:r>
-          <w:rPr>
-            <w:lang w:val="es_ES" w:bidi="es_ES"/>
-          </w:rPr>
-          <w:rPr>
-            <w:color w:val="0000EE"/>
-            <w:u w:val="single"/>
-          </w:rPr>
-          <w:t>1 Jn 2:20,27</w:t>
-        </w:r>
-      </w:hyperlink>
+      <w:r>
+        <w:rPr>
+          <w:lang w:val="es_ES" w:bidi="es_ES"/>
+        </w:rPr>
+        <w:t>1 Jn 2:20,27</w:t>
+      </w:r>
       <w:r>
         <w:rPr>
           <w:lang w:val="es_ES" w:bidi="es_ES"/>
@@ -2409,54 +2079,36 @@
         </w:rPr>
         <w:t xml:space="preserve">La palabra hebrea para ungir aparece por primera vez en </w:t>
       </w:r>
-      <w:hyperlink r:id="rId68">
-        <w:r>
-          <w:rPr>
-            <w:lang w:val="es_ES" w:bidi="es_ES"/>
-          </w:rPr>
-          <w:rPr>
-            <w:color w:val="0000EE"/>
-            <w:u w:val="single"/>
-          </w:rPr>
-          <w:t>Génesis 31:13</w:t>
-        </w:r>
-      </w:hyperlink>
+      <w:r>
+        <w:rPr>
+          <w:lang w:val="es_ES" w:bidi="es_ES"/>
+        </w:rPr>
+        <w:t>Génesis 31:13</w:t>
+      </w:r>
       <w:r>
         <w:rPr>
           <w:lang w:val="es_ES" w:bidi="es_ES"/>
         </w:rPr>
         <w:t>, cuando Jacob derrama aceite sobre la piedra de Betel (</w:t>
       </w:r>
-      <w:hyperlink r:id="rId69">
-        <w:r>
-          <w:rPr>
-            <w:lang w:val="es_ES" w:bidi="es_ES"/>
-          </w:rPr>
-          <w:rPr>
-            <w:color w:val="0000EE"/>
-            <w:u w:val="single"/>
-          </w:rPr>
-          <w:t>Génesis 28:18–19</w:t>
-        </w:r>
-      </w:hyperlink>
+      <w:r>
+        <w:rPr>
+          <w:lang w:val="es_ES" w:bidi="es_ES"/>
+        </w:rPr>
+        <w:t>Génesis 28:18–19</w:t>
+      </w:r>
       <w:r>
         <w:rPr>
           <w:lang w:val="es_ES" w:bidi="es_ES"/>
         </w:rPr>
         <w:t>). Posteriormente, la ceremonia se repitió (</w:t>
       </w:r>
-      <w:hyperlink r:id="rId70">
-        <w:r>
-          <w:rPr>
-            <w:lang w:val="es_ES" w:bidi="es_ES"/>
-          </w:rPr>
-          <w:rPr>
-            <w:color w:val="0000EE"/>
-            <w:u w:val="single"/>
-          </w:rPr>
-          <w:t>Génesis 35:9–15</w:t>
-        </w:r>
-      </w:hyperlink>
+      <w:r>
+        <w:rPr>
+          <w:lang w:val="es_ES" w:bidi="es_ES"/>
+        </w:rPr>
+        <w:t>Génesis 35:9–15</w:t>
+      </w:r>
       <w:r>
         <w:rPr>
           <w:lang w:val="es_ES" w:bidi="es_ES"/>
@@ -2491,36 +2143,24 @@
         </w:rPr>
         <w:t>La Biblia no proporciona muchos detalles sobre cómo se ungían las cosas y las personas oficiales. Jacob simplemente vertió aceite sobre una roca y pronunció unas palabras. Al ungir al primer rey de Israel, Samuel (un profeta y juez) llevó a Saúl aparte para instruirlo (</w:t>
       </w:r>
-      <w:hyperlink r:id="rId71">
-        <w:r>
-          <w:rPr>
-            <w:lang w:val="es_ES" w:bidi="es_ES"/>
-          </w:rPr>
-          <w:rPr>
-            <w:color w:val="0000EE"/>
-            <w:u w:val="single"/>
-          </w:rPr>
-          <w:t>1 Samuel 9:25–27</w:t>
-        </w:r>
-      </w:hyperlink>
+      <w:r>
+        <w:rPr>
+          <w:lang w:val="es_ES" w:bidi="es_ES"/>
+        </w:rPr>
+        <w:t>1 Samuel 9:25–27</w:t>
+      </w:r>
       <w:r>
         <w:rPr>
           <w:lang w:val="es_ES" w:bidi="es_ES"/>
         </w:rPr>
         <w:t>). Luego Samuel “tomó una redoma de aceite, lo derramó sobre la cabeza de Saúl, lo besó y dijo: ‘¿No te ha ungido el Señor como gobernante sobre Su herencia?’” (</w:t>
       </w:r>
-      <w:hyperlink r:id="rId72">
-        <w:r>
-          <w:rPr>
-            <w:lang w:val="es_ES" w:bidi="es_ES"/>
-          </w:rPr>
-          <w:rPr>
-            <w:color w:val="0000EE"/>
-            <w:u w:val="single"/>
-          </w:rPr>
-          <w:t>1 Samuel 10:1</w:t>
-        </w:r>
-      </w:hyperlink>
+      <w:r>
+        <w:rPr>
+          <w:lang w:val="es_ES" w:bidi="es_ES"/>
+        </w:rPr>
+        <w:t>1 Samuel 10:1</w:t>
+      </w:r>
       <w:r>
         <w:rPr>
           <w:lang w:val="es_ES" w:bidi="es_ES"/>
@@ -2541,18 +2181,12 @@
         </w:rPr>
         <w:t>Para ungir el tabernáculo (una tienda especial para el culto) y a sus sacerdotes, prepararon un aceite especial. Perfumistas expertos mezclaron las mejores especias (mirra, canela, caña dulce, casia) con aceite de oliva (</w:t>
       </w:r>
-      <w:hyperlink r:id="rId73">
-        <w:r>
-          <w:rPr>
-            <w:lang w:val="es_ES" w:bidi="es_ES"/>
-          </w:rPr>
-          <w:rPr>
-            <w:color w:val="0000EE"/>
-            <w:u w:val="single"/>
-          </w:rPr>
-          <w:t>Éxodo 30:22–25</w:t>
-        </w:r>
-      </w:hyperlink>
+      <w:r>
+        <w:rPr>
+          <w:lang w:val="es_ES" w:bidi="es_ES"/>
+        </w:rPr>
+        <w:t>Éxodo 30:22–25</w:t>
+      </w:r>
       <w:r>
         <w:rPr>
           <w:lang w:val="es_ES" w:bidi="es_ES"/>
@@ -2573,18 +2207,12 @@
         </w:rPr>
         <w:t>El Señor indicó que todo lo consagrado a Dios debía ser ungido. Esto incluía el tabernáculo, el arca, la mesa y sus utensilios, el candelabro y sus utensilios, el altar del incienso, el altar principal y el lavabo. Aarón, el sumo sacerdote, y sus hijos, que también eran sacerdotes, debían ser ungidos (</w:t>
       </w:r>
-      <w:hyperlink r:id="rId74">
-        <w:r>
-          <w:rPr>
-            <w:lang w:val="es_ES" w:bidi="es_ES"/>
-          </w:rPr>
-          <w:rPr>
-            <w:color w:val="0000EE"/>
-            <w:u w:val="single"/>
-          </w:rPr>
-          <w:t>Éxodo 30:26–32</w:t>
-        </w:r>
-      </w:hyperlink>
+      <w:r>
+        <w:rPr>
+          <w:lang w:val="es_ES" w:bidi="es_ES"/>
+        </w:rPr>
+        <w:t>Éxodo 30:26–32</w:t>
+      </w:r>
       <w:r>
         <w:rPr>
           <w:lang w:val="es_ES" w:bidi="es_ES"/>
@@ -2605,126 +2233,84 @@
         </w:rPr>
         <w:t>En Israel, tres roles principales estaban vinculados con la unción: profeta, sacerdote y rey. Los profetas a veces, pero no siempre, recibían su cargo a través de la unción oficial (</w:t>
       </w:r>
-      <w:hyperlink r:id="rId75">
-        <w:r>
-          <w:rPr>
-            <w:lang w:val="es_ES" w:bidi="es_ES"/>
-          </w:rPr>
-          <w:rPr>
-            <w:color w:val="0000EE"/>
-            <w:u w:val="single"/>
-          </w:rPr>
-          <w:t>1 Reyes 19:16</w:t>
-        </w:r>
-      </w:hyperlink>
+      <w:r>
+        <w:rPr>
+          <w:lang w:val="es_ES" w:bidi="es_ES"/>
+        </w:rPr>
+        <w:t>1 Reyes 19:16</w:t>
+      </w:r>
       <w:r>
         <w:rPr>
           <w:lang w:val="es_ES" w:bidi="es_ES"/>
         </w:rPr>
         <w:t>). La gente podía llamarlos los ungidos de Dios (</w:t>
       </w:r>
-      <w:hyperlink r:id="rId76">
-        <w:r>
-          <w:rPr>
-            <w:lang w:val="es_ES" w:bidi="es_ES"/>
-          </w:rPr>
-          <w:rPr>
-            <w:color w:val="0000EE"/>
-            <w:u w:val="single"/>
-          </w:rPr>
-          <w:t>1 Crónicas 16:22,</w:t>
-        </w:r>
-      </w:hyperlink>
+      <w:r>
+        <w:rPr>
+          <w:lang w:val="es_ES" w:bidi="es_ES"/>
+        </w:rPr>
+        <w:t>1 Crónicas 16:22,</w:t>
+      </w:r>
       <w:r>
         <w:rPr>
           <w:lang w:val="es_ES" w:bidi="es_ES"/>
         </w:rPr>
         <w:t xml:space="preserve"> </w:t>
       </w:r>
-      <w:hyperlink r:id="rId77">
-        <w:r>
-          <w:rPr>
-            <w:lang w:val="es_ES" w:bidi="es_ES"/>
-          </w:rPr>
-          <w:rPr>
-            <w:color w:val="0000EE"/>
-            <w:u w:val="single"/>
-          </w:rPr>
-          <w:t>Salmo 105:15</w:t>
-        </w:r>
-      </w:hyperlink>
+      <w:r>
+        <w:rPr>
+          <w:lang w:val="es_ES" w:bidi="es_ES"/>
+        </w:rPr>
+        <w:t>Salmo 105:15</w:t>
+      </w:r>
       <w:r>
         <w:rPr>
           <w:lang w:val="es_ES" w:bidi="es_ES"/>
         </w:rPr>
         <w:t>). Cuando comenzó el sacerdocio levítico, todos los sacerdotes fueron ungidos para sus funciones. Esto incluía a los hijos de Aarón y al mismo Aarón (</w:t>
       </w:r>
-      <w:hyperlink r:id="rId78">
-        <w:r>
-          <w:rPr>
-            <w:lang w:val="es_ES" w:bidi="es_ES"/>
-          </w:rPr>
-          <w:rPr>
-            <w:color w:val="0000EE"/>
-            <w:u w:val="single"/>
-          </w:rPr>
-          <w:t>Éxodo 40:12–15,</w:t>
-        </w:r>
-      </w:hyperlink>
+      <w:r>
+        <w:rPr>
+          <w:lang w:val="es_ES" w:bidi="es_ES"/>
+        </w:rPr>
+        <w:t>Éxodo 40:12–15,</w:t>
+      </w:r>
       <w:r>
         <w:rPr>
           <w:lang w:val="es_ES" w:bidi="es_ES"/>
         </w:rPr>
         <w:t xml:space="preserve"> </w:t>
       </w:r>
-      <w:hyperlink r:id="rId79">
-        <w:r>
-          <w:rPr>
-            <w:lang w:val="es_ES" w:bidi="es_ES"/>
-          </w:rPr>
-          <w:rPr>
-            <w:color w:val="0000EE"/>
-            <w:u w:val="single"/>
-          </w:rPr>
-          <w:t>Números 3:3</w:t>
-        </w:r>
-      </w:hyperlink>
+      <w:r>
+        <w:rPr>
+          <w:lang w:val="es_ES" w:bidi="es_ES"/>
+        </w:rPr>
+        <w:t>Números 3:3</w:t>
+      </w:r>
       <w:r>
         <w:rPr>
           <w:lang w:val="es_ES" w:bidi="es_ES"/>
         </w:rPr>
         <w:t>). Después de esto, no se volvía a ungir a los sacerdotes regulares al iniciar su labor. La unción se reservaba principalmente para el sumo sacerdote (</w:t>
       </w:r>
-      <w:hyperlink r:id="rId80">
-        <w:r>
-          <w:rPr>
-            <w:lang w:val="es_ES" w:bidi="es_ES"/>
-          </w:rPr>
-          <w:rPr>
-            <w:color w:val="0000EE"/>
-            <w:u w:val="single"/>
-          </w:rPr>
-          <w:t>Éxodo 29:29,</w:t>
-        </w:r>
-      </w:hyperlink>
+      <w:r>
+        <w:rPr>
+          <w:lang w:val="es_ES" w:bidi="es_ES"/>
+        </w:rPr>
+        <w:t>Éxodo 29:29,</w:t>
+      </w:r>
       <w:r>
         <w:rPr>
           <w:lang w:val="es_ES" w:bidi="es_ES"/>
         </w:rPr>
         <w:t xml:space="preserve"> </w:t>
       </w:r>
-      <w:hyperlink r:id="rId81">
-        <w:r>
-          <w:rPr>
-            <w:lang w:val="es_ES" w:bidi="es_ES"/>
-          </w:rPr>
-          <w:rPr>
-            <w:color w:val="0000EE"/>
-            <w:u w:val="single"/>
-          </w:rPr>
-          <w:t>Levítico 16:32</w:t>
-        </w:r>
-      </w:hyperlink>
+      <w:r>
+        <w:rPr>
+          <w:lang w:val="es_ES" w:bidi="es_ES"/>
+        </w:rPr>
+        <w:t>Levítico 16:32</w:t>
+      </w:r>
       <w:r>
         <w:rPr>
           <w:lang w:val="es_ES" w:bidi="es_ES"/>
@@ -2745,210 +2331,138 @@
         </w:rPr>
         <w:t>Antes de que los israelitas tuvieran su propio rey, conocían la unción como una forma de iniciar el reinado de un monarca (</w:t>
       </w:r>
-      <w:hyperlink r:id="rId82">
-        <w:r>
-          <w:rPr>
-            <w:lang w:val="es_ES" w:bidi="es_ES"/>
-          </w:rPr>
-          <w:rPr>
-            <w:color w:val="0000EE"/>
-            <w:u w:val="single"/>
-          </w:rPr>
-          <w:t>Jueces 9:8,</w:t>
-        </w:r>
-      </w:hyperlink>
+      <w:r>
+        <w:rPr>
+          <w:lang w:val="es_ES" w:bidi="es_ES"/>
+        </w:rPr>
+        <w:t>Jueces 9:8,</w:t>
+      </w:r>
       <w:r>
         <w:rPr>
           <w:lang w:val="es_ES" w:bidi="es_ES"/>
         </w:rPr>
         <w:t>15). La unción se convirtió en una ceremonia ordenada por Dios para todos los reyes de Judá e Israel (</w:t>
       </w:r>
-      <w:hyperlink r:id="rId83">
-        <w:r>
-          <w:rPr>
-            <w:lang w:val="es_ES" w:bidi="es_ES"/>
-          </w:rPr>
-          <w:rPr>
-            <w:color w:val="0000EE"/>
-            <w:u w:val="single"/>
-          </w:rPr>
-          <w:t>2 Reyes 9:1–6,</w:t>
-        </w:r>
-      </w:hyperlink>
+      <w:r>
+        <w:rPr>
+          <w:lang w:val="es_ES" w:bidi="es_ES"/>
+        </w:rPr>
+        <w:t>2 Reyes 9:1–6,</w:t>
+      </w:r>
       <w:r>
         <w:rPr>
           <w:lang w:val="es_ES" w:bidi="es_ES"/>
         </w:rPr>
         <w:t xml:space="preserve"> </w:t>
       </w:r>
-      <w:hyperlink r:id="rId84">
-        <w:r>
-          <w:rPr>
-            <w:lang w:val="es_ES" w:bidi="es_ES"/>
-          </w:rPr>
-          <w:rPr>
-            <w:color w:val="0000EE"/>
-            <w:u w:val="single"/>
-          </w:rPr>
-          <w:t>11:12</w:t>
-        </w:r>
-      </w:hyperlink>
+      <w:r>
+        <w:rPr>
+          <w:lang w:val="es_ES" w:bidi="es_ES"/>
+        </w:rPr>
+        <w:t>11:12</w:t>
+      </w:r>
       <w:r>
         <w:rPr>
           <w:lang w:val="es_ES" w:bidi="es_ES"/>
         </w:rPr>
         <w:t>. Esto comenzó con Saúl (</w:t>
       </w:r>
-      <w:hyperlink r:id="rId72">
-        <w:r>
-          <w:rPr>
-            <w:lang w:val="es_ES" w:bidi="es_ES"/>
-          </w:rPr>
-          <w:rPr>
-            <w:color w:val="0000EE"/>
-            <w:u w:val="single"/>
-          </w:rPr>
-          <w:t xml:space="preserve">1 Samuel 10:1, </w:t>
-        </w:r>
-      </w:hyperlink>
-      <w:hyperlink r:id="rId85">
-        <w:r>
-          <w:rPr>
-            <w:lang w:val="es_ES" w:bidi="es_ES"/>
-          </w:rPr>
-          <w:rPr>
-            <w:color w:val="0000EE"/>
-            <w:u w:val="single"/>
-          </w:rPr>
-          <w:t>1 Reyes 1:39</w:t>
-        </w:r>
-      </w:hyperlink>
+      <w:r>
+        <w:rPr>
+          <w:lang w:val="es_ES" w:bidi="es_ES"/>
+        </w:rPr>
+        <w:t xml:space="preserve">1 Samuel 10:1, </w:t>
+      </w:r>
+      <w:r>
+        <w:rPr>
+          <w:lang w:val="es_ES" w:bidi="es_ES"/>
+        </w:rPr>
+        <w:t>1 Reyes 1:39</w:t>
+      </w:r>
       <w:r>
         <w:rPr>
           <w:lang w:val="es_ES" w:bidi="es_ES"/>
         </w:rPr>
         <w:t>). David fue ungido en tres ocasiones (</w:t>
       </w:r>
-      <w:hyperlink r:id="rId86">
-        <w:r>
-          <w:rPr>
-            <w:lang w:val="es_ES" w:bidi="es_ES"/>
-          </w:rPr>
-          <w:rPr>
-            <w:color w:val="0000EE"/>
-            <w:u w:val="single"/>
-          </w:rPr>
-          <w:t>1 Samuel 16:1, 13;</w:t>
-        </w:r>
-      </w:hyperlink>
+      <w:r>
+        <w:rPr>
+          <w:lang w:val="es_ES" w:bidi="es_ES"/>
+        </w:rPr>
+        <w:t>1 Samuel 16:1, 13;</w:t>
+      </w:r>
       <w:r>
         <w:rPr>
           <w:lang w:val="es_ES" w:bidi="es_ES"/>
         </w:rPr>
         <w:t xml:space="preserve"> </w:t>
       </w:r>
-      <w:hyperlink r:id="rId87">
-        <w:r>
-          <w:rPr>
-            <w:lang w:val="es_ES" w:bidi="es_ES"/>
-          </w:rPr>
-          <w:rPr>
-            <w:color w:val="0000EE"/>
-            <w:u w:val="single"/>
-          </w:rPr>
-          <w:t>2 Samuel 2:4,</w:t>
-        </w:r>
-      </w:hyperlink>
+      <w:r>
+        <w:rPr>
+          <w:lang w:val="es_ES" w:bidi="es_ES"/>
+        </w:rPr>
+        <w:t>2 Samuel 2:4,</w:t>
+      </w:r>
       <w:r>
         <w:rPr>
           <w:lang w:val="es_ES" w:bidi="es_ES"/>
         </w:rPr>
         <w:t xml:space="preserve"> </w:t>
       </w:r>
-      <w:hyperlink r:id="rId88">
-        <w:r>
-          <w:rPr>
-            <w:lang w:val="es_ES" w:bidi="es_ES"/>
-          </w:rPr>
-          <w:rPr>
-            <w:color w:val="0000EE"/>
-            <w:u w:val="single"/>
-          </w:rPr>
-          <w:t>5:1–4</w:t>
-        </w:r>
-      </w:hyperlink>
+      <w:r>
+        <w:rPr>
+          <w:lang w:val="es_ES" w:bidi="es_ES"/>
+        </w:rPr>
+        <w:t>5:1–4</w:t>
+      </w:r>
       <w:r>
         <w:rPr>
           <w:lang w:val="es_ES" w:bidi="es_ES"/>
         </w:rPr>
         <w:t>). “El ungido de Jehová” se convirtió en un término común para referirse a los reyes israelitas (</w:t>
       </w:r>
-      <w:hyperlink r:id="rId89">
-        <w:r>
-          <w:rPr>
-            <w:lang w:val="es_ES" w:bidi="es_ES"/>
-          </w:rPr>
-          <w:rPr>
-            <w:color w:val="0000EE"/>
-            <w:u w:val="single"/>
-          </w:rPr>
-          <w:t>1 Samuel 12:3–5,</w:t>
-        </w:r>
-      </w:hyperlink>
+      <w:r>
+        <w:rPr>
+          <w:lang w:val="es_ES" w:bidi="es_ES"/>
+        </w:rPr>
+        <w:t>1 Samuel 12:3–5,</w:t>
+      </w:r>
       <w:r>
         <w:rPr>
           <w:lang w:val="es_ES" w:bidi="es_ES"/>
         </w:rPr>
         <w:t xml:space="preserve"> </w:t>
       </w:r>
-      <w:hyperlink r:id="rId90">
-        <w:r>
-          <w:rPr>
-            <w:lang w:val="es_ES" w:bidi="es_ES"/>
-          </w:rPr>
-          <w:rPr>
-            <w:color w:val="0000EE"/>
-            <w:u w:val="single"/>
-          </w:rPr>
-          <w:t>2 Samuel 1:14–16,</w:t>
-        </w:r>
-      </w:hyperlink>
+      <w:r>
+        <w:rPr>
+          <w:lang w:val="es_ES" w:bidi="es_ES"/>
+        </w:rPr>
+        <w:t>2 Samuel 1:14–16,</w:t>
+      </w:r>
       <w:r>
         <w:rPr>
           <w:lang w:val="es_ES" w:bidi="es_ES"/>
         </w:rPr>
         <w:t xml:space="preserve"> </w:t>
       </w:r>
-      <w:hyperlink r:id="rId91">
-        <w:r>
-          <w:rPr>
-            <w:lang w:val="es_ES" w:bidi="es_ES"/>
-          </w:rPr>
-          <w:rPr>
-            <w:color w:val="0000EE"/>
-            <w:u w:val="single"/>
-          </w:rPr>
-          <w:t>Salmo 89:38, 51,</w:t>
-        </w:r>
-      </w:hyperlink>
+      <w:r>
+        <w:rPr>
+          <w:lang w:val="es_ES" w:bidi="es_ES"/>
+        </w:rPr>
+        <w:t>Salmo 89:38, 51,</w:t>
+      </w:r>
       <w:r>
         <w:rPr>
           <w:lang w:val="es_ES" w:bidi="es_ES"/>
         </w:rPr>
         <w:t xml:space="preserve"> </w:t>
       </w:r>
-      <w:hyperlink r:id="rId92">
-        <w:r>
-          <w:rPr>
-            <w:lang w:val="es_ES" w:bidi="es_ES"/>
-          </w:rPr>
-          <w:rPr>
-            <w:color w:val="0000EE"/>
-            <w:u w:val="single"/>
-          </w:rPr>
-          <w:t>Lamentaciones 4:20</w:t>
-        </w:r>
-      </w:hyperlink>
+      <w:r>
+        <w:rPr>
+          <w:lang w:val="es_ES" w:bidi="es_ES"/>
+        </w:rPr>
+        <w:t>Lamentaciones 4:20</w:t>
+      </w:r>
       <w:r>
         <w:rPr>
           <w:lang w:val="es_ES" w:bidi="es_ES"/>
@@ -2969,108 +2483,72 @@
         </w:rPr>
         <w:t>La unción no era solo por motivos religiosos. Tanto los egipcios como los sirios la utilizaban para la salud y la belleza. La Biblia indica que los israelitas también empleaban la unción de esta manera (</w:t>
       </w:r>
-      <w:hyperlink r:id="rId93">
-        <w:r>
-          <w:rPr>
-            <w:lang w:val="es_ES" w:bidi="es_ES"/>
-          </w:rPr>
-          <w:rPr>
-            <w:color w:val="0000EE"/>
-            <w:u w:val="single"/>
-          </w:rPr>
-          <w:t>2 Samuel 12:20,</w:t>
-        </w:r>
-      </w:hyperlink>
+      <w:r>
+        <w:rPr>
+          <w:lang w:val="es_ES" w:bidi="es_ES"/>
+        </w:rPr>
+        <w:t>2 Samuel 12:20,</w:t>
+      </w:r>
       <w:r>
         <w:rPr>
           <w:lang w:val="es_ES" w:bidi="es_ES"/>
         </w:rPr>
         <w:t xml:space="preserve"> </w:t>
       </w:r>
-      <w:hyperlink r:id="rId94">
-        <w:r>
-          <w:rPr>
-            <w:lang w:val="es_ES" w:bidi="es_ES"/>
-          </w:rPr>
-          <w:rPr>
-            <w:color w:val="0000EE"/>
-            <w:u w:val="single"/>
-          </w:rPr>
-          <w:t>Rut 3:3,</w:t>
-        </w:r>
-      </w:hyperlink>
+      <w:r>
+        <w:rPr>
+          <w:lang w:val="es_ES" w:bidi="es_ES"/>
+        </w:rPr>
+        <w:t>Rut 3:3,</w:t>
+      </w:r>
       <w:r>
         <w:rPr>
           <w:lang w:val="es_ES" w:bidi="es_ES"/>
         </w:rPr>
         <w:t xml:space="preserve"> </w:t>
       </w:r>
-      <w:hyperlink r:id="rId95">
-        <w:r>
-          <w:rPr>
-            <w:lang w:val="es_ES" w:bidi="es_ES"/>
-          </w:rPr>
-          <w:rPr>
-            <w:color w:val="0000EE"/>
-            <w:u w:val="single"/>
-          </w:rPr>
-          <w:t>Miqueas 6:15</w:t>
-        </w:r>
-      </w:hyperlink>
+      <w:r>
+        <w:rPr>
+          <w:lang w:val="es_ES" w:bidi="es_ES"/>
+        </w:rPr>
+        <w:t>Miqueas 6:15</w:t>
+      </w:r>
       <w:r>
         <w:rPr>
           <w:lang w:val="es_ES" w:bidi="es_ES"/>
         </w:rPr>
         <w:t>). Cuando las personas no se ungían ni se ponían perfume, demostraban que estaban tristes o enfrentaban problemas (</w:t>
       </w:r>
-      <w:hyperlink r:id="rId96">
-        <w:r>
-          <w:rPr>
-            <w:lang w:val="es_ES" w:bidi="es_ES"/>
-          </w:rPr>
-          <w:rPr>
-            <w:color w:val="0000EE"/>
-            <w:u w:val="single"/>
-          </w:rPr>
-          <w:t>2 Samuel 14:2,</w:t>
-        </w:r>
-      </w:hyperlink>
+      <w:r>
+        <w:rPr>
+          <w:lang w:val="es_ES" w:bidi="es_ES"/>
+        </w:rPr>
+        <w:t>2 Samuel 14:2,</w:t>
+      </w:r>
       <w:r>
         <w:rPr>
           <w:lang w:val="es_ES" w:bidi="es_ES"/>
         </w:rPr>
         <w:t xml:space="preserve"> </w:t>
       </w:r>
-      <w:hyperlink r:id="rId97">
-        <w:r>
-          <w:rPr>
-            <w:lang w:val="es_ES" w:bidi="es_ES"/>
-          </w:rPr>
-          <w:rPr>
-            <w:color w:val="0000EE"/>
-            <w:u w:val="single"/>
-          </w:rPr>
-          <w:t>Daniel 10:3,</w:t>
-        </w:r>
-      </w:hyperlink>
+      <w:r>
+        <w:rPr>
+          <w:lang w:val="es_ES" w:bidi="es_ES"/>
+        </w:rPr>
+        <w:t>Daniel 10:3,</w:t>
+      </w:r>
       <w:r>
         <w:rPr>
           <w:lang w:val="es_ES" w:bidi="es_ES"/>
         </w:rPr>
         <w:t xml:space="preserve"> </w:t>
       </w:r>
-      <w:hyperlink r:id="rId98">
-        <w:r>
-          <w:rPr>
-            <w:lang w:val="es_ES" w:bidi="es_ES"/>
-          </w:rPr>
-          <w:rPr>
-            <w:color w:val="0000EE"/>
-            <w:u w:val="single"/>
-          </w:rPr>
-          <w:t>Mateo 6:17</w:t>
-        </w:r>
-      </w:hyperlink>
+      <w:r>
+        <w:rPr>
+          <w:lang w:val="es_ES" w:bidi="es_ES"/>
+        </w:rPr>
+        <w:t>Mateo 6:17</w:t>
+      </w:r>
       <w:r>
         <w:rPr>
           <w:lang w:val="es_ES" w:bidi="es_ES"/>
@@ -3091,36 +2569,24 @@
         </w:rPr>
         <w:t>En el Nuevo Testamento, la Biblia recomienda ungir a los enfermos con aceite cuando una persona lo solicita. Los líderes de la iglesia oran por la sanación mientras realizan esta acción (</w:t>
       </w:r>
-      <w:hyperlink r:id="rId99">
-        <w:r>
-          <w:rPr>
-            <w:lang w:val="es_ES" w:bidi="es_ES"/>
-          </w:rPr>
-          <w:rPr>
-            <w:color w:val="0000EE"/>
-            <w:u w:val="single"/>
-          </w:rPr>
-          <w:t>Jacobo 5:14–16</w:t>
-        </w:r>
-      </w:hyperlink>
+      <w:r>
+        <w:rPr>
+          <w:lang w:val="es_ES" w:bidi="es_ES"/>
+        </w:rPr>
+        <w:t>Jacobo 5:14–16</w:t>
+      </w:r>
       <w:r>
         <w:rPr>
           <w:lang w:val="es_ES" w:bidi="es_ES"/>
         </w:rPr>
         <w:t>). Los apóstoles, líderes cristianos primitivos, también usaron la unción con aceite al sanar a las personas (</w:t>
       </w:r>
-      <w:hyperlink r:id="rId100">
-        <w:r>
-          <w:rPr>
-            <w:lang w:val="es_ES" w:bidi="es_ES"/>
-          </w:rPr>
-          <w:rPr>
-            <w:color w:val="0000EE"/>
-            <w:u w:val="single"/>
-          </w:rPr>
-          <w:t>Marcos 6:12–13</w:t>
-        </w:r>
-      </w:hyperlink>
+      <w:r>
+        <w:rPr>
+          <w:lang w:val="es_ES" w:bidi="es_ES"/>
+        </w:rPr>
+        <w:t>Marcos 6:12–13</w:t>
+      </w:r>
       <w:r>
         <w:rPr>
           <w:lang w:val="es_ES" w:bidi="es_ES"/>
@@ -3203,54 +2669,36 @@
         </w:rPr>
         <w:t>Los ungüentos eran importantes en la antigüedad. En el clima cálido y seco del Oriente Medio, se utilizaban ungüentos para proteger y curar la piel. Todas las clases sociales los usaban con fines medicinales, por sus cualidades calmantes y para enmascarar olores. El Antiguo Testamento menciona a boticarios o perfumistas (</w:t>
       </w:r>
-      <w:hyperlink r:id="rId101">
-        <w:r>
-          <w:rPr>
-            <w:lang w:val="es_ES" w:bidi="es_ES"/>
-          </w:rPr>
-          <w:rPr>
-            <w:color w:val="0000EE"/>
-            <w:u w:val="single"/>
-          </w:rPr>
-          <w:t>1 Samuel 8:13</w:t>
-        </w:r>
-      </w:hyperlink>
+      <w:r>
+        <w:rPr>
+          <w:lang w:val="es_ES" w:bidi="es_ES"/>
+        </w:rPr>
+        <w:t>1 Samuel 8:13</w:t>
+      </w:r>
       <w:r>
         <w:rPr>
           <w:lang w:val="es_ES" w:bidi="es_ES"/>
         </w:rPr>
         <w:t xml:space="preserve">, </w:t>
       </w:r>
-      <w:hyperlink r:id="rId102">
-        <w:r>
-          <w:rPr>
-            <w:lang w:val="es_ES" w:bidi="es_ES"/>
-          </w:rPr>
-          <w:rPr>
-            <w:color w:val="0000EE"/>
-            <w:u w:val="single"/>
-          </w:rPr>
-          <w:t>2 Crónicas 16:14</w:t>
-        </w:r>
-      </w:hyperlink>
+      <w:r>
+        <w:rPr>
+          <w:lang w:val="es_ES" w:bidi="es_ES"/>
+        </w:rPr>
+        <w:t>2 Crónicas 16:14</w:t>
+      </w:r>
       <w:r>
         <w:rPr>
           <w:lang w:val="es_ES" w:bidi="es_ES"/>
         </w:rPr>
         <w:t>). Algunos fabricantes artesanales se organizaban en gremios (</w:t>
       </w:r>
-      <w:hyperlink r:id="rId103">
-        <w:r>
-          <w:rPr>
-            <w:lang w:val="es_ES" w:bidi="es_ES"/>
-          </w:rPr>
-          <w:rPr>
-            <w:color w:val="0000EE"/>
-            <w:u w:val="single"/>
-          </w:rPr>
-          <w:t>Nehemías 3:8</w:t>
-        </w:r>
-      </w:hyperlink>
+      <w:r>
+        <w:rPr>
+          <w:lang w:val="es_ES" w:bidi="es_ES"/>
+        </w:rPr>
+        <w:t>Nehemías 3:8</w:t>
+      </w:r>
       <w:r>
         <w:rPr>
           <w:lang w:val="es_ES" w:bidi="es_ES"/>
@@ -3282,72 +2730,48 @@
         </w:rPr>
         <w:t xml:space="preserve">En general, las personas elaboraban ungüentos calentando plantas aromáticas o especias en aceite (ver </w:t>
       </w:r>
-      <w:hyperlink r:id="rId104">
-        <w:r>
-          <w:rPr>
-            <w:lang w:val="es_ES" w:bidi="es_ES"/>
-          </w:rPr>
-          <w:rPr>
-            <w:color w:val="0000EE"/>
-            <w:u w:val="single"/>
-          </w:rPr>
-          <w:t>Job 41:31</w:t>
-        </w:r>
-      </w:hyperlink>
+      <w:r>
+        <w:rPr>
+          <w:lang w:val="es_ES" w:bidi="es_ES"/>
+        </w:rPr>
+        <w:t>Job 41:31</w:t>
+      </w:r>
       <w:r>
         <w:rPr>
           <w:lang w:val="es_ES" w:bidi="es_ES"/>
         </w:rPr>
         <w:t>). Los ungüentos perfumados eran combinaciones de ciertos materiales con aceite especialmente preparado. En el Antiguo Testamento, palabras descriptivas como "fragante" (</w:t>
       </w:r>
-      <w:hyperlink r:id="rId105">
-        <w:r>
-          <w:rPr>
-            <w:lang w:val="es_ES" w:bidi="es_ES"/>
-          </w:rPr>
-          <w:rPr>
-            <w:color w:val="0000EE"/>
-            <w:u w:val="single"/>
-          </w:rPr>
-          <w:t>Cantar de los Cantares 1:3</w:t>
-        </w:r>
-      </w:hyperlink>
+      <w:r>
+        <w:rPr>
+          <w:lang w:val="es_ES" w:bidi="es_ES"/>
+        </w:rPr>
+        <w:t>Cantar de los Cantares 1:3</w:t>
+      </w:r>
       <w:r>
         <w:rPr>
           <w:lang w:val="es_ES" w:bidi="es_ES"/>
         </w:rPr>
         <w:t>) o "precioso" (</w:t>
       </w:r>
-      <w:hyperlink r:id="rId106">
-        <w:r>
-          <w:rPr>
-            <w:lang w:val="es_ES" w:bidi="es_ES"/>
-          </w:rPr>
-          <w:rPr>
-            <w:color w:val="0000EE"/>
-            <w:u w:val="single"/>
-          </w:rPr>
-          <w:t>Eclesiastés 7:1</w:t>
-        </w:r>
-      </w:hyperlink>
+      <w:r>
+        <w:rPr>
+          <w:lang w:val="es_ES" w:bidi="es_ES"/>
+        </w:rPr>
+        <w:t>Eclesiastés 7:1</w:t>
+      </w:r>
       <w:r>
         <w:rPr>
           <w:lang w:val="es_ES" w:bidi="es_ES"/>
         </w:rPr>
         <w:t>) se refieren a aceites perfumados. Muchos tipos de recipientes podían almacenar ungüentos, pero la gente prefería frascos hechos de alabastro. Un frasco de alabastro contenía el costoso ungüento que María usó para ungir a Jesús en Betania (</w:t>
       </w:r>
-      <w:hyperlink r:id="rId107">
-        <w:r>
-          <w:rPr>
-            <w:lang w:val="es_ES" w:bidi="es_ES"/>
-          </w:rPr>
-          <w:rPr>
-            <w:color w:val="0000EE"/>
-            <w:u w:val="single"/>
-          </w:rPr>
-          <w:t>Marcos 14:3</w:t>
-        </w:r>
-      </w:hyperlink>
+      <w:r>
+        <w:rPr>
+          <w:lang w:val="es_ES" w:bidi="es_ES"/>
+        </w:rPr>
+        <w:t>Marcos 14:3</w:t>
+      </w:r>
       <w:r>
         <w:rPr>
           <w:lang w:val="es_ES" w:bidi="es_ES"/>
@@ -3379,18 +2803,12 @@
         </w:rPr>
         <w:t>Los ungüentos tenían muchos usos. Entre el pueblo judío, los ungüentos eran de gran importancia. El aceite de la santa unción consagró a Aarón, sus hijos, el tabernáculo y sus muebles. El aceite de la unción se elaboraba con mirra, canela, cálamo y casia mezclados con aceite de oliva (</w:t>
       </w:r>
-      <w:hyperlink r:id="rId108">
-        <w:r>
-          <w:rPr>
-            <w:lang w:val="es_ES" w:bidi="es_ES"/>
-          </w:rPr>
-          <w:rPr>
-            <w:color w:val="0000EE"/>
-            <w:u w:val="single"/>
-          </w:rPr>
-          <w:t>Éxodo 30:23–25</w:t>
-        </w:r>
-      </w:hyperlink>
+      <w:r>
+        <w:rPr>
+          <w:lang w:val="es_ES" w:bidi="es_ES"/>
+        </w:rPr>
+        <w:t>Éxodo 30:23–25</w:t>
+      </w:r>
       <w:r>
         <w:rPr>
           <w:lang w:val="es_ES" w:bidi="es_ES"/>
@@ -3411,90 +2829,60 @@
         </w:rPr>
         <w:t>Como cosmético, los ungüentos perfumados controlaban los olores desagradables. El aceite se aplicaba al cuerpo (</w:t>
       </w:r>
-      <w:hyperlink r:id="rId93">
-        <w:r>
-          <w:rPr>
-            <w:lang w:val="es_ES" w:bidi="es_ES"/>
-          </w:rPr>
-          <w:rPr>
-            <w:color w:val="0000EE"/>
-            <w:u w:val="single"/>
-          </w:rPr>
-          <w:t>2 Samuel 12:20</w:t>
-        </w:r>
-      </w:hyperlink>
+      <w:r>
+        <w:rPr>
+          <w:lang w:val="es_ES" w:bidi="es_ES"/>
+        </w:rPr>
+        <w:t>2 Samuel 12:20</w:t>
+      </w:r>
       <w:r>
         <w:rPr>
           <w:lang w:val="es_ES" w:bidi="es_ES"/>
         </w:rPr>
         <w:t>), a la ropa (</w:t>
       </w:r>
-      <w:hyperlink r:id="rId109">
-        <w:r>
-          <w:rPr>
-            <w:lang w:val="es_ES" w:bidi="es_ES"/>
-          </w:rPr>
-          <w:rPr>
-            <w:color w:val="0000EE"/>
-            <w:u w:val="single"/>
-          </w:rPr>
-          <w:t>Salmos 45:8</w:t>
-        </w:r>
-      </w:hyperlink>
+      <w:r>
+        <w:rPr>
+          <w:lang w:val="es_ES" w:bidi="es_ES"/>
+        </w:rPr>
+        <w:t>Salmos 45:8</w:t>
+      </w:r>
       <w:r>
         <w:rPr>
           <w:lang w:val="es_ES" w:bidi="es_ES"/>
         </w:rPr>
         <w:t>), o a objetos personales (</w:t>
       </w:r>
-      <w:hyperlink r:id="rId110">
-        <w:r>
-          <w:rPr>
-            <w:lang w:val="es_ES" w:bidi="es_ES"/>
-          </w:rPr>
-          <w:rPr>
-            <w:color w:val="0000EE"/>
-            <w:u w:val="single"/>
-          </w:rPr>
-          <w:t>Proverbios 7:17</w:t>
-        </w:r>
-      </w:hyperlink>
+      <w:r>
+        <w:rPr>
+          <w:lang w:val="es_ES" w:bidi="es_ES"/>
+        </w:rPr>
+        <w:t>Proverbios 7:17</w:t>
+      </w:r>
       <w:r>
         <w:rPr>
           <w:lang w:val="es_ES" w:bidi="es_ES"/>
         </w:rPr>
         <w:t>). Las mujeres usaban ungüentos para limpiar y realzar el atractivo de la piel (</w:t>
       </w:r>
-      <w:hyperlink r:id="rId111">
-        <w:r>
-          <w:rPr>
-            <w:lang w:val="es_ES" w:bidi="es_ES"/>
-          </w:rPr>
-          <w:rPr>
-            <w:color w:val="0000EE"/>
-            <w:u w:val="single"/>
-          </w:rPr>
-          <w:t>Ester 2:12</w:t>
-        </w:r>
-      </w:hyperlink>
+      <w:r>
+        <w:rPr>
+          <w:lang w:val="es_ES" w:bidi="es_ES"/>
+        </w:rPr>
+        <w:t>Ester 2:12</w:t>
+      </w:r>
       <w:r>
         <w:rPr>
           <w:lang w:val="es_ES" w:bidi="es_ES"/>
         </w:rPr>
         <w:t>). La fragancia de ciertos ungüentos atraía la atención del sexo opuesto (</w:t>
       </w:r>
-      <w:hyperlink r:id="rId112">
-        <w:r>
-          <w:rPr>
-            <w:lang w:val="es_ES" w:bidi="es_ES"/>
-          </w:rPr>
-          <w:rPr>
-            <w:color w:val="0000EE"/>
-            <w:u w:val="single"/>
-          </w:rPr>
-          <w:t>Cantar de los Cantares 4:10</w:t>
-        </w:r>
-      </w:hyperlink>
+      <w:r>
+        <w:rPr>
+          <w:lang w:val="es_ES" w:bidi="es_ES"/>
+        </w:rPr>
+        <w:t>Cantar de los Cantares 4:10</w:t>
+      </w:r>
       <w:r>
         <w:rPr>
           <w:lang w:val="es_ES" w:bidi="es_ES"/>
@@ -3515,54 +2903,36 @@
         </w:rPr>
         <w:t xml:space="preserve">El uso de ungüentos para refrescar y calmar a los invitados era una muestra de hospitalidad en el antiguo Oriente Medio. Los egipcios utilizaban conos de ungüento, colocándolos en las cabezas de los invitados para que gotearan sobre el cuerpo (comparar </w:t>
       </w:r>
-      <w:hyperlink r:id="rId113">
-        <w:r>
-          <w:rPr>
-            <w:lang w:val="es_ES" w:bidi="es_ES"/>
-          </w:rPr>
-          <w:rPr>
-            <w:color w:val="0000EE"/>
-            <w:u w:val="single"/>
-          </w:rPr>
-          <w:t>Salmos 133:2</w:t>
-        </w:r>
-      </w:hyperlink>
+      <w:r>
+        <w:rPr>
+          <w:lang w:val="es_ES" w:bidi="es_ES"/>
+        </w:rPr>
+        <w:t>Salmos 133:2</w:t>
+      </w:r>
       <w:r>
         <w:rPr>
           <w:lang w:val="es_ES" w:bidi="es_ES"/>
         </w:rPr>
         <w:t>). Como señal de respeto y honor, los anfitriones ungían las cabezas de los invitados con aceite. Jesús reprendió a un fariseo que descuidó esta tradicional muestra de hospitalidad (</w:t>
       </w:r>
-      <w:hyperlink r:id="rId114">
-        <w:r>
-          <w:rPr>
-            <w:lang w:val="es_ES" w:bidi="es_ES"/>
-          </w:rPr>
-          <w:rPr>
-            <w:color w:val="0000EE"/>
-            <w:u w:val="single"/>
-          </w:rPr>
-          <w:t>Lucas 7:37–40</w:t>
-        </w:r>
-      </w:hyperlink>
+      <w:r>
+        <w:rPr>
+          <w:lang w:val="es_ES" w:bidi="es_ES"/>
+        </w:rPr>
+        <w:t>Lucas 7:37–40</w:t>
+      </w:r>
       <w:r>
         <w:rPr>
           <w:lang w:val="es_ES" w:bidi="es_ES"/>
         </w:rPr>
         <w:t>). María ungió a Jesús con un costoso frasco de nardo, un ungüento fragante obtenido de las raíces de una hierba aromática de la India (</w:t>
       </w:r>
-      <w:hyperlink r:id="rId107">
-        <w:r>
-          <w:rPr>
-            <w:lang w:val="es_ES" w:bidi="es_ES"/>
-          </w:rPr>
-          <w:rPr>
-            <w:color w:val="0000EE"/>
-            <w:u w:val="single"/>
-          </w:rPr>
-          <w:t>Marcos 14:3</w:t>
-        </w:r>
-      </w:hyperlink>
+      <w:r>
+        <w:rPr>
+          <w:lang w:val="es_ES" w:bidi="es_ES"/>
+        </w:rPr>
+        <w:t>Marcos 14:3</w:t>
+      </w:r>
       <w:r>
         <w:rPr>
           <w:lang w:val="es_ES" w:bidi="es_ES"/>
@@ -3594,72 +2964,48 @@
         </w:rPr>
         <w:t>Los procesos de entierro incluían el uso de aceites de unción. En el Nuevo Testamento, un cadáver era lavado y ungido con ungüentos (</w:t>
       </w:r>
-      <w:hyperlink r:id="rId115">
-        <w:r>
-          <w:rPr>
-            <w:lang w:val="es_ES" w:bidi="es_ES"/>
-          </w:rPr>
-          <w:rPr>
-            <w:color w:val="0000EE"/>
-            <w:u w:val="single"/>
-          </w:rPr>
-          <w:t>Marcos 16:1,</w:t>
-        </w:r>
-      </w:hyperlink>
+      <w:r>
+        <w:rPr>
+          <w:lang w:val="es_ES" w:bidi="es_ES"/>
+        </w:rPr>
+        <w:t>Marcos 16:1,</w:t>
+      </w:r>
       <w:r>
         <w:rPr>
           <w:lang w:val="es_ES" w:bidi="es_ES"/>
         </w:rPr>
         <w:t xml:space="preserve"> </w:t>
       </w:r>
-      <w:hyperlink r:id="rId116">
-        <w:r>
-          <w:rPr>
-            <w:lang w:val="es_ES" w:bidi="es_ES"/>
-          </w:rPr>
-          <w:rPr>
-            <w:color w:val="0000EE"/>
-            <w:u w:val="single"/>
-          </w:rPr>
-          <w:t>Hechos 9:37</w:t>
-        </w:r>
-      </w:hyperlink>
+      <w:r>
+        <w:rPr>
+          <w:lang w:val="es_ES" w:bidi="es_ES"/>
+        </w:rPr>
+        <w:t>Hechos 9:37</w:t>
+      </w:r>
       <w:r>
         <w:rPr>
           <w:lang w:val="es_ES" w:bidi="es_ES"/>
         </w:rPr>
         <w:t>). Luego, los asistentes envolvían el cuerpo en prendas de lino con especias y ungüentos (</w:t>
       </w:r>
-      <w:hyperlink r:id="rId117">
-        <w:r>
-          <w:rPr>
-            <w:lang w:val="es_ES" w:bidi="es_ES"/>
-          </w:rPr>
-          <w:rPr>
-            <w:color w:val="0000EE"/>
-            <w:u w:val="single"/>
-          </w:rPr>
-          <w:t>Lucas 23:56,</w:t>
-        </w:r>
-      </w:hyperlink>
+      <w:r>
+        <w:rPr>
+          <w:lang w:val="es_ES" w:bidi="es_ES"/>
+        </w:rPr>
+        <w:t>Lucas 23:56,</w:t>
+      </w:r>
       <w:r>
         <w:rPr>
           <w:lang w:val="es_ES" w:bidi="es_ES"/>
         </w:rPr>
         <w:t xml:space="preserve"> </w:t>
       </w:r>
-      <w:hyperlink r:id="rId118">
-        <w:r>
-          <w:rPr>
-            <w:lang w:val="es_ES" w:bidi="es_ES"/>
-          </w:rPr>
-          <w:rPr>
-            <w:color w:val="0000EE"/>
-            <w:u w:val="single"/>
-          </w:rPr>
-          <w:t>Juan 19:40</w:t>
-        </w:r>
-      </w:hyperlink>
+      <w:r>
+        <w:rPr>
+          <w:lang w:val="es_ES" w:bidi="es_ES"/>
+        </w:rPr>
+        <w:t>Juan 19:40</w:t>
+      </w:r>
       <w:r>
         <w:rPr>
           <w:lang w:val="es_ES" w:bidi="es_ES"/>
@@ -3709,18 +3055,12 @@
         </w:rPr>
         <w:t>Se aplicaba aceite en las heridas (</w:t>
       </w:r>
-      <w:hyperlink r:id="rId119">
-        <w:r>
-          <w:rPr>
-            <w:lang w:val="es_ES" w:bidi="es_ES"/>
-          </w:rPr>
-          <w:rPr>
-            <w:color w:val="0000EE"/>
-            <w:u w:val="single"/>
-          </w:rPr>
-          <w:t>Lucas 10:34</w:t>
-        </w:r>
-      </w:hyperlink>
+      <w:r>
+        <w:rPr>
+          <w:lang w:val="es_ES" w:bidi="es_ES"/>
+        </w:rPr>
+        <w:t>Lucas 10:34</w:t>
+      </w:r>
       <w:r>
         <w:rPr>
           <w:lang w:val="es_ES" w:bidi="es_ES"/>
@@ -3745,18 +3085,12 @@
         </w:rPr>
         <w:t>Los ungüentos curativos conocidos como bálsamos incluían gomas aromáticas o resinas. Galaad está asociado con el bálsamo curativo (</w:t>
       </w:r>
-      <w:hyperlink r:id="rId120">
-        <w:r>
-          <w:rPr>
-            <w:lang w:val="es_ES" w:bidi="es_ES"/>
-          </w:rPr>
-          <w:rPr>
-            <w:color w:val="0000EE"/>
-            <w:u w:val="single"/>
-          </w:rPr>
-          <w:t>Jeremías 8:22</w:t>
-        </w:r>
-      </w:hyperlink>
+      <w:r>
+        <w:rPr>
+          <w:lang w:val="es_ES" w:bidi="es_ES"/>
+        </w:rPr>
+        <w:t>Jeremías 8:22</w:t>
+      </w:r>
       <w:r>
         <w:rPr>
           <w:lang w:val="es_ES" w:bidi="es_ES"/>
@@ -3781,36 +3115,24 @@
         </w:rPr>
         <w:t>Palestina exportaba bálsamo para el comercio (</w:t>
       </w:r>
-      <w:hyperlink r:id="rId121">
-        <w:r>
-          <w:rPr>
-            <w:lang w:val="es_ES" w:bidi="es_ES"/>
-          </w:rPr>
-          <w:rPr>
-            <w:color w:val="0000EE"/>
-            <w:u w:val="single"/>
-          </w:rPr>
-          <w:t>Génesis 37:25,</w:t>
-        </w:r>
-      </w:hyperlink>
+      <w:r>
+        <w:rPr>
+          <w:lang w:val="es_ES" w:bidi="es_ES"/>
+        </w:rPr>
+        <w:t>Génesis 37:25,</w:t>
+      </w:r>
       <w:r>
         <w:rPr>
           <w:lang w:val="es_ES" w:bidi="es_ES"/>
         </w:rPr>
         <w:t xml:space="preserve"> </w:t>
       </w:r>
-      <w:hyperlink r:id="rId122">
-        <w:r>
-          <w:rPr>
-            <w:lang w:val="es_ES" w:bidi="es_ES"/>
-          </w:rPr>
-          <w:rPr>
-            <w:color w:val="0000EE"/>
-            <w:u w:val="single"/>
-          </w:rPr>
-          <w:t>Ezequiel 27:17</w:t>
-        </w:r>
-      </w:hyperlink>
+      <w:r>
+        <w:rPr>
+          <w:lang w:val="es_ES" w:bidi="es_ES"/>
+        </w:rPr>
+        <w:t>Ezequiel 27:17</w:t>
+      </w:r>
       <w:r>
         <w:rPr>
           <w:lang w:val="es_ES" w:bidi="es_ES"/>
@@ -3835,18 +3157,12 @@
         </w:rPr>
         <w:t>La ciudad de Laodicea producía y exportaba un famoso ungüento para los ojos (</w:t>
       </w:r>
-      <w:hyperlink r:id="rId123">
-        <w:r>
-          <w:rPr>
-            <w:lang w:val="es_ES" w:bidi="es_ES"/>
-          </w:rPr>
-          <w:rPr>
-            <w:color w:val="0000EE"/>
-            <w:u w:val="single"/>
-          </w:rPr>
-          <w:t>Apocalipsis 3:18</w:t>
-        </w:r>
-      </w:hyperlink>
+      <w:r>
+        <w:rPr>
+          <w:lang w:val="es_ES" w:bidi="es_ES"/>
+        </w:rPr>
+        <w:t>Apocalipsis 3:18</w:t>
+      </w:r>
       <w:r>
         <w:rPr>
           <w:lang w:val="es_ES" w:bidi="es_ES"/>
@@ -3871,18 +3187,12 @@
         </w:rPr>
         <w:t>Los ungüentos eran un artículo de comercio importante para los comerciantes en la época romana (</w:t>
       </w:r>
-      <w:hyperlink r:id="rId124">
-        <w:r>
-          <w:rPr>
-            <w:lang w:val="es_ES" w:bidi="es_ES"/>
-          </w:rPr>
-          <w:rPr>
-            <w:color w:val="0000EE"/>
-            <w:u w:val="single"/>
-          </w:rPr>
-          <w:t>Apocalipsis 18:13</w:t>
-        </w:r>
-      </w:hyperlink>
+      <w:r>
+        <w:rPr>
+          <w:lang w:val="es_ES" w:bidi="es_ES"/>
+        </w:rPr>
+        <w:t>Apocalipsis 18:13</w:t>
+      </w:r>
       <w:r>
         <w:rPr>
           <w:lang w:val="es_ES" w:bidi="es_ES"/>
@@ -3907,36 +3217,24 @@
         </w:rPr>
         <w:t>La unción con aceite se asociaba con la alegría y el gozo (</w:t>
       </w:r>
-      <w:hyperlink r:id="rId125">
-        <w:r>
-          <w:rPr>
-            <w:lang w:val="es_ES" w:bidi="es_ES"/>
-          </w:rPr>
-          <w:rPr>
-            <w:color w:val="0000EE"/>
-            <w:u w:val="single"/>
-          </w:rPr>
-          <w:t>Salmos 45:7,</w:t>
-        </w:r>
-      </w:hyperlink>
+      <w:r>
+        <w:rPr>
+          <w:lang w:val="es_ES" w:bidi="es_ES"/>
+        </w:rPr>
+        <w:t>Salmos 45:7,</w:t>
+      </w:r>
       <w:r>
         <w:rPr>
           <w:lang w:val="es_ES" w:bidi="es_ES"/>
         </w:rPr>
         <w:t xml:space="preserve"> </w:t>
       </w:r>
-      <w:hyperlink r:id="rId126">
-        <w:r>
-          <w:rPr>
-            <w:lang w:val="es_ES" w:bidi="es_ES"/>
-          </w:rPr>
-          <w:rPr>
-            <w:color w:val="0000EE"/>
-            <w:u w:val="single"/>
-          </w:rPr>
-          <w:t>Isaías 61:3</w:t>
-        </w:r>
-      </w:hyperlink>
+      <w:r>
+        <w:rPr>
+          <w:lang w:val="es_ES" w:bidi="es_ES"/>
+        </w:rPr>
+        <w:t>Isaías 61:3</w:t>
+      </w:r>
       <w:r>
         <w:rPr>
           <w:lang w:val="es_ES" w:bidi="es_ES"/>
@@ -3961,18 +3259,12 @@
         </w:rPr>
         <w:t>Las personas se abstenían de ungirse durante los tiempos de luto (</w:t>
       </w:r>
-      <w:hyperlink r:id="rId96">
-        <w:r>
-          <w:rPr>
-            <w:lang w:val="es_ES" w:bidi="es_ES"/>
-          </w:rPr>
-          <w:rPr>
-            <w:color w:val="0000EE"/>
-            <w:u w:val="single"/>
-          </w:rPr>
-          <w:t>2 Samuel 14:2</w:t>
-        </w:r>
-      </w:hyperlink>
+      <w:r>
+        <w:rPr>
+          <w:lang w:val="es_ES" w:bidi="es_ES"/>
+        </w:rPr>
+        <w:t>2 Samuel 14:2</w:t>
+      </w:r>
       <w:r>
         <w:rPr>
           <w:lang w:val="es_ES" w:bidi="es_ES"/>
@@ -3997,18 +3289,12 @@
         </w:rPr>
         <w:t>La falta de aceite para ungir se consideraba un castigo (</w:t>
       </w:r>
-      <w:hyperlink r:id="rId95">
-        <w:r>
-          <w:rPr>
-            <w:lang w:val="es_ES" w:bidi="es_ES"/>
-          </w:rPr>
-          <w:rPr>
-            <w:color w:val="0000EE"/>
-            <w:u w:val="single"/>
-          </w:rPr>
-          <w:t>Miqueas 6:15</w:t>
-        </w:r>
-      </w:hyperlink>
+      <w:r>
+        <w:rPr>
+          <w:lang w:val="es_ES" w:bidi="es_ES"/>
+        </w:rPr>
+        <w:t>Miqueas 6:15</w:t>
+      </w:r>
       <w:r>
         <w:rPr>
           <w:lang w:val="es_ES" w:bidi="es_ES"/>
@@ -4033,18 +3319,12 @@
         </w:rPr>
         <w:t>Los escudos se ungían con aceite para hacerlos flexibles y, posiblemente, para ayudar a desviar las armas (</w:t>
       </w:r>
-      <w:hyperlink r:id="rId127">
-        <w:r>
-          <w:rPr>
-            <w:lang w:val="es_ES" w:bidi="es_ES"/>
-          </w:rPr>
-          <w:rPr>
-            <w:color w:val="0000EE"/>
-            <w:u w:val="single"/>
-          </w:rPr>
-          <w:t>2 Samuel 1:21</w:t>
-        </w:r>
-      </w:hyperlink>
+      <w:r>
+        <w:rPr>
+          <w:lang w:val="es_ES" w:bidi="es_ES"/>
+        </w:rPr>
+        <w:t>2 Samuel 1:21</w:t>
+      </w:r>
       <w:r>
         <w:rPr>
           <w:lang w:val="es_ES" w:bidi="es_ES"/>
@@ -4169,18 +3449,12 @@
         </w:rPr>
         <w:t>Uno de los músicos que el jefe de los levitas eligió para cantar y tocar el arpa como parte del servicio del templo durante el reinado de David (</w:t>
       </w:r>
-      <w:hyperlink r:id="rId128">
-        <w:r>
-          <w:rPr>
-            <w:lang w:val="es_ES" w:bidi="es_ES"/>
-          </w:rPr>
-          <w:rPr>
-            <w:color w:val="0000EE"/>
-            <w:u w:val="single"/>
-          </w:rPr>
-          <w:t>1 Cro 15:18–20</w:t>
-        </w:r>
-      </w:hyperlink>
+      <w:r>
+        <w:rPr>
+          <w:lang w:val="es_ES" w:bidi="es_ES"/>
+        </w:rPr>
+        <w:t>1 Cro 15:18–20</w:t>
+      </w:r>
       <w:r>
         <w:rPr>
           <w:lang w:val="es_ES" w:bidi="es_ES"/>
@@ -4205,18 +3479,12 @@
         </w:rPr>
         <w:t xml:space="preserve">Uni de los levitas que participó en el servicio del templo durante la era pos-exílica </w:t>
       </w:r>
-      <w:hyperlink r:id="rId129">
-        <w:r>
-          <w:rPr>
-            <w:lang w:val="es_ES" w:bidi="es_ES"/>
-          </w:rPr>
-          <w:rPr>
-            <w:color w:val="0000EE"/>
-            <w:u w:val="single"/>
-          </w:rPr>
-          <w:t>Nehemías 12:9</w:t>
-        </w:r>
-      </w:hyperlink>
+      <w:r>
+        <w:rPr>
+          <w:lang w:val="es_ES" w:bidi="es_ES"/>
+        </w:rPr>
+        <w:t>Nehemías 12:9</w:t>
+      </w:r>
       <w:r>
         <w:rPr>
           <w:lang w:val="es_ES" w:bidi="es_ES"/>
@@ -4271,18 +3539,12 @@
         </w:rPr>
         <w:t xml:space="preserve">La traducción de algunas versiones para “antílope”, también llamado rinoceronte, en </w:t>
       </w:r>
-      <w:hyperlink r:id="rId130">
-        <w:r>
-          <w:rPr>
-            <w:lang w:val="es_ES" w:bidi="es_ES"/>
-          </w:rPr>
-          <w:rPr>
-            <w:color w:val="0000EE"/>
-            <w:u w:val="single"/>
-          </w:rPr>
-          <w:t>Deuteronomio 14:5</w:t>
-        </w:r>
-      </w:hyperlink>
+      <w:r>
+        <w:rPr>
+          <w:lang w:val="es_ES" w:bidi="es_ES"/>
+        </w:rPr>
+        <w:t>Deuteronomio 14:5</w:t>
+      </w:r>
       <w:r>
         <w:rPr>
           <w:lang w:val="es_ES" w:bidi="es_ES"/>
@@ -4370,36 +3632,24 @@
         </w:rPr>
         <w:t>Traducción de la RVR1909 para un animal llamado "búfalo" en la mayoría de las traducciones modernas. (</w:t>
       </w:r>
-      <w:hyperlink r:id="rId131">
-        <w:r>
-          <w:rPr>
-            <w:lang w:val="es_ES" w:bidi="es_ES"/>
-          </w:rPr>
-          <w:rPr>
-            <w:color w:val="0000EE"/>
-            <w:u w:val="single"/>
-          </w:rPr>
-          <w:t>Nm 24:8</w:t>
-        </w:r>
-      </w:hyperlink>
+      <w:r>
+        <w:rPr>
+          <w:lang w:val="es_ES" w:bidi="es_ES"/>
+        </w:rPr>
+        <w:t>Nm 24:8</w:t>
+      </w:r>
       <w:r>
         <w:rPr>
           <w:lang w:val="es_ES" w:bidi="es_ES"/>
         </w:rPr>
         <w:t xml:space="preserve">; </w:t>
       </w:r>
-      <w:hyperlink r:id="rId132">
-        <w:r>
-          <w:rPr>
-            <w:lang w:val="es_ES" w:bidi="es_ES"/>
-          </w:rPr>
-          <w:rPr>
-            <w:color w:val="0000EE"/>
-            <w:u w:val="single"/>
-          </w:rPr>
-          <w:t>Dt 33:17</w:t>
-        </w:r>
-      </w:hyperlink>
+      <w:r>
+        <w:rPr>
+          <w:lang w:val="es_ES" w:bidi="es_ES"/>
+        </w:rPr>
+        <w:t>Dt 33:17</w:t>
+      </w:r>
       <w:r>
         <w:rPr>
           <w:lang w:val="es_ES" w:bidi="es_ES"/>
@@ -4493,126 +3743,84 @@
         </w:rPr>
         <w:t>En el Nuevo Testamento, la palabra griega para esta frase aparece nueve veces. Sin embargo, solo cinco de estas instancias, todas en los escritos de Juan, se refieren a Jesús (</w:t>
       </w:r>
-      <w:hyperlink r:id="rId133">
-        <w:r>
-          <w:rPr>
-            <w:lang w:val="es_ES" w:bidi="es_ES"/>
-          </w:rPr>
-          <w:rPr>
-            <w:color w:val="0000EE"/>
-            <w:u w:val="single"/>
-          </w:rPr>
-          <w:t>Juan 1:14, 18</w:t>
-        </w:r>
-      </w:hyperlink>
+      <w:r>
+        <w:rPr>
+          <w:lang w:val="es_ES" w:bidi="es_ES"/>
+        </w:rPr>
+        <w:t>Juan 1:14, 18</w:t>
+      </w:r>
       <w:r>
         <w:rPr>
           <w:lang w:val="es_ES" w:bidi="es_ES"/>
         </w:rPr>
         <w:t xml:space="preserve">; </w:t>
       </w:r>
-      <w:hyperlink r:id="rId134">
-        <w:r>
-          <w:rPr>
-            <w:lang w:val="es_ES" w:bidi="es_ES"/>
-          </w:rPr>
-          <w:rPr>
-            <w:color w:val="0000EE"/>
-            <w:u w:val="single"/>
-          </w:rPr>
-          <w:t>3:16, 18</w:t>
-        </w:r>
-      </w:hyperlink>
+      <w:r>
+        <w:rPr>
+          <w:lang w:val="es_ES" w:bidi="es_ES"/>
+        </w:rPr>
+        <w:t>3:16, 18</w:t>
+      </w:r>
       <w:r>
         <w:rPr>
           <w:lang w:val="es_ES" w:bidi="es_ES"/>
         </w:rPr>
         <w:t xml:space="preserve">; </w:t>
       </w:r>
-      <w:hyperlink r:id="rId135">
-        <w:r>
-          <w:rPr>
-            <w:lang w:val="es_ES" w:bidi="es_ES"/>
-          </w:rPr>
-          <w:rPr>
-            <w:color w:val="0000EE"/>
-            <w:u w:val="single"/>
-          </w:rPr>
-          <w:t>1 Juan 4:9</w:t>
-        </w:r>
-      </w:hyperlink>
+      <w:r>
+        <w:rPr>
+          <w:lang w:val="es_ES" w:bidi="es_ES"/>
+        </w:rPr>
+        <w:t>1 Juan 4:9</w:t>
+      </w:r>
       <w:r>
         <w:rPr>
           <w:lang w:val="es_ES" w:bidi="es_ES"/>
         </w:rPr>
         <w:t>). Las otras tres ocurrencias describen a un hijo o hija único (</w:t>
       </w:r>
-      <w:hyperlink r:id="rId136">
-        <w:r>
-          <w:rPr>
-            <w:lang w:val="es_ES" w:bidi="es_ES"/>
-          </w:rPr>
-          <w:rPr>
-            <w:color w:val="0000EE"/>
-            <w:u w:val="single"/>
-          </w:rPr>
-          <w:t>Lucas 7:12</w:t>
-        </w:r>
-      </w:hyperlink>
+      <w:r>
+        <w:rPr>
+          <w:lang w:val="es_ES" w:bidi="es_ES"/>
+        </w:rPr>
+        <w:t>Lucas 7:12</w:t>
+      </w:r>
       <w:r>
         <w:rPr>
           <w:lang w:val="es_ES" w:bidi="es_ES"/>
         </w:rPr>
         <w:t xml:space="preserve">; </w:t>
       </w:r>
-      <w:hyperlink r:id="rId137">
-        <w:r>
-          <w:rPr>
-            <w:lang w:val="es_ES" w:bidi="es_ES"/>
-          </w:rPr>
-          <w:rPr>
-            <w:color w:val="0000EE"/>
-            <w:u w:val="single"/>
-          </w:rPr>
-          <w:t>8:42</w:t>
-        </w:r>
-      </w:hyperlink>
+      <w:r>
+        <w:rPr>
+          <w:lang w:val="es_ES" w:bidi="es_ES"/>
+        </w:rPr>
+        <w:t>8:42</w:t>
+      </w:r>
       <w:r>
         <w:rPr>
           <w:lang w:val="es_ES" w:bidi="es_ES"/>
         </w:rPr>
         <w:t xml:space="preserve">; </w:t>
       </w:r>
-      <w:hyperlink r:id="rId138">
-        <w:r>
-          <w:rPr>
-            <w:lang w:val="es_ES" w:bidi="es_ES"/>
-          </w:rPr>
-          <w:rPr>
-            <w:color w:val="0000EE"/>
-            <w:u w:val="single"/>
-          </w:rPr>
-          <w:t>9:38</w:t>
-        </w:r>
-      </w:hyperlink>
+      <w:r>
+        <w:rPr>
+          <w:lang w:val="es_ES" w:bidi="es_ES"/>
+        </w:rPr>
+        <w:t>9:38</w:t>
+      </w:r>
       <w:r>
         <w:rPr>
           <w:lang w:val="es_ES" w:bidi="es_ES"/>
         </w:rPr>
         <w:t xml:space="preserve">; comparar </w:t>
       </w:r>
-      <w:hyperlink r:id="rId139">
-        <w:r>
-          <w:rPr>
-            <w:lang w:val="es_ES" w:bidi="es_ES"/>
-          </w:rPr>
-          <w:rPr>
-            <w:color w:val="0000EE"/>
-            <w:u w:val="single"/>
-          </w:rPr>
-          <w:t>Jueces 11:34</w:t>
-        </w:r>
-      </w:hyperlink>
+      <w:r>
+        <w:rPr>
+          <w:lang w:val="es_ES" w:bidi="es_ES"/>
+        </w:rPr>
+        <w:t>Jueces 11:34</w:t>
+      </w:r>
       <w:r>
         <w:rPr>
           <w:lang w:val="es_ES" w:bidi="es_ES"/>
@@ -4633,18 +3841,12 @@
         </w:rPr>
         <w:t xml:space="preserve">Cuando se refiere a menudo a un hijo único, implica algo especial, favorecido o precioso. La otra referencia no joánica, en </w:t>
       </w:r>
-      <w:hyperlink r:id="rId140">
-        <w:r>
-          <w:rPr>
-            <w:lang w:val="es_ES" w:bidi="es_ES"/>
-          </w:rPr>
-          <w:rPr>
-            <w:color w:val="0000EE"/>
-            <w:u w:val="single"/>
-          </w:rPr>
-          <w:t>Hebreos 11:17</w:t>
-        </w:r>
-      </w:hyperlink>
+      <w:r>
+        <w:rPr>
+          <w:lang w:val="es_ES" w:bidi="es_ES"/>
+        </w:rPr>
+        <w:t>Hebreos 11:17</w:t>
+      </w:r>
       <w:r>
         <w:rPr>
           <w:lang w:val="es_ES" w:bidi="es_ES"/>
@@ -4665,36 +3867,24 @@
         </w:rPr>
         <w:t xml:space="preserve">En la Septuaginta, la palabra se emplea en </w:t>
       </w:r>
-      <w:hyperlink r:id="rId141">
-        <w:r>
-          <w:rPr>
-            <w:lang w:val="es_ES" w:bidi="es_ES"/>
-          </w:rPr>
-          <w:rPr>
-            <w:color w:val="0000EE"/>
-            <w:u w:val="single"/>
-          </w:rPr>
-          <w:t>Salmo 22:20</w:t>
-        </w:r>
-      </w:hyperlink>
+      <w:r>
+        <w:rPr>
+          <w:lang w:val="es_ES" w:bidi="es_ES"/>
+        </w:rPr>
+        <w:t>Salmo 22:20</w:t>
+      </w:r>
       <w:r>
         <w:rPr>
           <w:lang w:val="es_ES" w:bidi="es_ES"/>
         </w:rPr>
         <w:t xml:space="preserve"> y </w:t>
       </w:r>
-      <w:hyperlink r:id="rId142">
-        <w:r>
-          <w:rPr>
-            <w:lang w:val="es_ES" w:bidi="es_ES"/>
-          </w:rPr>
-          <w:rPr>
-            <w:color w:val="0000EE"/>
-            <w:u w:val="single"/>
-          </w:rPr>
-          <w:t>35:17</w:t>
-        </w:r>
-      </w:hyperlink>
+      <w:r>
+        <w:rPr>
+          <w:lang w:val="es_ES" w:bidi="es_ES"/>
+        </w:rPr>
+        <w:t>35:17</w:t>
+      </w:r>
       <w:r>
         <w:rPr>
           <w:lang w:val="es_ES" w:bidi="es_ES"/>
@@ -4715,36 +3905,24 @@
         </w:rPr>
         <w:t>Cuando la palabra se aplica a Jesús, significa no "unigénito", sino "único" o "exclusivo". La frase se utiliza con "hijo" y debe entenderse como el único Hijo de Dios, enfatizando tanto el favor de Dios hacia él como su singularidad (</w:t>
       </w:r>
-      <w:hyperlink r:id="rId134">
-        <w:r>
-          <w:rPr>
-            <w:lang w:val="es_ES" w:bidi="es_ES"/>
-          </w:rPr>
-          <w:rPr>
-            <w:color w:val="0000EE"/>
-            <w:u w:val="single"/>
-          </w:rPr>
-          <w:t>Juan 3:16, 18</w:t>
-        </w:r>
-      </w:hyperlink>
+      <w:r>
+        <w:rPr>
+          <w:lang w:val="es_ES" w:bidi="es_ES"/>
+        </w:rPr>
+        <w:t>Juan 3:16, 18</w:t>
+      </w:r>
       <w:r>
         <w:rPr>
           <w:lang w:val="es_ES" w:bidi="es_ES"/>
         </w:rPr>
         <w:t xml:space="preserve">; </w:t>
       </w:r>
-      <w:hyperlink r:id="rId135">
-        <w:r>
-          <w:rPr>
-            <w:lang w:val="es_ES" w:bidi="es_ES"/>
-          </w:rPr>
-          <w:rPr>
-            <w:color w:val="0000EE"/>
-            <w:u w:val="single"/>
-          </w:rPr>
-          <w:t>1 Juan 4:9</w:t>
-        </w:r>
-      </w:hyperlink>
+      <w:r>
+        <w:rPr>
+          <w:lang w:val="es_ES" w:bidi="es_ES"/>
+        </w:rPr>
+        <w:t>1 Juan 4:9</w:t>
+      </w:r>
       <w:r>
         <w:rPr>
           <w:lang w:val="es_ES" w:bidi="es_ES"/>
@@ -4765,36 +3943,24 @@
         </w:rPr>
         <w:t xml:space="preserve">En </w:t>
       </w:r>
-      <w:hyperlink r:id="rId133">
-        <w:r>
-          <w:rPr>
-            <w:lang w:val="es_ES" w:bidi="es_ES"/>
-          </w:rPr>
-          <w:rPr>
-            <w:color w:val="0000EE"/>
-            <w:u w:val="single"/>
-          </w:rPr>
-          <w:t>Juan 1:14</w:t>
-        </w:r>
-      </w:hyperlink>
+      <w:r>
+        <w:rPr>
+          <w:lang w:val="es_ES" w:bidi="es_ES"/>
+        </w:rPr>
+        <w:t>Juan 1:14</w:t>
+      </w:r>
       <w:r>
         <w:rPr>
           <w:lang w:val="es_ES" w:bidi="es_ES"/>
         </w:rPr>
         <w:t>, la palabra "único" se utiliza para destacar que el Verbo encarnado (Jesús), al hacerse humano, es singular y proviene del Padre. La referencia final (</w:t>
       </w:r>
-      <w:hyperlink r:id="rId143">
-        <w:r>
-          <w:rPr>
-            <w:lang w:val="es_ES" w:bidi="es_ES"/>
-          </w:rPr>
-          <w:rPr>
-            <w:color w:val="0000EE"/>
-            <w:u w:val="single"/>
-          </w:rPr>
-          <w:t>Juan 1:18</w:t>
-        </w:r>
-      </w:hyperlink>
+      <w:r>
+        <w:rPr>
+          <w:lang w:val="es_ES" w:bidi="es_ES"/>
+        </w:rPr>
+        <w:t>Juan 1:18</w:t>
+      </w:r>
       <w:r>
         <w:rPr>
           <w:lang w:val="es_ES" w:bidi="es_ES"/>
@@ -4882,54 +4048,36 @@
         </w:rPr>
         <w:t>Ciudad natal de Taré, el padre de Abraham, y lugar de nacimiento de Abraham y Sara. Se menciona por nombre solo cuatro veces en la Biblia (</w:t>
       </w:r>
-      <w:hyperlink r:id="rId144">
-        <w:r>
-          <w:rPr>
-            <w:lang w:val="es_ES" w:bidi="es_ES"/>
-          </w:rPr>
-          <w:rPr>
-            <w:color w:val="0000EE"/>
-            <w:u w:val="single"/>
-          </w:rPr>
-          <w:t>Gn 11:28, 31,</w:t>
-        </w:r>
-      </w:hyperlink>
+      <w:r>
+        <w:rPr>
+          <w:lang w:val="es_ES" w:bidi="es_ES"/>
+        </w:rPr>
+        <w:t>Gn 11:28, 31,</w:t>
+      </w:r>
       <w:r>
         <w:rPr>
           <w:lang w:val="es_ES" w:bidi="es_ES"/>
         </w:rPr>
         <w:t xml:space="preserve"> </w:t>
       </w:r>
-      <w:hyperlink r:id="rId145">
-        <w:r>
-          <w:rPr>
-            <w:lang w:val="es_ES" w:bidi="es_ES"/>
-          </w:rPr>
-          <w:rPr>
-            <w:color w:val="0000EE"/>
-            <w:u w:val="single"/>
-          </w:rPr>
-          <w:t>15:7,</w:t>
-        </w:r>
-      </w:hyperlink>
+      <w:r>
+        <w:rPr>
+          <w:lang w:val="es_ES" w:bidi="es_ES"/>
+        </w:rPr>
+        <w:t>15:7,</w:t>
+      </w:r>
       <w:r>
         <w:rPr>
           <w:lang w:val="es_ES" w:bidi="es_ES"/>
         </w:rPr>
         <w:t xml:space="preserve"> </w:t>
       </w:r>
-      <w:hyperlink r:id="rId146">
-        <w:r>
-          <w:rPr>
-            <w:lang w:val="es_ES" w:bidi="es_ES"/>
-          </w:rPr>
-          <w:rPr>
-            <w:color w:val="0000EE"/>
-            <w:u w:val="single"/>
-          </w:rPr>
-          <w:t>Ne 9:7</w:t>
-        </w:r>
-      </w:hyperlink>
+      <w:r>
+        <w:rPr>
+          <w:lang w:val="es_ES" w:bidi="es_ES"/>
+        </w:rPr>
+        <w:t>Ne 9:7</w:t>
+      </w:r>
       <w:r>
         <w:rPr>
           <w:lang w:val="es_ES" w:bidi="es_ES"/>
@@ -5026,18 +4174,12 @@
         </w:rPr>
         <w:t>El padre de Elifal, uno de los valientes de David (</w:t>
       </w:r>
-      <w:hyperlink r:id="rId147">
-        <w:r>
-          <w:rPr>
-            <w:lang w:val="es_ES" w:bidi="es_ES"/>
-          </w:rPr>
-          <w:rPr>
-            <w:color w:val="0000EE"/>
-            <w:u w:val="single"/>
-          </w:rPr>
-          <w:t>1 Cro 11:35</w:t>
-        </w:r>
-      </w:hyperlink>
+      <w:r>
+        <w:rPr>
+          <w:lang w:val="es_ES" w:bidi="es_ES"/>
+        </w:rPr>
+        <w:t>1 Cro 11:35</w:t>
+      </w:r>
       <w:r>
         <w:rPr>
           <w:lang w:val="es_ES" w:bidi="es_ES"/>
@@ -5056,18 +4198,12 @@
         </w:rPr>
         <w:t xml:space="preserve"> en el pasaje paralelo (</w:t>
       </w:r>
-      <w:hyperlink r:id="rId148">
-        <w:r>
-          <w:rPr>
-            <w:lang w:val="es_ES" w:bidi="es_ES"/>
-          </w:rPr>
-          <w:rPr>
-            <w:color w:val="0000EE"/>
-            <w:u w:val="single"/>
-          </w:rPr>
-          <w:t>2 Sam 23:34</w:t>
-        </w:r>
-      </w:hyperlink>
+      <w:r>
+        <w:rPr>
+          <w:lang w:val="es_ES" w:bidi="es_ES"/>
+        </w:rPr>
+        <w:t>2 Sam 23:34</w:t>
+      </w:r>
       <w:r>
         <w:rPr>
           <w:lang w:val="es_ES" w:bidi="es_ES"/>
@@ -5122,18 +4258,12 @@
         </w:rPr>
         <w:t>Un creyente mencionado como uno de los colaboradores de Pablo en Cristo (</w:t>
       </w:r>
-      <w:hyperlink r:id="rId149">
-        <w:r>
-          <w:rPr>
-            <w:lang w:val="es_ES" w:bidi="es_ES"/>
-          </w:rPr>
-          <w:rPr>
-            <w:color w:val="0000EE"/>
-            <w:u w:val="single"/>
-          </w:rPr>
-          <w:t>Ro 16:9</w:t>
-        </w:r>
-      </w:hyperlink>
+      <w:r>
+        <w:rPr>
+          <w:lang w:val="es_ES" w:bidi="es_ES"/>
+        </w:rPr>
+        <w:t>Ro 16:9</w:t>
+      </w:r>
       <w:r>
         <w:rPr>
           <w:lang w:val="es_ES" w:bidi="es_ES"/>
@@ -5196,90 +4326,60 @@
         </w:rPr>
         <w:t>El padre de Bezaleel, de la tribu de Judá, fue un constructor del tabernáculo (</w:t>
       </w:r>
-      <w:hyperlink r:id="rId150">
-        <w:r>
-          <w:rPr>
-            <w:lang w:val="es_ES" w:bidi="es_ES"/>
-          </w:rPr>
-          <w:rPr>
-            <w:color w:val="0000EE"/>
-            <w:u w:val="single"/>
-          </w:rPr>
-          <w:t>Ex 31:2,</w:t>
-        </w:r>
-      </w:hyperlink>
+      <w:r>
+        <w:rPr>
+          <w:lang w:val="es_ES" w:bidi="es_ES"/>
+        </w:rPr>
+        <w:t>Ex 31:2,</w:t>
+      </w:r>
       <w:r>
         <w:rPr>
           <w:lang w:val="es_ES" w:bidi="es_ES"/>
         </w:rPr>
         <w:t xml:space="preserve"> </w:t>
       </w:r>
-      <w:hyperlink r:id="rId151">
-        <w:r>
-          <w:rPr>
-            <w:lang w:val="es_ES" w:bidi="es_ES"/>
-          </w:rPr>
-          <w:rPr>
-            <w:color w:val="0000EE"/>
-            <w:u w:val="single"/>
-          </w:rPr>
-          <w:t>35:30,</w:t>
-        </w:r>
-      </w:hyperlink>
+      <w:r>
+        <w:rPr>
+          <w:lang w:val="es_ES" w:bidi="es_ES"/>
+        </w:rPr>
+        <w:t>35:30,</w:t>
+      </w:r>
       <w:r>
         <w:rPr>
           <w:lang w:val="es_ES" w:bidi="es_ES"/>
         </w:rPr>
         <w:t xml:space="preserve"> </w:t>
       </w:r>
-      <w:hyperlink r:id="rId152">
-        <w:r>
-          <w:rPr>
-            <w:lang w:val="es_ES" w:bidi="es_ES"/>
-          </w:rPr>
-          <w:rPr>
-            <w:color w:val="0000EE"/>
-            <w:u w:val="single"/>
-          </w:rPr>
-          <w:t>38:22</w:t>
-        </w:r>
-      </w:hyperlink>
+      <w:r>
+        <w:rPr>
+          <w:lang w:val="es_ES" w:bidi="es_ES"/>
+        </w:rPr>
+        <w:t>38:22</w:t>
+      </w:r>
       <w:r>
         <w:rPr>
           <w:lang w:val="es_ES" w:bidi="es_ES"/>
         </w:rPr>
         <w:t xml:space="preserve">; </w:t>
       </w:r>
-      <w:hyperlink r:id="rId153">
-        <w:r>
-          <w:rPr>
-            <w:lang w:val="es_ES" w:bidi="es_ES"/>
-          </w:rPr>
-          <w:rPr>
-            <w:color w:val="0000EE"/>
-            <w:u w:val="single"/>
-          </w:rPr>
-          <w:t>1 Cro 2:20</w:t>
-        </w:r>
-      </w:hyperlink>
+      <w:r>
+        <w:rPr>
+          <w:lang w:val="es_ES" w:bidi="es_ES"/>
+        </w:rPr>
+        <w:t>1 Cro 2:20</w:t>
+      </w:r>
       <w:r>
         <w:rPr>
           <w:lang w:val="es_ES" w:bidi="es_ES"/>
         </w:rPr>
         <w:t xml:space="preserve">; </w:t>
       </w:r>
-      <w:hyperlink r:id="rId154">
-        <w:r>
-          <w:rPr>
-            <w:lang w:val="es_ES" w:bidi="es_ES"/>
-          </w:rPr>
-          <w:rPr>
-            <w:color w:val="0000EE"/>
-            <w:u w:val="single"/>
-          </w:rPr>
-          <w:t>2 Cro 1:5</w:t>
-        </w:r>
-      </w:hyperlink>
+      <w:r>
+        <w:rPr>
+          <w:lang w:val="es_ES" w:bidi="es_ES"/>
+        </w:rPr>
+        <w:t>2 Cro 1:5</w:t>
+      </w:r>
       <w:r>
         <w:rPr>
           <w:lang w:val="es_ES" w:bidi="es_ES"/>
@@ -5304,18 +4404,12 @@
         </w:rPr>
         <w:t>El padre de Geber, uno de los oficiales de Salomón en Galaad (</w:t>
       </w:r>
-      <w:hyperlink r:id="rId155">
-        <w:r>
-          <w:rPr>
-            <w:lang w:val="es_ES" w:bidi="es_ES"/>
-          </w:rPr>
-          <w:rPr>
-            <w:color w:val="0000EE"/>
-            <w:u w:val="single"/>
-          </w:rPr>
-          <w:t>1 Re 4:19</w:t>
-        </w:r>
-      </w:hyperlink>
+      <w:r>
+        <w:rPr>
+          <w:lang w:val="es_ES" w:bidi="es_ES"/>
+        </w:rPr>
+        <w:t>1 Re 4:19</w:t>
+      </w:r>
       <w:r>
         <w:rPr>
           <w:lang w:val="es_ES" w:bidi="es_ES"/>
@@ -5340,18 +4434,12 @@
         </w:rPr>
         <w:t>Uno de los porteros del templo que se divorció de su esposa no Judía por solicitud de Esdras (</w:t>
       </w:r>
-      <w:hyperlink r:id="rId156">
-        <w:r>
-          <w:rPr>
-            <w:lang w:val="es_ES" w:bidi="es_ES"/>
-          </w:rPr>
-          <w:rPr>
-            <w:color w:val="0000EE"/>
-            <w:u w:val="single"/>
-          </w:rPr>
-          <w:t>Esd 10:24</w:t>
-        </w:r>
-      </w:hyperlink>
+      <w:r>
+        <w:rPr>
+          <w:lang w:val="es_ES" w:bidi="es_ES"/>
+        </w:rPr>
+        <w:t>Esd 10:24</w:t>
+      </w:r>
       <w:r>
         <w:rPr>
           <w:lang w:val="es_ES" w:bidi="es_ES"/>
@@ -5414,72 +4502,48 @@
         </w:rPr>
         <w:t>Un hitita que se unió a Israel se convirtió en líder en el ejército de David y fue incluido entre los valientes del rey (</w:t>
       </w:r>
-      <w:hyperlink r:id="rId157">
-        <w:r>
-          <w:rPr>
-            <w:lang w:val="es_ES" w:bidi="es_ES"/>
-          </w:rPr>
-          <w:rPr>
-            <w:color w:val="0000EE"/>
-            <w:u w:val="single"/>
-          </w:rPr>
-          <w:t>2 Sam 23:39</w:t>
-        </w:r>
-      </w:hyperlink>
+      <w:r>
+        <w:rPr>
+          <w:lang w:val="es_ES" w:bidi="es_ES"/>
+        </w:rPr>
+        <w:t>2 Sam 23:39</w:t>
+      </w:r>
       <w:r>
         <w:rPr>
           <w:lang w:val="es_ES" w:bidi="es_ES"/>
         </w:rPr>
         <w:t xml:space="preserve">; </w:t>
       </w:r>
-      <w:hyperlink r:id="rId158">
-        <w:r>
-          <w:rPr>
-            <w:lang w:val="es_ES" w:bidi="es_ES"/>
-          </w:rPr>
-          <w:rPr>
-            <w:color w:val="0000EE"/>
-            <w:u w:val="single"/>
-          </w:rPr>
-          <w:t>1 Cro 11:41</w:t>
-        </w:r>
-      </w:hyperlink>
+      <w:r>
+        <w:rPr>
+          <w:lang w:val="es_ES" w:bidi="es_ES"/>
+        </w:rPr>
+        <w:t>1 Cro 11:41</w:t>
+      </w:r>
       <w:r>
         <w:rPr>
           <w:lang w:val="es_ES" w:bidi="es_ES"/>
         </w:rPr>
         <w:t>). La esposa de Urías era Betsabé. David tuvo una aventura con ella mientras Urías luchaba contra los amonitas. Al enterarse del embarazo de Betsabé, David convocó a Urías a Jerusalén, esperando que él durmiera con su esposa y se considerara el padre del niño. Sin embargo, Urías durmió en los aposentos de los sirvientes, negándose a disfrutar del hogar mientras sus compañeros estaban en guerra. La segunda noche, David nuevamente intentó persuadirlo para que durmiera con su esposa, pero Urías, a pesar de estar embriagado, no fue a casa y pasó la noche en el palacio. Para complicar aún más la situación, David envió a Urías de regreso a la batalla, ordenándolo a un lugar vulnerable donde fue asesinado (</w:t>
       </w:r>
-      <w:hyperlink r:id="rId159">
-        <w:r>
-          <w:rPr>
-            <w:lang w:val="es_ES" w:bidi="es_ES"/>
-          </w:rPr>
-          <w:rPr>
-            <w:color w:val="0000EE"/>
-            <w:u w:val="single"/>
-          </w:rPr>
-          <w:t>2 Sam 11</w:t>
-        </w:r>
-      </w:hyperlink>
+      <w:r>
+        <w:rPr>
+          <w:lang w:val="es_ES" w:bidi="es_ES"/>
+        </w:rPr>
+        <w:t>2 Sam 11</w:t>
+      </w:r>
       <w:r>
         <w:rPr>
           <w:lang w:val="es_ES" w:bidi="es_ES"/>
         </w:rPr>
         <w:t xml:space="preserve">; </w:t>
       </w:r>
-      <w:hyperlink r:id="rId160">
-        <w:r>
-          <w:rPr>
-            <w:lang w:val="es_ES" w:bidi="es_ES"/>
-          </w:rPr>
-          <w:rPr>
-            <w:color w:val="0000EE"/>
-            <w:u w:val="single"/>
-          </w:rPr>
-          <w:t>Mt 1:6</w:t>
-        </w:r>
-      </w:hyperlink>
+      <w:r>
+        <w:rPr>
+          <w:lang w:val="es_ES" w:bidi="es_ES"/>
+        </w:rPr>
+        <w:t>Mt 1:6</w:t>
+      </w:r>
       <w:r>
         <w:rPr>
           <w:lang w:val="es_ES" w:bidi="es_ES"/>
@@ -5542,18 +4606,12 @@
         </w:rPr>
         <w:t>Un sacerdote que construyó un altar en Jerusalén siguiendo un modelo asirio por solicitud del rey Acaz de Judá (</w:t>
       </w:r>
-      <w:hyperlink r:id="rId161">
-        <w:r>
-          <w:rPr>
-            <w:lang w:val="es_ES" w:bidi="es_ES"/>
-          </w:rPr>
-          <w:rPr>
-            <w:color w:val="0000EE"/>
-            <w:u w:val="single"/>
-          </w:rPr>
-          <w:t>2 Re 16:10–16</w:t>
-        </w:r>
-      </w:hyperlink>
+      <w:r>
+        <w:rPr>
+          <w:lang w:val="es_ES" w:bidi="es_ES"/>
+        </w:rPr>
+        <w:t>2 Re 16:10–16</w:t>
+      </w:r>
       <w:r>
         <w:rPr>
           <w:lang w:val="es_ES" w:bidi="es_ES"/>
@@ -5578,36 +4636,24 @@
         </w:rPr>
         <w:t>Un sacerdote llamado Padre de Meremot. Meremot pesó la plata, el oro y los utensilios para el templo (</w:t>
       </w:r>
-      <w:hyperlink r:id="rId162">
-        <w:r>
-          <w:rPr>
-            <w:lang w:val="es_ES" w:bidi="es_ES"/>
-          </w:rPr>
-          <w:rPr>
-            <w:color w:val="0000EE"/>
-            <w:u w:val="single"/>
-          </w:rPr>
-          <w:t>Esd 8:33</w:t>
-        </w:r>
-      </w:hyperlink>
+      <w:r>
+        <w:rPr>
+          <w:lang w:val="es_ES" w:bidi="es_ES"/>
+        </w:rPr>
+        <w:t>Esd 8:33</w:t>
+      </w:r>
       <w:r>
         <w:rPr>
           <w:lang w:val="es_ES" w:bidi="es_ES"/>
         </w:rPr>
         <w:t>) y construyó partes del muro de Jerusalén durante los días de Nehemías (</w:t>
       </w:r>
-      <w:hyperlink r:id="rId163">
-        <w:r>
-          <w:rPr>
-            <w:lang w:val="es_ES" w:bidi="es_ES"/>
-          </w:rPr>
-          <w:rPr>
-            <w:color w:val="0000EE"/>
-            <w:u w:val="single"/>
-          </w:rPr>
-          <w:t>Ne 3:4, 21</w:t>
-        </w:r>
-      </w:hyperlink>
+      <w:r>
+        <w:rPr>
+          <w:lang w:val="es_ES" w:bidi="es_ES"/>
+        </w:rPr>
+        <w:t>Ne 3:4, 21</w:t>
+      </w:r>
       <w:r>
         <w:rPr>
           <w:lang w:val="es_ES" w:bidi="es_ES"/>
@@ -5632,18 +4678,12 @@
         </w:rPr>
         <w:t>Uno de los hombres que estaba a la derecha de Esdras cuando él leyó la ley al pueblo (</w:t>
       </w:r>
-      <w:hyperlink r:id="rId164">
-        <w:r>
-          <w:rPr>
-            <w:lang w:val="es_ES" w:bidi="es_ES"/>
-          </w:rPr>
-          <w:rPr>
-            <w:color w:val="0000EE"/>
-            <w:u w:val="single"/>
-          </w:rPr>
-          <w:t>Ne 8:4</w:t>
-        </w:r>
-      </w:hyperlink>
+      <w:r>
+        <w:rPr>
+          <w:lang w:val="es_ES" w:bidi="es_ES"/>
+        </w:rPr>
+        <w:t>Ne 8:4</w:t>
+      </w:r>
       <w:r>
         <w:rPr>
           <w:lang w:val="es_ES" w:bidi="es_ES"/>
@@ -5668,18 +4708,12 @@
         </w:rPr>
         <w:t>Un sacerdote que Isaías tomó como testigo (</w:t>
       </w:r>
-      <w:hyperlink r:id="rId165">
-        <w:r>
-          <w:rPr>
-            <w:lang w:val="es_ES" w:bidi="es_ES"/>
-          </w:rPr>
-          <w:rPr>
-            <w:color w:val="0000EE"/>
-            <w:u w:val="single"/>
-          </w:rPr>
-          <w:t>Is 8:2</w:t>
-        </w:r>
-      </w:hyperlink>
+      <w:r>
+        <w:rPr>
+          <w:lang w:val="es_ES" w:bidi="es_ES"/>
+        </w:rPr>
+        <w:t>Is 8:2</w:t>
+      </w:r>
       <w:r>
         <w:rPr>
           <w:lang w:val="es_ES" w:bidi="es_ES"/>
@@ -5704,18 +4738,12 @@
         </w:rPr>
         <w:t>Un profeta, hijo de Samaia de Quiriat-jearim, llamado Urías, enfureció al rey Joacim al profetizar contra Judá y Jerusalén. Temiendo por su vida, Urías huyó a Egipto, pero finalmente fue capturado y llevado de regreso al rey Joacim, quien lo ejecutó (</w:t>
       </w:r>
-      <w:hyperlink r:id="rId166">
-        <w:r>
-          <w:rPr>
-            <w:lang w:val="es_ES" w:bidi="es_ES"/>
-          </w:rPr>
-          <w:rPr>
-            <w:color w:val="0000EE"/>
-            <w:u w:val="single"/>
-          </w:rPr>
-          <w:t>Jr 26:20–23</w:t>
-        </w:r>
-      </w:hyperlink>
+      <w:r>
+        <w:rPr>
+          <w:lang w:val="es_ES" w:bidi="es_ES"/>
+        </w:rPr>
+        <w:t>Jr 26:20–23</w:t>
+      </w:r>
       <w:r>
         <w:rPr>
           <w:lang w:val="es_ES" w:bidi="es_ES"/>
@@ -5778,18 +4806,12 @@
         </w:rPr>
         <w:t>Pertenecía a la tribu de Leví, el pueblo que servía en el templo de Dios. Era parte de un grupo familiar llamado los coatitas. Su padre era Tahat y su hijo era Uzías (</w:t>
       </w:r>
-      <w:hyperlink r:id="rId167">
-        <w:r>
-          <w:rPr>
-            <w:lang w:val="es_ES" w:bidi="es_ES"/>
-          </w:rPr>
-          <w:rPr>
-            <w:color w:val="0000EE"/>
-            <w:u w:val="single"/>
-          </w:rPr>
-          <w:t>1 Cro 6:24</w:t>
-        </w:r>
-      </w:hyperlink>
+      <w:r>
+        <w:rPr>
+          <w:lang w:val="es_ES" w:bidi="es_ES"/>
+        </w:rPr>
+        <w:t>1 Cro 6:24</w:t>
+      </w:r>
       <w:r>
         <w:rPr>
           <w:lang w:val="es_ES" w:bidi="es_ES"/>
@@ -5814,18 +4836,12 @@
         </w:rPr>
         <w:t>Un levita que supervisó el traslado del arca desde la casa de Obed-Edom a Jerusalén (</w:t>
       </w:r>
-      <w:hyperlink r:id="rId168">
-        <w:r>
-          <w:rPr>
-            <w:lang w:val="es_ES" w:bidi="es_ES"/>
-          </w:rPr>
-          <w:rPr>
-            <w:color w:val="0000EE"/>
-            <w:u w:val="single"/>
-          </w:rPr>
-          <w:t>1 Cro 15:5–11</w:t>
-        </w:r>
-      </w:hyperlink>
+      <w:r>
+        <w:rPr>
+          <w:lang w:val="es_ES" w:bidi="es_ES"/>
+        </w:rPr>
+        <w:t>1 Cro 15:5–11</w:t>
+      </w:r>
       <w:r>
         <w:rPr>
           <w:lang w:val="es_ES" w:bidi="es_ES"/>
@@ -5863,36 +4879,24 @@
         </w:rPr>
         <w:t>), la esposa favorita de Roboam (</w:t>
       </w:r>
-      <w:hyperlink r:id="rId169">
-        <w:r>
-          <w:rPr>
-            <w:lang w:val="es_ES" w:bidi="es_ES"/>
-          </w:rPr>
-          <w:rPr>
-            <w:color w:val="0000EE"/>
-            <w:u w:val="single"/>
-          </w:rPr>
-          <w:t>2 Cro 13:2</w:t>
-        </w:r>
-      </w:hyperlink>
+      <w:r>
+        <w:rPr>
+          <w:lang w:val="es_ES" w:bidi="es_ES"/>
+        </w:rPr>
+        <w:t>2 Cro 13:2</w:t>
+      </w:r>
       <w:r>
         <w:rPr>
           <w:lang w:val="es_ES" w:bidi="es_ES"/>
         </w:rPr>
         <w:t>). Existen algunas dudas sobre la historia familiar de Maacá. Un pasaje de la Biblia menciona que su padre era Uriel, mientras que otro indica que su padre era Absalón (</w:t>
       </w:r>
-      <w:hyperlink r:id="rId170">
-        <w:r>
-          <w:rPr>
-            <w:lang w:val="es_ES" w:bidi="es_ES"/>
-          </w:rPr>
-          <w:rPr>
-            <w:color w:val="0000EE"/>
-            <w:u w:val="single"/>
-          </w:rPr>
-          <w:t>2 Cro 11:20</w:t>
-        </w:r>
-      </w:hyperlink>
+      <w:r>
+        <w:rPr>
+          <w:lang w:val="es_ES" w:bidi="es_ES"/>
+        </w:rPr>
+        <w:t>2 Cro 11:20</w:t>
+      </w:r>
       <w:r>
         <w:rPr>
           <w:lang w:val="es_ES" w:bidi="es_ES"/>
@@ -5991,18 +4995,12 @@
         </w:rPr>
         <w:t>El Urim y el Tumim eran objetos especiales utilizados por los antiguos sumos sacerdotes de Israel para conocer la voluntad de Dios (</w:t>
       </w:r>
-      <w:hyperlink r:id="rId171">
-        <w:r>
-          <w:rPr>
-            <w:lang w:val="es_ES" w:bidi="es_ES"/>
-          </w:rPr>
-          <w:rPr>
-            <w:color w:val="0000EE"/>
-            <w:u w:val="single"/>
-          </w:rPr>
-          <w:t>Nm 27:21</w:t>
-        </w:r>
-      </w:hyperlink>
+      <w:r>
+        <w:rPr>
+          <w:lang w:val="es_ES" w:bidi="es_ES"/>
+        </w:rPr>
+        <w:t>Nm 27:21</w:t>
+      </w:r>
       <w:r>
         <w:rPr>
           <w:lang w:val="es_ES" w:bidi="es_ES"/>
@@ -6023,72 +5021,48 @@
         </w:rPr>
         <w:t xml:space="preserve">Según </w:t>
       </w:r>
-      <w:hyperlink r:id="rId172">
-        <w:r>
-          <w:rPr>
-            <w:lang w:val="es_ES" w:bidi="es_ES"/>
-          </w:rPr>
-          <w:rPr>
-            <w:color w:val="0000EE"/>
-            <w:u w:val="single"/>
-          </w:rPr>
-          <w:t>Éxodo 28:30</w:t>
-        </w:r>
-      </w:hyperlink>
+      <w:r>
+        <w:rPr>
+          <w:lang w:val="es_ES" w:bidi="es_ES"/>
+        </w:rPr>
+        <w:t>Éxodo 28:30</w:t>
+      </w:r>
       <w:r>
         <w:rPr>
           <w:lang w:val="es_ES" w:bidi="es_ES"/>
         </w:rPr>
         <w:t>, el sumo sacerdote llevaba estos objetos sobre o en su pectoral. La Biblia no menciona su uso desde la época del rey Saúl (</w:t>
       </w:r>
-      <w:hyperlink r:id="rId173">
-        <w:r>
-          <w:rPr>
-            <w:lang w:val="es_ES" w:bidi="es_ES"/>
-          </w:rPr>
-          <w:rPr>
-            <w:color w:val="0000EE"/>
-            <w:u w:val="single"/>
-          </w:rPr>
-          <w:t>1 Sam 28:6</w:t>
-        </w:r>
-      </w:hyperlink>
+      <w:r>
+        <w:rPr>
+          <w:lang w:val="es_ES" w:bidi="es_ES"/>
+        </w:rPr>
+        <w:t>1 Sam 28:6</w:t>
+      </w:r>
       <w:r>
         <w:rPr>
           <w:lang w:val="es_ES" w:bidi="es_ES"/>
         </w:rPr>
         <w:t>) hasta la época de Esdras y Nehemías (</w:t>
       </w:r>
-      <w:hyperlink r:id="rId174">
-        <w:r>
-          <w:rPr>
-            <w:lang w:val="es_ES" w:bidi="es_ES"/>
-          </w:rPr>
-          <w:rPr>
-            <w:color w:val="0000EE"/>
-            <w:u w:val="single"/>
-          </w:rPr>
-          <w:t>Esd 2:63,</w:t>
-        </w:r>
-      </w:hyperlink>
+      <w:r>
+        <w:rPr>
+          <w:lang w:val="es_ES" w:bidi="es_ES"/>
+        </w:rPr>
+        <w:t>Esd 2:63,</w:t>
+      </w:r>
       <w:r>
         <w:rPr>
           <w:lang w:val="es_ES" w:bidi="es_ES"/>
         </w:rPr>
         <w:t xml:space="preserve"> </w:t>
       </w:r>
-      <w:hyperlink r:id="rId175">
-        <w:r>
-          <w:rPr>
-            <w:lang w:val="es_ES" w:bidi="es_ES"/>
-          </w:rPr>
-          <w:rPr>
-            <w:color w:val="0000EE"/>
-            <w:u w:val="single"/>
-          </w:rPr>
-          <w:t>Ne 7:65</w:t>
-        </w:r>
-      </w:hyperlink>
+      <w:r>
+        <w:rPr>
+          <w:lang w:val="es_ES" w:bidi="es_ES"/>
+        </w:rPr>
+        <w:t>Ne 7:65</w:t>
+      </w:r>
       <w:r>
         <w:rPr>
           <w:lang w:val="es_ES" w:bidi="es_ES"/>
@@ -6109,18 +5083,12 @@
         </w:rPr>
         <w:t xml:space="preserve">En </w:t>
       </w:r>
-      <w:hyperlink r:id="rId176">
-        <w:r>
-          <w:rPr>
-            <w:lang w:val="es_ES" w:bidi="es_ES"/>
-          </w:rPr>
-          <w:rPr>
-            <w:color w:val="0000EE"/>
-            <w:u w:val="single"/>
-          </w:rPr>
-          <w:t>1 Samuel 14:41</w:t>
-        </w:r>
-      </w:hyperlink>
+      <w:r>
+        <w:rPr>
+          <w:lang w:val="es_ES" w:bidi="es_ES"/>
+        </w:rPr>
+        <w:t>1 Samuel 14:41</w:t>
+      </w:r>
       <w:r>
         <w:rPr>
           <w:lang w:val="es_ES" w:bidi="es_ES"/>
@@ -6224,18 +5192,12 @@
         </w:rPr>
         <w:t>Uno que regresó a Israel después del exilio en Babilonia. Está mencionado como el hijo de Amiud de la rama de Fares de la tribu de Judá (</w:t>
       </w:r>
-      <w:hyperlink r:id="rId177">
-        <w:r>
-          <w:rPr>
-            <w:lang w:val="es_ES" w:bidi="es_ES"/>
-          </w:rPr>
-          <w:rPr>
-            <w:color w:val="0000EE"/>
-            <w:u w:val="single"/>
-          </w:rPr>
-          <w:t>1 Cro 9:4</w:t>
-        </w:r>
-      </w:hyperlink>
+      <w:r>
+        <w:rPr>
+          <w:lang w:val="es_ES" w:bidi="es_ES"/>
+        </w:rPr>
+        <w:t>1 Cro 9:4</w:t>
+      </w:r>
       <w:r>
         <w:rPr>
           <w:lang w:val="es_ES" w:bidi="es_ES"/>
@@ -6260,18 +5222,12 @@
         </w:rPr>
         <w:t>Uno de los hijos de Bigvai que regresó a Jerusalén con Esdras (</w:t>
       </w:r>
-      <w:hyperlink r:id="rId178">
-        <w:r>
-          <w:rPr>
-            <w:lang w:val="es_ES" w:bidi="es_ES"/>
-          </w:rPr>
-          <w:rPr>
-            <w:color w:val="0000EE"/>
-            <w:u w:val="single"/>
-          </w:rPr>
-          <w:t>Esd 8:14</w:t>
-        </w:r>
-      </w:hyperlink>
+      <w:r>
+        <w:rPr>
+          <w:lang w:val="es_ES" w:bidi="es_ES"/>
+        </w:rPr>
+        <w:t>Esd 8:14</w:t>
+      </w:r>
       <w:r>
         <w:rPr>
           <w:lang w:val="es_ES" w:bidi="es_ES"/>
@@ -6502,90 +5458,60 @@
         </w:rPr>
         <w:t>Patria de Job (</w:t>
       </w:r>
-      <w:hyperlink r:id="rId179">
-        <w:r>
-          <w:rPr>
-            <w:lang w:val="es_ES" w:bidi="es_ES"/>
-          </w:rPr>
-          <w:rPr>
-            <w:color w:val="0000EE"/>
-            <w:u w:val="single"/>
-          </w:rPr>
-          <w:t>Jb 1:1</w:t>
-        </w:r>
-      </w:hyperlink>
+      <w:r>
+        <w:rPr>
+          <w:lang w:val="es_ES" w:bidi="es_ES"/>
+        </w:rPr>
+        <w:t>Jb 1:1</w:t>
+      </w:r>
       <w:r>
         <w:rPr>
           <w:lang w:val="es_ES" w:bidi="es_ES"/>
         </w:rPr>
         <w:t>). El nombre aparece en paralelo con Edom y está asociado con Uz en el árbol genealógico de los Horitas originales en Seir (</w:t>
       </w:r>
-      <w:hyperlink r:id="rId180">
-        <w:r>
-          <w:rPr>
-            <w:lang w:val="es_ES" w:bidi="es_ES"/>
-          </w:rPr>
-          <w:rPr>
-            <w:color w:val="0000EE"/>
-            <w:u w:val="single"/>
-          </w:rPr>
-          <w:t>Lm 4:21</w:t>
-        </w:r>
-      </w:hyperlink>
+      <w:r>
+        <w:rPr>
+          <w:lang w:val="es_ES" w:bidi="es_ES"/>
+        </w:rPr>
+        <w:t>Lm 4:21</w:t>
+      </w:r>
       <w:r>
         <w:rPr>
           <w:lang w:val="es_ES" w:bidi="es_ES"/>
         </w:rPr>
         <w:t>). El libro de Job no especifica la ubicación de la tierra de Uz, pero menciona que los hijos del Este (Kedem) vivían allí (</w:t>
       </w:r>
-      <w:hyperlink r:id="rId181">
-        <w:r>
-          <w:rPr>
-            <w:lang w:val="es_ES" w:bidi="es_ES"/>
-          </w:rPr>
-          <w:rPr>
-            <w:color w:val="0000EE"/>
-            <w:u w:val="single"/>
-          </w:rPr>
-          <w:t>Jb 1:3</w:t>
-        </w:r>
-      </w:hyperlink>
+      <w:r>
+        <w:rPr>
+          <w:lang w:val="es_ES" w:bidi="es_ES"/>
+        </w:rPr>
+        <w:t>Jb 1:3</w:t>
+      </w:r>
       <w:r>
         <w:rPr>
           <w:lang w:val="es_ES" w:bidi="es_ES"/>
         </w:rPr>
         <w:t xml:space="preserve">). También se dice que Uz está cerca del desierto (v </w:t>
       </w:r>
-      <w:hyperlink r:id="rId182">
-        <w:r>
-          <w:rPr>
-            <w:lang w:val="es_ES" w:bidi="es_ES"/>
-          </w:rPr>
-          <w:rPr>
-            <w:color w:val="0000EE"/>
-            <w:u w:val="single"/>
-          </w:rPr>
-          <w:t>15</w:t>
-        </w:r>
-      </w:hyperlink>
+      <w:r>
+        <w:rPr>
+          <w:lang w:val="es_ES" w:bidi="es_ES"/>
+        </w:rPr>
+        <w:t>15</w:t>
+      </w:r>
       <w:r>
         <w:rPr>
           <w:lang w:val="es_ES" w:bidi="es_ES"/>
         </w:rPr>
         <w:t xml:space="preserve">) y de los Caldeos (v </w:t>
       </w:r>
-      <w:hyperlink r:id="rId183">
-        <w:r>
-          <w:rPr>
-            <w:lang w:val="es_ES" w:bidi="es_ES"/>
-          </w:rPr>
-          <w:rPr>
-            <w:color w:val="0000EE"/>
-            <w:u w:val="single"/>
-          </w:rPr>
-          <w:t>17</w:t>
-        </w:r>
-      </w:hyperlink>
+      <w:r>
+        <w:rPr>
+          <w:lang w:val="es_ES" w:bidi="es_ES"/>
+        </w:rPr>
+        <w:t>17</w:t>
+      </w:r>
       <w:r>
         <w:rPr>
           <w:lang w:val="es_ES" w:bidi="es_ES"/>
@@ -6606,18 +5532,12 @@
         </w:rPr>
         <w:t>Las asociaciones con Edom sugieren fuertemente que la tierra de Uz estaba habitada por descendientes de los horitas de Seir. Un apoyo adicional para esta perspectiva es un versículo en la versión griega al final del libro de Job: “ya que había vivido en la tierra de Uz en las fronteras de Edom y Arabia”. Ciertas tradiciones antiguas ubican el hogar de Job en Basán. Josefo también afirma que Job vivió en Traconita y Damasco (Antigüedades 1.6.4), haciendo referencia al Uz de la genealogía aramea (</w:t>
       </w:r>
-      <w:hyperlink r:id="rId184">
-        <w:r>
-          <w:rPr>
-            <w:lang w:val="es_ES" w:bidi="es_ES"/>
-          </w:rPr>
-          <w:rPr>
-            <w:color w:val="0000EE"/>
-            <w:u w:val="single"/>
-          </w:rPr>
-          <w:t>Gn 10:23</w:t>
-        </w:r>
-      </w:hyperlink>
+      <w:r>
+        <w:rPr>
+          <w:lang w:val="es_ES" w:bidi="es_ES"/>
+        </w:rPr>
+        <w:t>Gn 10:23</w:t>
+      </w:r>
       <w:r>
         <w:rPr>
           <w:lang w:val="es_ES" w:bidi="es_ES"/>
@@ -6672,36 +5592,24 @@
         </w:rPr>
         <w:t>1. Podiendo escribirse como Hus o Huz, es l primogénito de Aram y un descendiente de Sem (</w:t>
       </w:r>
-      <w:hyperlink r:id="rId184">
-        <w:r>
-          <w:rPr>
-            <w:lang w:val="es_ES" w:bidi="es_ES"/>
-          </w:rPr>
-          <w:rPr>
-            <w:color w:val="0000EE"/>
-            <w:u w:val="single"/>
-          </w:rPr>
-          <w:t>Gn 10:23</w:t>
-        </w:r>
-      </w:hyperlink>
+      <w:r>
+        <w:rPr>
+          <w:lang w:val="es_ES" w:bidi="es_ES"/>
+        </w:rPr>
+        <w:t>Gn 10:23</w:t>
+      </w:r>
       <w:r>
         <w:rPr>
           <w:lang w:val="es_ES" w:bidi="es_ES"/>
         </w:rPr>
         <w:t xml:space="preserve">). En el pasaje paralelo de </w:t>
       </w:r>
-      <w:hyperlink r:id="rId185">
-        <w:r>
-          <w:rPr>
-            <w:lang w:val="es_ES" w:bidi="es_ES"/>
-          </w:rPr>
-          <w:rPr>
-            <w:color w:val="0000EE"/>
-            <w:u w:val="single"/>
-          </w:rPr>
-          <w:t>1 Crónicas 1:17</w:t>
-        </w:r>
-      </w:hyperlink>
+      <w:r>
+        <w:rPr>
+          <w:lang w:val="es_ES" w:bidi="es_ES"/>
+        </w:rPr>
+        <w:t>1 Crónicas 1:17</w:t>
+      </w:r>
       <w:r>
         <w:rPr>
           <w:lang w:val="es_ES" w:bidi="es_ES"/>
@@ -6722,18 +5630,12 @@
         </w:rPr>
         <w:t>2. Primogénito de Nacor, hermano de Abraham, con su concubina Milca (</w:t>
       </w:r>
-      <w:hyperlink r:id="rId186">
-        <w:r>
-          <w:rPr>
-            <w:lang w:val="es_ES" w:bidi="es_ES"/>
-          </w:rPr>
-          <w:rPr>
-            <w:color w:val="0000EE"/>
-            <w:u w:val="single"/>
-          </w:rPr>
-          <w:t>Gn 22:21</w:t>
-        </w:r>
-      </w:hyperlink>
+      <w:r>
+        <w:rPr>
+          <w:lang w:val="es_ES" w:bidi="es_ES"/>
+        </w:rPr>
+        <w:t>Gn 22:21</w:t>
+      </w:r>
       <w:r>
         <w:rPr>
           <w:lang w:val="es_ES" w:bidi="es_ES"/>
@@ -6754,36 +5656,24 @@
         </w:rPr>
         <w:t>3. Hijo de Disán y nieto de Seir el horita (</w:t>
       </w:r>
-      <w:hyperlink r:id="rId187">
-        <w:r>
-          <w:rPr>
-            <w:lang w:val="es_ES" w:bidi="es_ES"/>
-          </w:rPr>
-          <w:rPr>
-            <w:color w:val="0000EE"/>
-            <w:u w:val="single"/>
-          </w:rPr>
-          <w:t>Gn 36:28</w:t>
-        </w:r>
-      </w:hyperlink>
+      <w:r>
+        <w:rPr>
+          <w:lang w:val="es_ES" w:bidi="es_ES"/>
+        </w:rPr>
+        <w:t>Gn 36:28</w:t>
+      </w:r>
       <w:r>
         <w:rPr>
           <w:lang w:val="es_ES" w:bidi="es_ES"/>
         </w:rPr>
         <w:t xml:space="preserve">; </w:t>
       </w:r>
-      <w:hyperlink r:id="rId188">
-        <w:r>
-          <w:rPr>
-            <w:lang w:val="es_ES" w:bidi="es_ES"/>
-          </w:rPr>
-          <w:rPr>
-            <w:color w:val="0000EE"/>
-            <w:u w:val="single"/>
-          </w:rPr>
-          <w:t>1 Cr 1:42</w:t>
-        </w:r>
-      </w:hyperlink>
+      <w:r>
+        <w:rPr>
+          <w:lang w:val="es_ES" w:bidi="es_ES"/>
+        </w:rPr>
+        <w:t>1 Cr 1:42</w:t>
+      </w:r>
       <w:r>
         <w:rPr>
           <w:lang w:val="es_ES" w:bidi="es_ES"/>
@@ -6838,18 +5728,12 @@
         </w:rPr>
         <w:t>1. Propietario o primer plantador de un jardín que sirvió como lugar de enterramiento para los reyes Manasés y Amón de Judá. (</w:t>
       </w:r>
-      <w:hyperlink r:id="rId189">
-        <w:r>
-          <w:rPr>
-            <w:lang w:val="es_ES" w:bidi="es_ES"/>
-          </w:rPr>
-          <w:rPr>
-            <w:color w:val="0000EE"/>
-            <w:u w:val="single"/>
-          </w:rPr>
-          <w:t>2 Re 21:18, 26</w:t>
-        </w:r>
-      </w:hyperlink>
+      <w:r>
+        <w:rPr>
+          <w:lang w:val="es_ES" w:bidi="es_ES"/>
+        </w:rPr>
+        <w:t>2 Re 21:18, 26</w:t>
+      </w:r>
       <w:r>
         <w:rPr>
           <w:lang w:val="es_ES" w:bidi="es_ES"/>
@@ -6870,18 +5754,12 @@
         </w:rPr>
         <w:t xml:space="preserve">2. Un levita del clan de Merari. </w:t>
       </w:r>
-      <w:hyperlink r:id="rId190">
-        <w:r>
-          <w:rPr>
-            <w:lang w:val="es_ES" w:bidi="es_ES"/>
-          </w:rPr>
-          <w:rPr>
-            <w:color w:val="0000EE"/>
-            <w:u w:val="single"/>
-          </w:rPr>
-          <w:t>1 Crónicas 6:29</w:t>
-        </w:r>
-      </w:hyperlink>
+      <w:r>
+        <w:rPr>
+          <w:lang w:val="es_ES" w:bidi="es_ES"/>
+        </w:rPr>
+        <w:t>1 Crónicas 6:29</w:t>
+      </w:r>
       <w:r>
         <w:rPr>
           <w:lang w:val="es_ES" w:bidi="es_ES"/>
@@ -6902,18 +5780,12 @@
         </w:rPr>
         <w:t>3. Hijo o descendiente de Aod de la tribu de Benjamín (</w:t>
       </w:r>
-      <w:hyperlink r:id="rId191">
-        <w:r>
-          <w:rPr>
-            <w:lang w:val="es_ES" w:bidi="es_ES"/>
-          </w:rPr>
-          <w:rPr>
-            <w:color w:val="0000EE"/>
-            <w:u w:val="single"/>
-          </w:rPr>
-          <w:t>1 Cro 8:7</w:t>
-        </w:r>
-      </w:hyperlink>
+      <w:r>
+        <w:rPr>
+          <w:lang w:val="es_ES" w:bidi="es_ES"/>
+        </w:rPr>
+        <w:t>1 Cro 8:7</w:t>
+      </w:r>
       <w:r>
         <w:rPr>
           <w:lang w:val="es_ES" w:bidi="es_ES"/>
@@ -6934,54 +5806,36 @@
         </w:rPr>
         <w:t>4. Un hijo de Abinadab murió mientras ayudaba a transportar el arca de la alianza cuando fue devuelta por los filisteos (</w:t>
       </w:r>
-      <w:hyperlink r:id="rId192">
-        <w:r>
-          <w:rPr>
-            <w:lang w:val="es_ES" w:bidi="es_ES"/>
-          </w:rPr>
-          <w:rPr>
-            <w:color w:val="0000EE"/>
-            <w:u w:val="single"/>
-          </w:rPr>
-          <w:t>2 Sam 6:1–8</w:t>
-        </w:r>
-      </w:hyperlink>
+      <w:r>
+        <w:rPr>
+          <w:lang w:val="es_ES" w:bidi="es_ES"/>
+        </w:rPr>
+        <w:t>2 Sam 6:1–8</w:t>
+      </w:r>
       <w:r>
         <w:rPr>
           <w:lang w:val="es_ES" w:bidi="es_ES"/>
         </w:rPr>
         <w:t xml:space="preserve">; </w:t>
       </w:r>
-      <w:hyperlink r:id="rId193">
-        <w:r>
-          <w:rPr>
-            <w:lang w:val="es_ES" w:bidi="es_ES"/>
-          </w:rPr>
-          <w:rPr>
-            <w:color w:val="0000EE"/>
-            <w:u w:val="single"/>
-          </w:rPr>
-          <w:t>1 Cro 13:7–11</w:t>
-        </w:r>
-      </w:hyperlink>
+      <w:r>
+        <w:rPr>
+          <w:lang w:val="es_ES" w:bidi="es_ES"/>
+        </w:rPr>
+        <w:t>1 Cro 13:7–11</w:t>
+      </w:r>
       <w:r>
         <w:rPr>
           <w:lang w:val="es_ES" w:bidi="es_ES"/>
         </w:rPr>
         <w:t xml:space="preserve">). Uza fue muerto por el Señor porque extendió la mano y tocó el arca al intentar estabilizarla. Esta acción iba en contra de las instrucciones de </w:t>
       </w:r>
-      <w:hyperlink r:id="rId194">
-        <w:r>
-          <w:rPr>
-            <w:lang w:val="es_ES" w:bidi="es_ES"/>
-          </w:rPr>
-          <w:rPr>
-            <w:color w:val="0000EE"/>
-            <w:u w:val="single"/>
-          </w:rPr>
-          <w:t>Números 4:15</w:t>
-        </w:r>
-      </w:hyperlink>
+      <w:r>
+        <w:rPr>
+          <w:lang w:val="es_ES" w:bidi="es_ES"/>
+        </w:rPr>
+        <w:t>Números 4:15</w:t>
+      </w:r>
       <w:r>
         <w:rPr>
           <w:lang w:val="es_ES" w:bidi="es_ES"/>
@@ -7002,36 +5856,24 @@
         </w:rPr>
         <w:t>5. Ancestro de una familia de servidores del templo que regresó a Jerusalén con Zorobabel después del exilio (</w:t>
       </w:r>
-      <w:hyperlink r:id="rId195">
-        <w:r>
-          <w:rPr>
-            <w:lang w:val="es_ES" w:bidi="es_ES"/>
-          </w:rPr>
-          <w:rPr>
-            <w:color w:val="0000EE"/>
-            <w:u w:val="single"/>
-          </w:rPr>
-          <w:t>Esd 2:49</w:t>
-        </w:r>
-      </w:hyperlink>
+      <w:r>
+        <w:rPr>
+          <w:lang w:val="es_ES" w:bidi="es_ES"/>
+        </w:rPr>
+        <w:t>Esd 2:49</w:t>
+      </w:r>
       <w:r>
         <w:rPr>
           <w:lang w:val="es_ES" w:bidi="es_ES"/>
         </w:rPr>
         <w:t xml:space="preserve">; </w:t>
       </w:r>
-      <w:hyperlink r:id="rId196">
-        <w:r>
-          <w:rPr>
-            <w:lang w:val="es_ES" w:bidi="es_ES"/>
-          </w:rPr>
-          <w:rPr>
-            <w:color w:val="0000EE"/>
-            <w:u w:val="single"/>
-          </w:rPr>
-          <w:t>Ne 7:51</w:t>
-        </w:r>
-      </w:hyperlink>
+      <w:r>
+        <w:rPr>
+          <w:lang w:val="es_ES" w:bidi="es_ES"/>
+        </w:rPr>
+        <w:t>Ne 7:51</w:t>
+      </w:r>
       <w:r>
         <w:rPr>
           <w:lang w:val="es_ES" w:bidi="es_ES"/>
@@ -7086,18 +5928,12 @@
         </w:rPr>
         <w:t>Padre de Palal, un reparador del muro de Jerusalén en los días de Nehemías (</w:t>
       </w:r>
-      <w:hyperlink r:id="rId197">
-        <w:r>
-          <w:rPr>
-            <w:lang w:val="es_ES" w:bidi="es_ES"/>
-          </w:rPr>
-          <w:rPr>
-            <w:color w:val="0000EE"/>
-            <w:u w:val="single"/>
-          </w:rPr>
-          <w:t>Ne 3:25</w:t>
-        </w:r>
-      </w:hyperlink>
+      <w:r>
+        <w:rPr>
+          <w:lang w:val="es_ES" w:bidi="es_ES"/>
+        </w:rPr>
+        <w:t>Ne 3:25</w:t>
+      </w:r>
       <w:r>
         <w:rPr>
           <w:lang w:val="es_ES" w:bidi="es_ES"/>
@@ -7164,18 +6000,12 @@
         </w:rPr>
         <w:t xml:space="preserve"> y Javán en un pasaje oscuro (</w:t>
       </w:r>
-      <w:hyperlink r:id="rId198">
-        <w:r>
-          <w:rPr>
-            <w:lang w:val="es_ES" w:bidi="es_ES"/>
-          </w:rPr>
-          <w:rPr>
-            <w:color w:val="0000EE"/>
-            <w:u w:val="single"/>
-          </w:rPr>
-          <w:t>Ez 27:19</w:t>
-        </w:r>
-      </w:hyperlink>
+      <w:r>
+        <w:rPr>
+          <w:lang w:val="es_ES" w:bidi="es_ES"/>
+        </w:rPr>
+        <w:t>Ez 27:19</w:t>
+      </w:r>
       <w:r>
         <w:rPr>
           <w:lang w:val="es_ES" w:bidi="es_ES"/>
@@ -7230,36 +6060,24 @@
         </w:rPr>
         <w:t>Hijo de Joctán, un descendiente de Heber a través de la línea de Sem (</w:t>
       </w:r>
-      <w:hyperlink r:id="rId199">
-        <w:r>
-          <w:rPr>
-            <w:lang w:val="es_ES" w:bidi="es_ES"/>
-          </w:rPr>
-          <w:rPr>
-            <w:color w:val="0000EE"/>
-            <w:u w:val="single"/>
-          </w:rPr>
-          <w:t>Gn 10:27,</w:t>
-        </w:r>
-      </w:hyperlink>
+      <w:r>
+        <w:rPr>
+          <w:lang w:val="es_ES" w:bidi="es_ES"/>
+        </w:rPr>
+        <w:t>Gn 10:27,</w:t>
+      </w:r>
       <w:r>
         <w:rPr>
           <w:lang w:val="es_ES" w:bidi="es_ES"/>
         </w:rPr>
         <w:t xml:space="preserve"> </w:t>
       </w:r>
-      <w:hyperlink r:id="rId200">
-        <w:r>
-          <w:rPr>
-            <w:lang w:val="es_ES" w:bidi="es_ES"/>
-          </w:rPr>
-          <w:rPr>
-            <w:color w:val="0000EE"/>
-            <w:u w:val="single"/>
-          </w:rPr>
-          <w:t>1 Cro 1:21</w:t>
-        </w:r>
-      </w:hyperlink>
+      <w:r>
+        <w:rPr>
+          <w:lang w:val="es_ES" w:bidi="es_ES"/>
+        </w:rPr>
+        <w:t>1 Cro 1:21</w:t>
+      </w:r>
       <w:r>
         <w:rPr>
           <w:lang w:val="es_ES" w:bidi="es_ES"/>
@@ -7314,18 +6132,12 @@
         </w:rPr>
         <w:t>Un pueblo construido por Sera, quien era hija o nieta de Efraín (</w:t>
       </w:r>
-      <w:hyperlink r:id="rId201">
-        <w:r>
-          <w:rPr>
-            <w:lang w:val="es_ES" w:bidi="es_ES"/>
-          </w:rPr>
-          <w:rPr>
-            <w:color w:val="0000EE"/>
-            <w:u w:val="single"/>
-          </w:rPr>
-          <w:t>1 Cro 7:24</w:t>
-        </w:r>
-      </w:hyperlink>
+      <w:r>
+        <w:rPr>
+          <w:lang w:val="es_ES" w:bidi="es_ES"/>
+        </w:rPr>
+        <w:t>1 Cro 7:24</w:t>
+      </w:r>
       <w:r>
         <w:rPr>
           <w:lang w:val="es_ES" w:bidi="es_ES"/>
@@ -7388,36 +6200,24 @@
         </w:rPr>
         <w:t>Un descendiente de Eleazar, un ancestro directo de los sumos sacerdotes. Sin embargo, nunca sirvió como sumo sacerdote (</w:t>
       </w:r>
-      <w:hyperlink r:id="rId202">
-        <w:r>
-          <w:rPr>
-            <w:lang w:val="es_ES" w:bidi="es_ES"/>
-          </w:rPr>
-          <w:rPr>
-            <w:color w:val="0000EE"/>
-            <w:u w:val="single"/>
-          </w:rPr>
-          <w:t>1 Cro 6:5–6, 51</w:t>
-        </w:r>
-      </w:hyperlink>
+      <w:r>
+        <w:rPr>
+          <w:lang w:val="es_ES" w:bidi="es_ES"/>
+        </w:rPr>
+        <w:t>1 Cro 6:5–6, 51</w:t>
+      </w:r>
       <w:r>
         <w:rPr>
           <w:lang w:val="es_ES" w:bidi="es_ES"/>
         </w:rPr>
         <w:t>). Está listado como el hijo de Bucci y el padre de Zeraías. Fue un ancestro de Sadoc y, más tarde, de Esdras (</w:t>
       </w:r>
-      <w:hyperlink r:id="rId203">
-        <w:r>
-          <w:rPr>
-            <w:lang w:val="es_ES" w:bidi="es_ES"/>
-          </w:rPr>
-          <w:rPr>
-            <w:color w:val="0000EE"/>
-            <w:u w:val="single"/>
-          </w:rPr>
-          <w:t>Esd 7:4</w:t>
-        </w:r>
-      </w:hyperlink>
+      <w:r>
+        <w:rPr>
+          <w:lang w:val="es_ES" w:bidi="es_ES"/>
+        </w:rPr>
+        <w:t>Esd 7:4</w:t>
+      </w:r>
       <w:r>
         <w:rPr>
           <w:lang w:val="es_ES" w:bidi="es_ES"/>
@@ -7442,18 +6242,12 @@
         </w:rPr>
         <w:t>Era un jefe de clan y un poderoso guerrero de la tribu de Isacar. Fue uno de los seis hijos de Tola y el padre de Izraías, quien asumió el liderazgo del clan después de él (</w:t>
       </w:r>
-      <w:hyperlink r:id="rId204">
-        <w:r>
-          <w:rPr>
-            <w:lang w:val="es_ES" w:bidi="es_ES"/>
-          </w:rPr>
-          <w:rPr>
-            <w:color w:val="0000EE"/>
-            <w:u w:val="single"/>
-          </w:rPr>
-          <w:t>1 Cro 7:2–3</w:t>
-        </w:r>
-      </w:hyperlink>
+      <w:r>
+        <w:rPr>
+          <w:lang w:val="es_ES" w:bidi="es_ES"/>
+        </w:rPr>
+        <w:t>1 Cro 7:2–3</w:t>
+      </w:r>
       <w:r>
         <w:rPr>
           <w:lang w:val="es_ES" w:bidi="es_ES"/>
@@ -7478,18 +6272,12 @@
         </w:rPr>
         <w:t>Un jefe de clan y poderoso guerrero de la tribu de Benjamín, mencionado como uno de los hijos de Bela (</w:t>
       </w:r>
-      <w:hyperlink r:id="rId205">
-        <w:r>
-          <w:rPr>
-            <w:lang w:val="es_ES" w:bidi="es_ES"/>
-          </w:rPr>
-          <w:rPr>
-            <w:color w:val="0000EE"/>
-            <w:u w:val="single"/>
-          </w:rPr>
-          <w:t>1 Cro 7:7</w:t>
-        </w:r>
-      </w:hyperlink>
+      <w:r>
+        <w:rPr>
+          <w:lang w:val="es_ES" w:bidi="es_ES"/>
+        </w:rPr>
+        <w:t>1 Cro 7:7</w:t>
+      </w:r>
       <w:r>
         <w:rPr>
           <w:lang w:val="es_ES" w:bidi="es_ES"/>
@@ -7514,18 +6302,12 @@
         </w:rPr>
         <w:t>El líder de uno de los clanes de Benjamín que regresó de Babilonia, mencionado como el hijo de Micri y el padre de Ela (</w:t>
       </w:r>
-      <w:hyperlink r:id="rId206">
-        <w:r>
-          <w:rPr>
-            <w:lang w:val="es_ES" w:bidi="es_ES"/>
-          </w:rPr>
-          <w:rPr>
-            <w:color w:val="0000EE"/>
-            <w:u w:val="single"/>
-          </w:rPr>
-          <w:t>1 Cro 9:8</w:t>
-        </w:r>
-      </w:hyperlink>
+      <w:r>
+        <w:rPr>
+          <w:lang w:val="es_ES" w:bidi="es_ES"/>
+        </w:rPr>
+        <w:t>1 Cro 9:8</w:t>
+      </w:r>
       <w:r>
         <w:rPr>
           <w:lang w:val="es_ES" w:bidi="es_ES"/>
@@ -7550,18 +6332,12 @@
         </w:rPr>
         <w:t>Uno de los líderes de los levitas en Jerusalén, mencionado como hijo de Bani del clan de Asaf (</w:t>
       </w:r>
-      <w:hyperlink r:id="rId207">
-        <w:r>
-          <w:rPr>
-            <w:lang w:val="es_ES" w:bidi="es_ES"/>
-          </w:rPr>
-          <w:rPr>
-            <w:color w:val="0000EE"/>
-            <w:u w:val="single"/>
-          </w:rPr>
-          <w:t>Ne 11:22</w:t>
-        </w:r>
-      </w:hyperlink>
+      <w:r>
+        <w:rPr>
+          <w:lang w:val="es_ES" w:bidi="es_ES"/>
+        </w:rPr>
+        <w:t>Ne 11:22</w:t>
+      </w:r>
       <w:r>
         <w:rPr>
           <w:lang w:val="es_ES" w:bidi="es_ES"/>
@@ -7586,18 +6362,12 @@
         </w:rPr>
         <w:t>El jefe de la casa sacerdotal de Jedaía durante los días de Joiacim, el sumo sacerdote (</w:t>
       </w:r>
-      <w:hyperlink r:id="rId208">
-        <w:r>
-          <w:rPr>
-            <w:lang w:val="es_ES" w:bidi="es_ES"/>
-          </w:rPr>
-          <w:rPr>
-            <w:color w:val="0000EE"/>
-            <w:u w:val="single"/>
-          </w:rPr>
-          <w:t>Ne 12:19</w:t>
-        </w:r>
-      </w:hyperlink>
+      <w:r>
+        <w:rPr>
+          <w:lang w:val="es_ES" w:bidi="es_ES"/>
+        </w:rPr>
+        <w:t>Ne 12:19</w:t>
+      </w:r>
       <w:r>
         <w:rPr>
           <w:lang w:val="es_ES" w:bidi="es_ES"/>
@@ -7622,18 +6392,12 @@
         </w:rPr>
         <w:t>Uno de los sacerdotes (o levitas) que ayudaron a dedicar el templo reconstruido (</w:t>
       </w:r>
-      <w:hyperlink r:id="rId209">
-        <w:r>
-          <w:rPr>
-            <w:lang w:val="es_ES" w:bidi="es_ES"/>
-          </w:rPr>
-          <w:rPr>
-            <w:color w:val="0000EE"/>
-            <w:u w:val="single"/>
-          </w:rPr>
-          <w:t>Ne 12:42</w:t>
-        </w:r>
-      </w:hyperlink>
+      <w:r>
+        <w:rPr>
+          <w:lang w:val="es_ES" w:bidi="es_ES"/>
+        </w:rPr>
+        <w:t>Ne 12:42</w:t>
+      </w:r>
       <w:r>
         <w:rPr>
           <w:lang w:val="es_ES" w:bidi="es_ES"/>
@@ -7688,54 +6452,36 @@
         </w:rPr>
         <w:t xml:space="preserve">1. Fue rey de Judá aproximadamente desde el 792 al 740 a.C. (cp. </w:t>
       </w:r>
-      <w:hyperlink r:id="rId210">
-        <w:r>
-          <w:rPr>
-            <w:lang w:val="es_ES" w:bidi="es_ES"/>
-          </w:rPr>
-          <w:rPr>
-            <w:color w:val="0000EE"/>
-            <w:u w:val="single"/>
-          </w:rPr>
-          <w:t>2 Re 14:21–22,</w:t>
-        </w:r>
-      </w:hyperlink>
+      <w:r>
+        <w:rPr>
+          <w:lang w:val="es_ES" w:bidi="es_ES"/>
+        </w:rPr>
+        <w:t>2 Re 14:21–22,</w:t>
+      </w:r>
       <w:r>
         <w:rPr>
           <w:lang w:val="es_ES" w:bidi="es_ES"/>
         </w:rPr>
         <w:t xml:space="preserve"> </w:t>
       </w:r>
-      <w:hyperlink r:id="rId211">
-        <w:r>
-          <w:rPr>
-            <w:lang w:val="es_ES" w:bidi="es_ES"/>
-          </w:rPr>
-          <w:rPr>
-            <w:color w:val="0000EE"/>
-            <w:u w:val="single"/>
-          </w:rPr>
-          <w:t>15:1–7,</w:t>
-        </w:r>
-      </w:hyperlink>
+      <w:r>
+        <w:rPr>
+          <w:lang w:val="es_ES" w:bidi="es_ES"/>
+        </w:rPr>
+        <w:t>15:1–7,</w:t>
+      </w:r>
       <w:r>
         <w:rPr>
           <w:lang w:val="es_ES" w:bidi="es_ES"/>
         </w:rPr>
         <w:t xml:space="preserve"> </w:t>
       </w:r>
-      <w:hyperlink r:id="rId212">
-        <w:r>
-          <w:rPr>
-            <w:lang w:val="es_ES" w:bidi="es_ES"/>
-          </w:rPr>
-          <w:rPr>
-            <w:color w:val="0000EE"/>
-            <w:u w:val="single"/>
-          </w:rPr>
-          <w:t>2 Cro 26:1–23</w:t>
-        </w:r>
-      </w:hyperlink>
+      <w:r>
+        <w:rPr>
+          <w:lang w:val="es_ES" w:bidi="es_ES"/>
+        </w:rPr>
+        <w:t>2 Cro 26:1–23</w:t>
+      </w:r>
       <w:r>
         <w:rPr>
           <w:lang w:val="es_ES" w:bidi="es_ES"/>
@@ -7756,54 +6502,36 @@
         </w:rPr>
         <w:t>Uzías era una persona capaz, enérgica y bien organizada, con muchos intereses diversos. El Señor lo bendijo en todas sus empresas, de modo que prosperó. Se le describe como alguien que “hizo lo recto en ojos de Jehová” (</w:t>
       </w:r>
-      <w:hyperlink r:id="rId213">
-        <w:r>
-          <w:rPr>
-            <w:lang w:val="es_ES" w:bidi="es_ES"/>
-          </w:rPr>
-          <w:rPr>
-            <w:color w:val="0000EE"/>
-            <w:u w:val="single"/>
-          </w:rPr>
-          <w:t>2 Re 15:3</w:t>
-        </w:r>
-      </w:hyperlink>
+      <w:r>
+        <w:rPr>
+          <w:lang w:val="es_ES" w:bidi="es_ES"/>
+        </w:rPr>
+        <w:t>2 Re 15:3</w:t>
+      </w:r>
       <w:r>
         <w:rPr>
           <w:lang w:val="es_ES" w:bidi="es_ES"/>
         </w:rPr>
         <w:t xml:space="preserve">; </w:t>
       </w:r>
-      <w:hyperlink r:id="rId214">
-        <w:r>
-          <w:rPr>
-            <w:lang w:val="es_ES" w:bidi="es_ES"/>
-          </w:rPr>
-          <w:rPr>
-            <w:color w:val="0000EE"/>
-            <w:u w:val="single"/>
-          </w:rPr>
-          <w:t>2 Cro 26:4</w:t>
-        </w:r>
-      </w:hyperlink>
+      <w:r>
+        <w:rPr>
+          <w:lang w:val="es_ES" w:bidi="es_ES"/>
+        </w:rPr>
+        <w:t>2 Cro 26:4</w:t>
+      </w:r>
       <w:r>
         <w:rPr>
           <w:lang w:val="es_ES" w:bidi="es_ES"/>
         </w:rPr>
         <w:t>). Decidió buscar a Dios y acudió a Zacarías (no el profeta posexílico) para recibir instrucción espiritual. Como resultado, “en estos días que él buscó á Jehová, él le prosperó” (</w:t>
       </w:r>
-      <w:hyperlink r:id="rId215">
-        <w:r>
-          <w:rPr>
-            <w:lang w:val="es_ES" w:bidi="es_ES"/>
-          </w:rPr>
-          <w:rPr>
-            <w:color w:val="0000EE"/>
-            <w:u w:val="single"/>
-          </w:rPr>
-          <w:t>2 Cro 26:5</w:t>
-        </w:r>
-      </w:hyperlink>
+      <w:r>
+        <w:rPr>
+          <w:lang w:val="es_ES" w:bidi="es_ES"/>
+        </w:rPr>
+        <w:t>2 Cro 26:5</w:t>
+      </w:r>
       <w:r>
         <w:rPr>
           <w:lang w:val="es_ES" w:bidi="es_ES"/>
@@ -7824,108 +6552,72 @@
         </w:rPr>
         <w:t>Durante su reinado, los profetas del Señor estuvieron activos. Isaías, Oseas y Amós comenzaron su obra profética en la época de Uzías (</w:t>
       </w:r>
-      <w:hyperlink r:id="rId216">
-        <w:r>
-          <w:rPr>
-            <w:lang w:val="es_ES" w:bidi="es_ES"/>
-          </w:rPr>
-          <w:rPr>
-            <w:color w:val="0000EE"/>
-            <w:u w:val="single"/>
-          </w:rPr>
-          <w:t>Is 1:1</w:t>
-        </w:r>
-      </w:hyperlink>
+      <w:r>
+        <w:rPr>
+          <w:lang w:val="es_ES" w:bidi="es_ES"/>
+        </w:rPr>
+        <w:t>Is 1:1</w:t>
+      </w:r>
       <w:r>
         <w:rPr>
           <w:lang w:val="es_ES" w:bidi="es_ES"/>
         </w:rPr>
         <w:t xml:space="preserve">; </w:t>
       </w:r>
-      <w:hyperlink r:id="rId217">
-        <w:r>
-          <w:rPr>
-            <w:lang w:val="es_ES" w:bidi="es_ES"/>
-          </w:rPr>
-          <w:rPr>
-            <w:color w:val="0000EE"/>
-            <w:u w:val="single"/>
-          </w:rPr>
-          <w:t>Os 1:1</w:t>
-        </w:r>
-      </w:hyperlink>
+      <w:r>
+        <w:rPr>
+          <w:lang w:val="es_ES" w:bidi="es_ES"/>
+        </w:rPr>
+        <w:t>Os 1:1</w:t>
+      </w:r>
       <w:r>
         <w:rPr>
           <w:lang w:val="es_ES" w:bidi="es_ES"/>
         </w:rPr>
         <w:t xml:space="preserve">; </w:t>
       </w:r>
-      <w:hyperlink r:id="rId218">
-        <w:r>
-          <w:rPr>
-            <w:lang w:val="es_ES" w:bidi="es_ES"/>
-          </w:rPr>
-          <w:rPr>
-            <w:color w:val="0000EE"/>
-            <w:u w:val="single"/>
-          </w:rPr>
-          <w:t>Am 1:1</w:t>
-        </w:r>
-      </w:hyperlink>
+      <w:r>
+        <w:rPr>
+          <w:lang w:val="es_ES" w:bidi="es_ES"/>
+        </w:rPr>
+        <w:t>Am 1:1</w:t>
+      </w:r>
       <w:r>
         <w:rPr>
           <w:lang w:val="es_ES" w:bidi="es_ES"/>
         </w:rPr>
         <w:t>). Uzías también llevó a cabo campañas militares. Su principal éxito fue contra el antiguo enemigo histórico de Israel, los filisteos. Derribó los muros de Gat, Jabneh y Asdod, y construyó sus propias ciudades en Filistea. También erigió muchas fortificaciones, como torres fortificadas en Jerusalén y en el desierto. Derrotó a algunos árabes y también a los meunitas, y sometió a los amonitas a tributo (</w:t>
       </w:r>
-      <w:hyperlink r:id="rId219">
-        <w:r>
-          <w:rPr>
-            <w:lang w:val="es_ES" w:bidi="es_ES"/>
-          </w:rPr>
-          <w:rPr>
-            <w:color w:val="0000EE"/>
-            <w:u w:val="single"/>
-          </w:rPr>
-          <w:t>2 Cro 27:5–8</w:t>
-        </w:r>
-      </w:hyperlink>
+      <w:r>
+        <w:rPr>
+          <w:lang w:val="es_ES" w:bidi="es_ES"/>
+        </w:rPr>
+        <w:t>2 Cro 27:5–8</w:t>
+      </w:r>
       <w:r>
         <w:rPr>
           <w:lang w:val="es_ES" w:bidi="es_ES"/>
         </w:rPr>
         <w:t>). Uzías contaba con un ejército "apto para la guerra", reclutado según el censo y organizado en divisiones. Había 2 600 oficiales y 307 500 hombres de combate que podían librar la guerra con gran poder. El ejército estaba bien equipado, con armas como lanzas, arcos y piedras de honda, y con equipo defensivo, incluyendo escudos, cascos y cotas de malla (</w:t>
       </w:r>
-      <w:hyperlink r:id="rId220">
-        <w:r>
-          <w:rPr>
-            <w:lang w:val="es_ES" w:bidi="es_ES"/>
-          </w:rPr>
-          <w:rPr>
-            <w:color w:val="0000EE"/>
-            <w:u w:val="single"/>
-          </w:rPr>
-          <w:t>2 Cro 26:14</w:t>
-        </w:r>
-      </w:hyperlink>
+      <w:r>
+        <w:rPr>
+          <w:lang w:val="es_ES" w:bidi="es_ES"/>
+        </w:rPr>
+        <w:t>2 Cro 26:14</w:t>
+      </w:r>
       <w:r>
         <w:rPr>
           <w:lang w:val="es_ES" w:bidi="es_ES"/>
         </w:rPr>
         <w:t xml:space="preserve">). </w:t>
       </w:r>
-      <w:hyperlink r:id="rId221">
-        <w:r>
-          <w:rPr>
-            <w:lang w:val="es_ES" w:bidi="es_ES"/>
-          </w:rPr>
-          <w:rPr>
-            <w:color w:val="0000EE"/>
-            <w:u w:val="single"/>
-          </w:rPr>
-          <w:t>Segundo de Crónicas 26:15</w:t>
-        </w:r>
-      </w:hyperlink>
+      <w:r>
+        <w:rPr>
+          <w:lang w:val="es_ES" w:bidi="es_ES"/>
+        </w:rPr>
+        <w:t>Segundo de Crónicas 26:15</w:t>
+      </w:r>
       <w:r>
         <w:rPr>
           <w:lang w:val="es_ES" w:bidi="es_ES"/>
@@ -7946,18 +6638,12 @@
         </w:rPr>
         <w:t xml:space="preserve">Pero Uzías tuvo una caída lamentable. Como </w:t>
       </w:r>
-      <w:hyperlink r:id="rId222">
-        <w:r>
-          <w:rPr>
-            <w:lang w:val="es_ES" w:bidi="es_ES"/>
-          </w:rPr>
-          <w:rPr>
-            <w:color w:val="0000EE"/>
-            <w:u w:val="single"/>
-          </w:rPr>
-          <w:t>Proverbios 16:18</w:t>
-        </w:r>
-      </w:hyperlink>
+      <w:r>
+        <w:rPr>
+          <w:lang w:val="es_ES" w:bidi="es_ES"/>
+        </w:rPr>
+        <w:t>Proverbios 16:18</w:t>
+      </w:r>
       <w:r>
         <w:rPr>
           <w:lang w:val="es_ES" w:bidi="es_ES"/>
@@ -7978,18 +6664,12 @@
         </w:rPr>
         <w:t>2. Coatita levita y antepasado de Samuel (</w:t>
       </w:r>
-      <w:hyperlink r:id="rId167">
-        <w:r>
-          <w:rPr>
-            <w:lang w:val="es_ES" w:bidi="es_ES"/>
-          </w:rPr>
-          <w:rPr>
-            <w:color w:val="0000EE"/>
-            <w:u w:val="single"/>
-          </w:rPr>
-          <w:t>1 Cro 6:24</w:t>
-        </w:r>
-      </w:hyperlink>
+      <w:r>
+        <w:rPr>
+          <w:lang w:val="es_ES" w:bidi="es_ES"/>
+        </w:rPr>
+        <w:t>1 Cro 6:24</w:t>
+      </w:r>
       <w:r>
         <w:rPr>
           <w:lang w:val="es_ES" w:bidi="es_ES"/>
@@ -8010,18 +6690,12 @@
         </w:rPr>
         <w:t>3. Uno de los valientes de David (</w:t>
       </w:r>
-      <w:hyperlink r:id="rId223">
-        <w:r>
-          <w:rPr>
-            <w:lang w:val="es_ES" w:bidi="es_ES"/>
-          </w:rPr>
-          <w:rPr>
-            <w:color w:val="0000EE"/>
-            <w:u w:val="single"/>
-          </w:rPr>
-          <w:t>1 Cro 11:44</w:t>
-        </w:r>
-      </w:hyperlink>
+      <w:r>
+        <w:rPr>
+          <w:lang w:val="es_ES" w:bidi="es_ES"/>
+        </w:rPr>
+        <w:t>1 Cro 11:44</w:t>
+      </w:r>
       <w:r>
         <w:rPr>
           <w:lang w:val="es_ES" w:bidi="es_ES"/>
@@ -8042,18 +6716,12 @@
         </w:rPr>
         <w:t>4. Padre de Jonatán, quien fue tesorero de David (</w:t>
       </w:r>
-      <w:hyperlink r:id="rId224">
-        <w:r>
-          <w:rPr>
-            <w:lang w:val="es_ES" w:bidi="es_ES"/>
-          </w:rPr>
-          <w:rPr>
-            <w:color w:val="0000EE"/>
-            <w:u w:val="single"/>
-          </w:rPr>
-          <w:t>1 Cro 27:25</w:t>
-        </w:r>
-      </w:hyperlink>
+      <w:r>
+        <w:rPr>
+          <w:lang w:val="es_ES" w:bidi="es_ES"/>
+        </w:rPr>
+        <w:t>1 Cro 27:25</w:t>
+      </w:r>
       <w:r>
         <w:rPr>
           <w:lang w:val="es_ES" w:bidi="es_ES"/>
@@ -8074,41 +6742,17 @@
         </w:rPr>
         <w:t>5. Uno de los cinco hijos de Harim que fue instado por Esdras a divorciarse de su esposa extranjera durante el período posexílico (</w:t>
       </w:r>
-      <w:hyperlink r:id="rId225">
-        <w:r>
-          <w:rPr>
-            <w:lang w:val="es_ES" w:bidi="es_ES"/>
-          </w:rPr>
-          <w:rPr>
-            <w:color w:val="0000EE"/>
-            <w:u w:val="single"/>
-          </w:rPr>
-          <w:t>Esd 10:21</w:t>
-        </w:r>
-      </w:hyperlink>
-      <w:r>
-        <w:rPr>
-          <w:lang w:val="es_ES" w:bidi="es_ES"/>
-        </w:rPr>
-        <w:t xml:space="preserve">; </w:t>
-      </w:r>
-      <w:hyperlink r:id="rId226">
-        <w:r>
-          <w:rPr>
-            <w:lang w:val="es_ES" w:bidi="es_ES"/>
-          </w:rPr>
-          <w:rPr>
-            <w:color w:val="0000EE"/>
-            <w:u w:val="single"/>
-          </w:rPr>
-          <w:t>1 Esd 9:21</w:t>
-        </w:r>
-      </w:hyperlink>
-      <w:r>
-        <w:rPr>
-          <w:lang w:val="es_ES" w:bidi="es_ES"/>
-        </w:rPr>
-        <w:t>).</w:t>
+      <w:r>
+        <w:rPr>
+          <w:lang w:val="es_ES" w:bidi="es_ES"/>
+        </w:rPr>
+        <w:t>Esd 10:21</w:t>
+      </w:r>
+      <w:r>
+        <w:rPr>
+          <w:lang w:val="es_ES" w:bidi="es_ES"/>
+        </w:rPr>
+        <w:t>; 1 Esd 9:21).</w:t>
       </w:r>
     </w:p>
     <w:p>
@@ -8124,18 +6768,12 @@
         </w:rPr>
         <w:t>6. Descendiente de Fares, de la tribu de Judá (</w:t>
       </w:r>
-      <w:hyperlink r:id="rId227">
-        <w:r>
-          <w:rPr>
-            <w:lang w:val="es_ES" w:bidi="es_ES"/>
-          </w:rPr>
-          <w:rPr>
-            <w:color w:val="0000EE"/>
-            <w:u w:val="single"/>
-          </w:rPr>
-          <w:t>Ne 11:4</w:t>
-        </w:r>
-      </w:hyperlink>
+      <w:r>
+        <w:rPr>
+          <w:lang w:val="es_ES" w:bidi="es_ES"/>
+        </w:rPr>
+        <w:t>Ne 11:4</w:t>
+      </w:r>
       <w:r>
         <w:rPr>
           <w:lang w:val="es_ES" w:bidi="es_ES"/>
@@ -8198,126 +6836,84 @@
         </w:rPr>
         <w:t>El hijo más joven de Coat de la tribu de Leví, Uziel, se convirtió en el líder del grupo familiar de los Uzielitas dentro del clan más grande de los Coatitas (</w:t>
       </w:r>
-      <w:hyperlink r:id="rId228">
-        <w:r>
-          <w:rPr>
-            <w:lang w:val="es_ES" w:bidi="es_ES"/>
-          </w:rPr>
-          <w:rPr>
-            <w:color w:val="0000EE"/>
-            <w:u w:val="single"/>
-          </w:rPr>
-          <w:t>Ex 6:18</w:t>
-        </w:r>
-      </w:hyperlink>
+      <w:r>
+        <w:rPr>
+          <w:lang w:val="es_ES" w:bidi="es_ES"/>
+        </w:rPr>
+        <w:t>Ex 6:18</w:t>
+      </w:r>
       <w:r>
         <w:rPr>
           <w:lang w:val="es_ES" w:bidi="es_ES"/>
         </w:rPr>
         <w:t xml:space="preserve">; </w:t>
       </w:r>
-      <w:hyperlink r:id="rId229">
-        <w:r>
-          <w:rPr>
-            <w:lang w:val="es_ES" w:bidi="es_ES"/>
-          </w:rPr>
-          <w:rPr>
-            <w:color w:val="0000EE"/>
-            <w:u w:val="single"/>
-          </w:rPr>
-          <w:t>Nm 3:19,27,30</w:t>
-        </w:r>
-      </w:hyperlink>
+      <w:r>
+        <w:rPr>
+          <w:lang w:val="es_ES" w:bidi="es_ES"/>
+        </w:rPr>
+        <w:t>Nm 3:19,27,30</w:t>
+      </w:r>
       <w:r>
         <w:rPr>
           <w:lang w:val="es_ES" w:bidi="es_ES"/>
         </w:rPr>
         <w:t xml:space="preserve">; </w:t>
       </w:r>
-      <w:hyperlink r:id="rId230">
-        <w:r>
-          <w:rPr>
-            <w:lang w:val="es_ES" w:bidi="es_ES"/>
-          </w:rPr>
-          <w:rPr>
-            <w:color w:val="0000EE"/>
-            <w:u w:val="single"/>
-          </w:rPr>
-          <w:t>1 Cro 26:23</w:t>
-        </w:r>
-      </w:hyperlink>
+      <w:r>
+        <w:rPr>
+          <w:lang w:val="es_ES" w:bidi="es_ES"/>
+        </w:rPr>
+        <w:t>1 Cro 26:23</w:t>
+      </w:r>
       <w:r>
         <w:rPr>
           <w:lang w:val="es_ES" w:bidi="es_ES"/>
         </w:rPr>
         <w:t>). Era el tío de Aarón, y sus hijos Misael y Elzafán llevaron los cuerpos de Nadab y Abiú fuera del campamento después de que desobedecieran la autoridad de Aarón (</w:t>
       </w:r>
-      <w:hyperlink r:id="rId231">
-        <w:r>
-          <w:rPr>
-            <w:lang w:val="es_ES" w:bidi="es_ES"/>
-          </w:rPr>
-          <w:rPr>
-            <w:color w:val="0000EE"/>
-            <w:u w:val="single"/>
-          </w:rPr>
-          <w:t>Ex 6:22,</w:t>
-        </w:r>
-      </w:hyperlink>
+      <w:r>
+        <w:rPr>
+          <w:lang w:val="es_ES" w:bidi="es_ES"/>
+        </w:rPr>
+        <w:t>Ex 6:22,</w:t>
+      </w:r>
       <w:r>
         <w:rPr>
           <w:lang w:val="es_ES" w:bidi="es_ES"/>
         </w:rPr>
         <w:t xml:space="preserve"> </w:t>
       </w:r>
-      <w:hyperlink r:id="rId232">
-        <w:r>
-          <w:rPr>
-            <w:lang w:val="es_ES" w:bidi="es_ES"/>
-          </w:rPr>
-          <w:rPr>
-            <w:color w:val="0000EE"/>
-            <w:u w:val="single"/>
-          </w:rPr>
-          <w:t>Lv 10:4</w:t>
-        </w:r>
-      </w:hyperlink>
+      <w:r>
+        <w:rPr>
+          <w:lang w:val="es_ES" w:bidi="es_ES"/>
+        </w:rPr>
+        <w:t>Lv 10:4</w:t>
+      </w:r>
       <w:r>
         <w:rPr>
           <w:lang w:val="es_ES" w:bidi="es_ES"/>
         </w:rPr>
         <w:t>). Varios de sus descendientes fueron importantes en la historia de Israel. Aminadab dirigió la ceremonia cuando David trasladó el arca a Jerusalén (</w:t>
       </w:r>
-      <w:hyperlink r:id="rId233">
-        <w:r>
-          <w:rPr>
-            <w:lang w:val="es_ES" w:bidi="es_ES"/>
-          </w:rPr>
-          <w:rPr>
-            <w:color w:val="0000EE"/>
-            <w:u w:val="single"/>
-          </w:rPr>
-          <w:t>1 Cro 15:10</w:t>
-        </w:r>
-      </w:hyperlink>
+      <w:r>
+        <w:rPr>
+          <w:lang w:val="es_ES" w:bidi="es_ES"/>
+        </w:rPr>
+        <w:t>1 Cro 15:10</w:t>
+      </w:r>
       <w:r>
         <w:rPr>
           <w:lang w:val="es_ES" w:bidi="es_ES"/>
         </w:rPr>
         <w:t>). Micaía e Isías fueron líderes entre los Levitas durante el reinado del rey Salomón (</w:t>
       </w:r>
-      <w:hyperlink r:id="rId234">
-        <w:r>
-          <w:rPr>
-            <w:lang w:val="es_ES" w:bidi="es_ES"/>
-          </w:rPr>
-          <w:rPr>
-            <w:color w:val="0000EE"/>
-            <w:u w:val="single"/>
-          </w:rPr>
-          <w:t>1 Cro 23:20</w:t>
-        </w:r>
-      </w:hyperlink>
+      <w:r>
+        <w:rPr>
+          <w:lang w:val="es_ES" w:bidi="es_ES"/>
+        </w:rPr>
+        <w:t>1 Cro 23:20</w:t>
+      </w:r>
       <w:r>
         <w:rPr>
           <w:lang w:val="es_ES" w:bidi="es_ES"/>
@@ -8342,18 +6938,12 @@
         </w:rPr>
         <w:t>El hijo de Isi fue uno de los líderes de los guerreros Simeonitas. Estos guerreros derrotaron a los Amalecitas en Seir durante el reinado de Ezequías (</w:t>
       </w:r>
-      <w:hyperlink r:id="rId235">
-        <w:r>
-          <w:rPr>
-            <w:lang w:val="es_ES" w:bidi="es_ES"/>
-          </w:rPr>
-          <w:rPr>
-            <w:color w:val="0000EE"/>
-            <w:u w:val="single"/>
-          </w:rPr>
-          <w:t>1 Cro 4:42</w:t>
-        </w:r>
-      </w:hyperlink>
+      <w:r>
+        <w:rPr>
+          <w:lang w:val="es_ES" w:bidi="es_ES"/>
+        </w:rPr>
+        <w:t>1 Cro 4:42</w:t>
+      </w:r>
       <w:r>
         <w:rPr>
           <w:lang w:val="es_ES" w:bidi="es_ES"/>
@@ -8378,18 +6968,12 @@
         </w:rPr>
         <w:t>Un jefe de clan Benjamita mencionado como hijo de Bela, quien a su vez es hijo de Benjamín (</w:t>
       </w:r>
-      <w:hyperlink r:id="rId205">
-        <w:r>
-          <w:rPr>
-            <w:lang w:val="es_ES" w:bidi="es_ES"/>
-          </w:rPr>
-          <w:rPr>
-            <w:color w:val="0000EE"/>
-            <w:u w:val="single"/>
-          </w:rPr>
-          <w:t>1 Cro 7:7</w:t>
-        </w:r>
-      </w:hyperlink>
+      <w:r>
+        <w:rPr>
+          <w:lang w:val="es_ES" w:bidi="es_ES"/>
+        </w:rPr>
+        <w:t>1 Cro 7:7</w:t>
+      </w:r>
       <w:r>
         <w:rPr>
           <w:lang w:val="es_ES" w:bidi="es_ES"/>
@@ -8414,36 +6998,24 @@
         </w:rPr>
         <w:t>El hijo de Hemán del clan Levita de Asaf (</w:t>
       </w:r>
-      <w:hyperlink r:id="rId236">
-        <w:r>
-          <w:rPr>
-            <w:lang w:val="es_ES" w:bidi="es_ES"/>
-          </w:rPr>
-          <w:rPr>
-            <w:color w:val="0000EE"/>
-            <w:u w:val="single"/>
-          </w:rPr>
-          <w:t>1 Cro 25:4</w:t>
-        </w:r>
-      </w:hyperlink>
+      <w:r>
+        <w:rPr>
+          <w:lang w:val="es_ES" w:bidi="es_ES"/>
+        </w:rPr>
+        <w:t>1 Cro 25:4</w:t>
+      </w:r>
       <w:r>
         <w:rPr>
           <w:lang w:val="es_ES" w:bidi="es_ES"/>
         </w:rPr>
         <w:t>). También se le conoce como Azareel (</w:t>
       </w:r>
-      <w:hyperlink r:id="rId237">
-        <w:r>
-          <w:rPr>
-            <w:lang w:val="es_ES" w:bidi="es_ES"/>
-          </w:rPr>
-          <w:rPr>
-            <w:color w:val="0000EE"/>
-            <w:u w:val="single"/>
-          </w:rPr>
-          <w:t>1 Cro 25:18</w:t>
-        </w:r>
-      </w:hyperlink>
+      <w:r>
+        <w:rPr>
+          <w:lang w:val="es_ES" w:bidi="es_ES"/>
+        </w:rPr>
+        <w:t>1 Cro 25:18</w:t>
+      </w:r>
       <w:r>
         <w:rPr>
           <w:lang w:val="es_ES" w:bidi="es_ES"/>
@@ -8468,18 +7040,12 @@
         </w:rPr>
         <w:t>Un Levita que participó en la reconsagración (la ceremonia para volver a santificar) del templo durante el reinado del rey Ezequías (</w:t>
       </w:r>
-      <w:hyperlink r:id="rId238">
-        <w:r>
-          <w:rPr>
-            <w:lang w:val="es_ES" w:bidi="es_ES"/>
-          </w:rPr>
-          <w:rPr>
-            <w:color w:val="0000EE"/>
-            <w:u w:val="single"/>
-          </w:rPr>
-          <w:t>2 Cro 29:14</w:t>
-        </w:r>
-      </w:hyperlink>
+      <w:r>
+        <w:rPr>
+          <w:lang w:val="es_ES" w:bidi="es_ES"/>
+        </w:rPr>
+        <w:t>2 Cro 29:14</w:t>
+      </w:r>
       <w:r>
         <w:rPr>
           <w:lang w:val="es_ES" w:bidi="es_ES"/>
@@ -8504,36 +7070,24 @@
         </w:rPr>
         <w:t>Un orfebre que participó en la reconstrucción de las puertas de Jerusalén (</w:t>
       </w:r>
-      <w:hyperlink r:id="rId103">
-        <w:r>
-          <w:rPr>
-            <w:lang w:val="es_ES" w:bidi="es_ES"/>
-          </w:rPr>
-          <w:rPr>
-            <w:color w:val="0000EE"/>
-            <w:u w:val="single"/>
-          </w:rPr>
-          <w:t>Ne 3:8</w:t>
-        </w:r>
-      </w:hyperlink>
+      <w:r>
+        <w:rPr>
+          <w:lang w:val="es_ES" w:bidi="es_ES"/>
+        </w:rPr>
+        <w:t>Ne 3:8</w:t>
+      </w:r>
       <w:r>
         <w:rPr>
           <w:lang w:val="es_ES" w:bidi="es_ES"/>
         </w:rPr>
         <w:t xml:space="preserve">). Su nombre sugiere que probablemente era un sacerdote encargado de fabricar y reparar los instrumentos y recipientes utilizados en el templo (comparar </w:t>
       </w:r>
-      <w:hyperlink r:id="rId239">
-        <w:r>
-          <w:rPr>
-            <w:lang w:val="es_ES" w:bidi="es_ES"/>
-          </w:rPr>
-          <w:rPr>
-            <w:color w:val="0000EE"/>
-            <w:u w:val="single"/>
-          </w:rPr>
-          <w:t>1 Cro 9:29</w:t>
-        </w:r>
-      </w:hyperlink>
+      <w:r>
+        <w:rPr>
+          <w:lang w:val="es_ES" w:bidi="es_ES"/>
+        </w:rPr>
+        <w:t>1 Cro 9:29</w:t>
+      </w:r>
       <w:r>
         <w:rPr>
           <w:lang w:val="es_ES" w:bidi="es_ES"/>
